--- a/public/plantilla-empleo-sin-barreras.docx
+++ b/public/plantilla-empleo-sin-barreras.docx
@@ -1,10 +1,10 @@
 
 <file path=word/document.xml><?xml version="1.0" encoding="utf-8"?>
-<w:document xmlns:wpc="http://schemas.microsoft.com/office/word/2010/wordprocessingCanvas" xmlns:cx="http://schemas.microsoft.com/office/drawing/2014/chartex" xmlns:cx1="http://schemas.microsoft.com/office/drawing/2015/9/8/chartex" xmlns:cx2="http://schemas.microsoft.com/office/drawing/2015/10/21/chartex" xmlns:cx3="http://schemas.microsoft.com/office/drawing/2016/5/9/chartex" xmlns:cx4="http://schemas.microsoft.com/office/drawing/2016/5/10/chartex" xmlns:cx5="http://schemas.microsoft.com/office/drawing/2016/5/11/chartex" xmlns:cx6="http://schemas.microsoft.com/office/drawing/2016/5/12/chartex" xmlns:cx7="http://schemas.microsoft.com/office/drawing/2016/5/13/chartex" xmlns:cx8="http://schemas.microsoft.com/office/drawing/2016/5/14/chartex" xmlns:mc="http://schemas.openxmlformats.org/markup-compatibility/2006" xmlns:aink="http://schemas.microsoft.com/office/drawing/2016/ink" xmlns:am3d="http://schemas.microsoft.com/office/drawing/2017/model3d" xmlns:o="urn:schemas-microsoft-com:office:office" xmlns:oel="http://schemas.microsoft.com/office/2019/extlst" xmlns:r="http://schemas.openxmlformats.org/officeDocument/2006/relationships" xmlns:m="http://schemas.openxmlformats.org/officeDocument/2006/math" xmlns:v="urn:schemas-microsoft-com:vml" xmlns:wp14="http://schemas.microsoft.com/office/word/2010/wordprocessingDrawing" xmlns:wp="http://schemas.openxmlformats.org/drawingml/2006/wordprocessingDrawing" xmlns:w10="urn:schemas-microsoft-com:office:word" xmlns:w="http://schemas.openxmlformats.org/wordprocessingml/2006/main" xmlns:w14="http://schemas.microsoft.com/office/word/2010/wordml" xmlns:w15="http://schemas.microsoft.com/office/word/2012/wordml" xmlns:w16cex="http://schemas.microsoft.com/office/word/2018/wordml/cex" xmlns:w16cid="http://schemas.microsoft.com/office/word/2016/wordml/cid" xmlns:w16="http://schemas.microsoft.com/office/word/2018/wordml" xmlns:w16du="http://schemas.microsoft.com/office/word/2023/wordml/word16du" xmlns:w16sdtdh="http://schemas.microsoft.com/office/word/2020/wordml/sdtdatahash" xmlns:w16sdtfl="http://schemas.microsoft.com/office/word/2024/wordml/sdtformatlock" xmlns:w16se="http://schemas.microsoft.com/office/word/2015/wordml/symex" xmlns:wpg="http://schemas.microsoft.com/office/word/2010/wordprocessingGroup" xmlns:wpi="http://schemas.microsoft.com/office/word/2010/wordprocessingInk" xmlns:wne="http://schemas.microsoft.com/office/word/2006/wordml" xmlns:wps="http://schemas.microsoft.com/office/word/2010/wordprocessingShape" xmlns:a="http://schemas.openxmlformats.org/drawingml/2006/main" xmlns:a14="http://schemas.microsoft.com/office/drawing/2010/main" mc:Ignorable="w14 w15 w16se w16cid w16 w16cex w16sdtdh w16sdtfl w16du wp14">
+<w:document xmlns:wpc="http://schemas.microsoft.com/office/word/2010/wordprocessingCanvas" xmlns:cx="http://schemas.microsoft.com/office/drawing/2014/chartex" xmlns:cx1="http://schemas.microsoft.com/office/drawing/2015/9/8/chartex" xmlns:cx2="http://schemas.microsoft.com/office/drawing/2015/10/21/chartex" xmlns:cx3="http://schemas.microsoft.com/office/drawing/2016/5/9/chartex" xmlns:cx4="http://schemas.microsoft.com/office/drawing/2016/5/10/chartex" xmlns:cx5="http://schemas.microsoft.com/office/drawing/2016/5/11/chartex" xmlns:cx6="http://schemas.microsoft.com/office/drawing/2016/5/12/chartex" xmlns:cx7="http://schemas.microsoft.com/office/drawing/2016/5/13/chartex" xmlns:cx8="http://schemas.microsoft.com/office/drawing/2016/5/14/chartex" xmlns:mc="http://schemas.openxmlformats.org/markup-compatibility/2006" xmlns:aink="http://schemas.microsoft.com/office/drawing/2016/ink" xmlns:am3d="http://schemas.microsoft.com/office/drawing/2017/model3d" xmlns:o="urn:schemas-microsoft-com:office:office" xmlns:oel="http://schemas.microsoft.com/office/2019/extlst" xmlns:r="http://schemas.openxmlformats.org/officeDocument/2006/relationships" xmlns:m="http://schemas.openxmlformats.org/officeDocument/2006/math" xmlns:v="urn:schemas-microsoft-com:vml" xmlns:wp14="http://schemas.microsoft.com/office/word/2010/wordprocessingDrawing" xmlns:wp="http://schemas.openxmlformats.org/drawingml/2006/wordprocessingDrawing" xmlns:w10="urn:schemas-microsoft-com:office:word" xmlns:w="http://schemas.openxmlformats.org/wordprocessingml/2006/main" xmlns:w14="http://schemas.microsoft.com/office/word/2010/wordml" xmlns:w15="http://schemas.microsoft.com/office/word/2012/wordml" xmlns:w16cex="http://schemas.microsoft.com/office/word/2018/wordml/cex" xmlns:w16cid="http://schemas.microsoft.com/office/word/2016/wordml/cid" xmlns:w16="http://schemas.microsoft.com/office/word/2018/wordml" xmlns:w16du="http://schemas.microsoft.com/office/word/2023/wordml/word16du" xmlns:w16sdtdh="http://schemas.microsoft.com/office/word/2020/wordml/sdtdatahash" xmlns:w16sdtfl="http://schemas.microsoft.com/office/word/2024/wordml/sdtformatlock" xmlns:w16se="http://schemas.microsoft.com/office/word/2015/wordml/symex" xmlns:wpg="http://schemas.microsoft.com/office/word/2010/wordprocessingGroup" xmlns:wpi="http://schemas.microsoft.com/office/word/2010/wordprocessingInk" xmlns:wne="http://schemas.microsoft.com/office/word/2006/wordml" xmlns:wps="http://schemas.microsoft.com/office/word/2010/wordprocessingShape" mc:Ignorable="w14 w15 w16se w16cid w16 w16cex w16sdtdh w16sdtfl w16du wp14">
   <w:body>
     <w:p>
       <w:pPr>
-        <w:pStyle w:val="BodyText"/>
+        <w:pStyle w:val="Textoindependiente"/>
         <w:spacing w:before="8"/>
         <w:ind w:left="1134" w:right="1278"/>
         <w:rPr>
@@ -70,15 +70,7 @@
           <w:sz w:val="28"/>
           <w:szCs w:val="28"/>
         </w:rPr>
-        <w:t xml:space="preserve">Con la colaboración de </w:t>
-      </w:r>
-      <w:r>
-        <w:rPr>
-          <w:color w:val="404040" w:themeColor="text1" w:themeTint="BF"/>
-          <w:sz w:val="28"/>
-          <w:szCs w:val="28"/>
-        </w:rPr>
-        <w:t>{{NOMBRE_EMPRESA}}</w:t>
+        <w:t>Con la colaboración de {{NOMBRE_EMPRESA}}</w:t>
       </w:r>
     </w:p>
     <w:p>
@@ -115,7 +107,29 @@
           <w:szCs w:val="24"/>
         </w:rPr>
         <w:tab/>
-        <w:t>Para la mejora de la empleabilidad y la inserción socio-laboral de personas con discapacidad fomentando así el empleo socialmente responsable</w:t>
+        <w:t xml:space="preserve">Para la mejora de la empleabilidad y la inserción </w:t>
+      </w:r>
+      <w:proofErr w:type="gramStart"/>
+      <w:r>
+        <w:rPr>
+          <w:b/>
+          <w:bCs/>
+          <w:color w:val="7F7F7F" w:themeColor="text1" w:themeTint="80"/>
+          <w:sz w:val="24"/>
+          <w:szCs w:val="24"/>
+        </w:rPr>
+        <w:t>socio-laboral</w:t>
+      </w:r>
+      <w:proofErr w:type="gramEnd"/>
+      <w:r>
+        <w:rPr>
+          <w:b/>
+          <w:bCs/>
+          <w:color w:val="7F7F7F" w:themeColor="text1" w:themeTint="80"/>
+          <w:sz w:val="24"/>
+          <w:szCs w:val="24"/>
+        </w:rPr>
+        <w:t xml:space="preserve"> de personas con discapacidad fomentando así el empleo socialmente responsable</w:t>
       </w:r>
     </w:p>
     <w:p>
@@ -132,7 +146,7 @@
     </w:p>
     <w:tbl>
       <w:tblPr>
-        <w:tblStyle w:val="PlainTable2"/>
+        <w:tblStyle w:val="Tablanormal2"/>
         <w:tblW w:w="0" w:type="auto"/>
         <w:tblInd w:w="2052" w:type="dxa"/>
         <w:tblLook w:val="04A0" w:firstRow="1" w:lastRow="0" w:firstColumn="1" w:lastColumn="0" w:noHBand="0" w:noVBand="1"/>
@@ -190,17 +204,7 @@
                 <w:sz w:val="24"/>
                 <w:szCs w:val="24"/>
               </w:rPr>
-              <w:t xml:space="preserve">Duración del proyecto: </w:t>
-            </w:r>
-            <w:r>
-              <w:rPr>
-                <w:b w:val="0"/>
-                <w:bCs w:val="0"/>
-                <w:color w:val="7F7F7F" w:themeColor="text1" w:themeTint="80"/>
-                <w:sz w:val="24"/>
-                <w:szCs w:val="24"/>
-              </w:rPr>
-              <w:t>{{DURACION}}</w:t>
+              <w:t>Duración del proyecto: {{DURACION}}</w:t>
             </w:r>
           </w:p>
           <w:p>
@@ -224,8 +228,9 @@
                 <w:sz w:val="24"/>
                 <w:szCs w:val="24"/>
               </w:rPr>
-              <w:t xml:space="preserve">Fecha de inicio:  </w:t>
+              <w:t>Fecha de inicio</w:t>
             </w:r>
+            <w:proofErr w:type="gramStart"/>
             <w:r>
               <w:rPr>
                 <w:b w:val="0"/>
@@ -234,7 +239,18 @@
                 <w:sz w:val="24"/>
                 <w:szCs w:val="24"/>
               </w:rPr>
-              <w:t>{{FECHA_INICIO}}</w:t>
+              <w:t>:  {</w:t>
+            </w:r>
+            <w:proofErr w:type="gramEnd"/>
+            <w:r>
+              <w:rPr>
+                <w:b w:val="0"/>
+                <w:bCs w:val="0"/>
+                <w:color w:val="7F7F7F" w:themeColor="text1" w:themeTint="80"/>
+                <w:sz w:val="24"/>
+                <w:szCs w:val="24"/>
+              </w:rPr>
+              <w:t>{FECHA_INICIO}}</w:t>
             </w:r>
           </w:p>
           <w:p>
@@ -258,17 +274,7 @@
                 <w:sz w:val="24"/>
                 <w:szCs w:val="24"/>
               </w:rPr>
-              <w:t xml:space="preserve">Entidad Financiadora: </w:t>
-            </w:r>
-            <w:r>
-              <w:rPr>
-                <w:b w:val="0"/>
-                <w:bCs w:val="0"/>
-                <w:color w:val="7F7F7F" w:themeColor="text1" w:themeTint="80"/>
-                <w:sz w:val="24"/>
-                <w:szCs w:val="24"/>
-              </w:rPr>
-              <w:t>{{NOMBRE_EMPRESA}}</w:t>
+              <w:t>Entidad Financiadora: {{NOMBRE_EMPRESA}}</w:t>
             </w:r>
           </w:p>
           <w:p>
@@ -316,17 +322,7 @@
                 <w:sz w:val="24"/>
                 <w:szCs w:val="24"/>
               </w:rPr>
-              <w:t xml:space="preserve">Cuantía anual del proyecto: </w:t>
-            </w:r>
-            <w:r>
-              <w:rPr>
-                <w:b w:val="0"/>
-                <w:bCs w:val="0"/>
-                <w:color w:val="7F7F7F" w:themeColor="text1" w:themeTint="80"/>
-                <w:sz w:val="24"/>
-                <w:szCs w:val="24"/>
-              </w:rPr>
-              <w:t>{{IMPORTE_CUERPO}}</w:t>
+              <w:t>Cuantía anual del proyecto: {{IMPORTE_CUERPO}}</w:t>
             </w:r>
           </w:p>
           <w:p>
@@ -364,7 +360,7 @@
     </w:p>
     <w:p>
       <w:pPr>
-        <w:pStyle w:val="Heading2"/>
+        <w:pStyle w:val="Ttulo2"/>
         <w:ind w:left="1134" w:right="1278"/>
         <w:jc w:val="both"/>
       </w:pPr>
@@ -438,24 +434,12 @@
         <w:rPr>
           <w:color w:val="000000" w:themeColor="text1"/>
         </w:rPr>
-        <w:t xml:space="preserve"> impulsado por Fundación Integra y financiado por </w:t>
-      </w:r>
-      <w:r>
-        <w:rPr>
-          <w:color w:val="000000" w:themeColor="text1"/>
-        </w:rPr>
-        <w:t>{{NOMBRE_EMPRESA}}</w:t>
-      </w:r>
-      <w:r>
-        <w:rPr>
-          <w:color w:val="000000" w:themeColor="text1"/>
-        </w:rPr>
-        <w:t xml:space="preserve">. </w:t>
-      </w:r>
-    </w:p>
-    <w:p>
-      <w:pPr>
-        <w:pStyle w:val="BodyText"/>
+        <w:t xml:space="preserve"> impulsado por Fundación Integra y financiado por {{NOMBRE_EMPRESA}}. </w:t>
+      </w:r>
+    </w:p>
+    <w:p>
+      <w:pPr>
+        <w:pStyle w:val="Textoindependiente"/>
         <w:spacing w:before="8"/>
         <w:ind w:left="1134" w:right="1278"/>
         <w:jc w:val="both"/>
@@ -507,7 +491,7 @@
     </w:p>
     <w:p>
       <w:pPr>
-        <w:pStyle w:val="ListParagraph"/>
+        <w:pStyle w:val="Prrafodelista"/>
         <w:numPr>
           <w:ilvl w:val="0"/>
           <w:numId w:val="8"/>
@@ -530,7 +514,7 @@
     </w:p>
     <w:p>
       <w:pPr>
-        <w:pStyle w:val="ListParagraph"/>
+        <w:pStyle w:val="Prrafodelista"/>
         <w:numPr>
           <w:ilvl w:val="0"/>
           <w:numId w:val="8"/>
@@ -553,7 +537,7 @@
     </w:p>
     <w:p>
       <w:pPr>
-        <w:pStyle w:val="ListParagraph"/>
+        <w:pStyle w:val="Prrafodelista"/>
         <w:numPr>
           <w:ilvl w:val="0"/>
           <w:numId w:val="8"/>
@@ -576,7 +560,7 @@
     </w:p>
     <w:p>
       <w:pPr>
-        <w:pStyle w:val="ListParagraph"/>
+        <w:pStyle w:val="Prrafodelista"/>
         <w:numPr>
           <w:ilvl w:val="0"/>
           <w:numId w:val="8"/>
@@ -599,7 +583,7 @@
     </w:p>
     <w:p>
       <w:pPr>
-        <w:pStyle w:val="ListParagraph"/>
+        <w:pStyle w:val="Prrafodelista"/>
         <w:numPr>
           <w:ilvl w:val="0"/>
           <w:numId w:val="8"/>
@@ -649,19 +633,7 @@
         <w:rPr>
           <w:color w:val="000000" w:themeColor="text1"/>
         </w:rPr>
-        <w:t xml:space="preserve">El proyecto tendrá una duración de </w:t>
-      </w:r>
-      <w:r>
-        <w:rPr>
-          <w:color w:val="000000" w:themeColor="text1"/>
-        </w:rPr>
-        <w:t>{{DURACION}}</w:t>
-      </w:r>
-      <w:r>
-        <w:rPr>
-          <w:color w:val="000000" w:themeColor="text1"/>
-        </w:rPr>
-        <w:t xml:space="preserve"/>
+        <w:t>El proyecto tendrá una duración de {{DURACION}}</w:t>
       </w:r>
       <w:r>
         <w:rPr>
@@ -730,7 +702,7 @@
     </w:p>
     <w:p>
       <w:pPr>
-        <w:pStyle w:val="ListParagraph"/>
+        <w:pStyle w:val="Prrafodelista"/>
         <w:numPr>
           <w:ilvl w:val="0"/>
           <w:numId w:val="20"/>
@@ -753,7 +725,7 @@
     </w:p>
     <w:p>
       <w:pPr>
-        <w:pStyle w:val="ListParagraph"/>
+        <w:pStyle w:val="Prrafodelista"/>
         <w:numPr>
           <w:ilvl w:val="0"/>
           <w:numId w:val="20"/>
@@ -776,7 +748,7 @@
     </w:p>
     <w:p>
       <w:pPr>
-        <w:pStyle w:val="ListParagraph"/>
+        <w:pStyle w:val="Prrafodelista"/>
         <w:numPr>
           <w:ilvl w:val="0"/>
           <w:numId w:val="20"/>
@@ -799,7 +771,7 @@
     </w:p>
     <w:p>
       <w:pPr>
-        <w:pStyle w:val="ListParagraph"/>
+        <w:pStyle w:val="Prrafodelista"/>
         <w:numPr>
           <w:ilvl w:val="0"/>
           <w:numId w:val="20"/>
@@ -822,7 +794,7 @@
     </w:p>
     <w:p>
       <w:pPr>
-        <w:pStyle w:val="ListParagraph"/>
+        <w:pStyle w:val="Prrafodelista"/>
         <w:tabs>
           <w:tab w:val="left" w:pos="1921"/>
         </w:tabs>
@@ -839,7 +811,7 @@
         <w:ind w:left="1134" w:right="1278"/>
         <w:jc w:val="both"/>
         <w:rPr>
-          <w:color w:val="000000" w:themeColor="text1" w:themeTint="FF" w:themeShade="FF"/>
+          <w:color w:val="000000" w:themeColor="text1"/>
         </w:rPr>
       </w:pPr>
     </w:p>
@@ -849,11 +821,11 @@
         <w:ind w:left="1134" w:right="1278"/>
         <w:jc w:val="both"/>
         <w:rPr>
-          <w:color w:val="000000" w:themeColor="text1" w:themeTint="FF" w:themeShade="FF"/>
-        </w:rPr>
-      </w:pPr>
-    </w:p>
-    <w:p w14:noSpellErr="1">
+          <w:color w:val="000000" w:themeColor="text1"/>
+        </w:rPr>
+      </w:pPr>
+    </w:p>
+    <w:p>
       <w:pPr>
         <w:spacing w:line="276" w:lineRule="auto"/>
         <w:ind w:left="1134" w:right="1278"/>
@@ -867,6 +839,7 @@
           <w:color w:val="000000" w:themeColor="text1"/>
           <w:spacing w:val="-1"/>
         </w:rPr>
+        <w:lastRenderedPageBreak/>
         <w:t>Esta</w:t>
       </w:r>
       <w:r>
@@ -960,16 +933,16 @@
       </w:r>
       <w:r>
         <w:rPr>
-          <w:b w:val="1"/>
-          <w:bCs w:val="1"/>
+          <w:b/>
+          <w:bCs/>
           <w:color w:val="000000" w:themeColor="text1"/>
         </w:rPr>
         <w:t>Objetivos</w:t>
       </w:r>
       <w:r>
         <w:rPr>
-          <w:b w:val="1"/>
-          <w:bCs w:val="1"/>
+          <w:b/>
+          <w:bCs/>
           <w:color w:val="000000" w:themeColor="text1"/>
           <w:spacing w:val="-9"/>
         </w:rPr>
@@ -977,16 +950,16 @@
       </w:r>
       <w:r>
         <w:rPr>
-          <w:b w:val="1"/>
-          <w:bCs w:val="1"/>
+          <w:b/>
+          <w:bCs/>
           <w:color w:val="000000" w:themeColor="text1"/>
         </w:rPr>
         <w:t>de</w:t>
       </w:r>
       <w:r>
         <w:rPr>
-          <w:b w:val="1"/>
-          <w:bCs w:val="1"/>
+          <w:b/>
+          <w:bCs/>
           <w:color w:val="000000" w:themeColor="text1"/>
           <w:spacing w:val="-10"/>
         </w:rPr>
@@ -994,16 +967,16 @@
       </w:r>
       <w:r>
         <w:rPr>
-          <w:b w:val="1"/>
-          <w:bCs w:val="1"/>
+          <w:b/>
+          <w:bCs/>
           <w:color w:val="000000" w:themeColor="text1"/>
         </w:rPr>
         <w:t>Desarrollo</w:t>
       </w:r>
       <w:r>
         <w:rPr>
-          <w:b w:val="1"/>
-          <w:bCs w:val="1"/>
+          <w:b/>
+          <w:bCs/>
           <w:color w:val="000000" w:themeColor="text1"/>
           <w:spacing w:val="-9"/>
         </w:rPr>
@@ -1011,16 +984,16 @@
       </w:r>
       <w:r>
         <w:rPr>
-          <w:b w:val="1"/>
-          <w:bCs w:val="1"/>
+          <w:b/>
+          <w:bCs/>
           <w:color w:val="000000" w:themeColor="text1"/>
         </w:rPr>
         <w:t>Sostenible</w:t>
       </w:r>
       <w:r>
         <w:rPr>
-          <w:b w:val="1"/>
-          <w:bCs w:val="1"/>
+          <w:b/>
+          <w:bCs/>
           <w:color w:val="000000" w:themeColor="text1"/>
           <w:spacing w:val="-8"/>
         </w:rPr>
@@ -1054,16 +1027,16 @@
       </w:r>
       <w:r>
         <w:rPr>
-          <w:b w:val="1"/>
-          <w:bCs w:val="1"/>
+          <w:b/>
+          <w:bCs/>
           <w:color w:val="000000" w:themeColor="text1"/>
         </w:rPr>
         <w:t>Agenda</w:t>
       </w:r>
       <w:r>
         <w:rPr>
-          <w:b w:val="1"/>
-          <w:bCs w:val="1"/>
+          <w:b/>
+          <w:bCs/>
           <w:color w:val="000000" w:themeColor="text1"/>
           <w:spacing w:val="-9"/>
         </w:rPr>
@@ -1071,16 +1044,16 @@
       </w:r>
       <w:r>
         <w:rPr>
-          <w:b w:val="1"/>
-          <w:bCs w:val="1"/>
+          <w:b/>
+          <w:bCs/>
           <w:color w:val="000000" w:themeColor="text1"/>
         </w:rPr>
         <w:t>2030</w:t>
       </w:r>
       <w:r>
         <w:rPr>
-          <w:b w:val="1"/>
-          <w:bCs w:val="1"/>
+          <w:b/>
+          <w:bCs/>
           <w:color w:val="000000" w:themeColor="text1"/>
           <w:spacing w:val="-47"/>
         </w:rPr>
@@ -1127,8 +1100,8 @@
       </w:r>
       <w:r>
         <w:rPr>
-          <w:b w:val="1"/>
-          <w:bCs w:val="1"/>
+          <w:b/>
+          <w:bCs/>
           <w:color w:val="000000" w:themeColor="text1"/>
         </w:rPr>
         <w:t>6 ODS</w:t>
@@ -1174,16 +1147,16 @@
       </w:r>
       <w:r>
         <w:rPr>
-          <w:b w:val="1"/>
-          <w:bCs w:val="1"/>
+          <w:b/>
+          <w:bCs/>
           <w:color w:val="000000" w:themeColor="text1"/>
         </w:rPr>
         <w:t>dimensión</w:t>
       </w:r>
       <w:r>
         <w:rPr>
-          <w:b w:val="1"/>
-          <w:bCs w:val="1"/>
+          <w:b/>
+          <w:bCs/>
           <w:color w:val="000000" w:themeColor="text1"/>
           <w:spacing w:val="-4"/>
         </w:rPr>
@@ -1191,16 +1164,16 @@
       </w:r>
       <w:r>
         <w:rPr>
-          <w:b w:val="1"/>
-          <w:bCs w:val="1"/>
+          <w:b/>
+          <w:bCs/>
           <w:color w:val="000000" w:themeColor="text1"/>
         </w:rPr>
         <w:t>social,</w:t>
       </w:r>
       <w:r>
         <w:rPr>
-          <w:b w:val="1"/>
-          <w:bCs w:val="1"/>
+          <w:b/>
+          <w:bCs/>
           <w:color w:val="000000" w:themeColor="text1"/>
           <w:spacing w:val="-4"/>
         </w:rPr>
@@ -1253,8 +1226,8 @@
       </w:r>
       <w:r>
         <w:rPr>
-          <w:b w:val="1"/>
-          <w:bCs w:val="1"/>
+          <w:b/>
+          <w:bCs/>
           <w:color w:val="000000" w:themeColor="text1"/>
         </w:rPr>
         <w:t xml:space="preserve">sostenibilidad </w:t>
@@ -1294,7 +1267,7 @@
     </w:p>
     <w:p>
       <w:pPr>
-        <w:pStyle w:val="Heading2"/>
+        <w:pStyle w:val="Ttulo2"/>
         <w:ind w:left="0" w:right="1278"/>
         <w:jc w:val="both"/>
         <w:rPr>
@@ -1304,7 +1277,7 @@
     </w:p>
     <w:p>
       <w:pPr>
-        <w:pStyle w:val="Heading2"/>
+        <w:pStyle w:val="Ttulo2"/>
         <w:ind w:left="1134" w:right="1278"/>
         <w:jc w:val="both"/>
       </w:pPr>
@@ -1343,7 +1316,23 @@
           <w:rFonts w:cstheme="minorHAnsi"/>
           <w:szCs w:val="24"/>
         </w:rPr>
-        <w:t>"Cuando aseguramos los derechos de las personas con discapacidad, estamos invirtiendo en un futuro común". António Guterres, Secretario General de la ONU.</w:t>
+        <w:t xml:space="preserve">"Cuando aseguramos los derechos de las personas con discapacidad, estamos invirtiendo en un futuro común". António Guterres, </w:t>
+      </w:r>
+      <w:proofErr w:type="gramStart"/>
+      <w:r>
+        <w:rPr>
+          <w:rFonts w:cstheme="minorHAnsi"/>
+          <w:szCs w:val="24"/>
+        </w:rPr>
+        <w:t>Secretario General</w:t>
+      </w:r>
+      <w:proofErr w:type="gramEnd"/>
+      <w:r>
+        <w:rPr>
+          <w:rFonts w:cstheme="minorHAnsi"/>
+          <w:szCs w:val="24"/>
+        </w:rPr>
+        <w:t xml:space="preserve"> de la ONU.</w:t>
       </w:r>
     </w:p>
     <w:p>
@@ -2267,7 +2256,7 @@
     </w:p>
     <w:p>
       <w:pPr>
-        <w:pStyle w:val="Heading2"/>
+        <w:pStyle w:val="Ttulo2"/>
         <w:ind w:left="1134" w:right="1278"/>
         <w:jc w:val="both"/>
         <w:rPr>
@@ -2277,7 +2266,7 @@
     </w:p>
     <w:p>
       <w:pPr>
-        <w:pStyle w:val="Heading2"/>
+        <w:pStyle w:val="Ttulo2"/>
         <w:ind w:left="1134" w:right="1278"/>
         <w:jc w:val="both"/>
         <w:rPr>
@@ -2333,7 +2322,6 @@
         <w:rPr>
           <w:rFonts w:cstheme="minorBidi"/>
           <w:noProof/>
-          <w:highlight w:val="yellow"/>
         </w:rPr>
         <w:t xml:space="preserve"> </w:t>
       </w:r>
@@ -2344,16 +2332,7 @@
           <w:bCs/>
           <w:noProof/>
         </w:rPr>
-        <w:t>personas</w:t>
-      </w:r>
-      <w:r>
-        <w:rPr>
-          <w:rFonts w:cstheme="minorBidi"/>
-          <w:b/>
-          <w:bCs/>
-          <w:noProof/>
-        </w:rPr>
-        <w:t xml:space="preserve"> con discapacidad cada año. </w:t>
+        <w:t xml:space="preserve">personas con discapacidad cada año. </w:t>
       </w:r>
       <w:r>
         <w:rPr>
@@ -2367,12 +2346,20 @@
           <w:rFonts w:eastAsia="Times New Roman" w:cstheme="minorBidi"/>
           <w:lang w:eastAsia="es-ES"/>
         </w:rPr>
-        <w:t>os beneficiarios deberán:</w:t>
-      </w:r>
-    </w:p>
-    <w:p>
-      <w:pPr>
-        <w:pStyle w:val="ListParagraph"/>
+        <w:t xml:space="preserve">os </w:t>
+      </w:r>
+      <w:r>
+        <w:rPr>
+          <w:rFonts w:eastAsia="Times New Roman" w:cstheme="minorBidi"/>
+          <w:lang w:eastAsia="es-ES"/>
+        </w:rPr>
+        <w:lastRenderedPageBreak/>
+        <w:t>beneficiarios deberán:</w:t>
+      </w:r>
+    </w:p>
+    <w:p>
+      <w:pPr>
+        <w:pStyle w:val="Prrafodelista"/>
         <w:widowControl/>
         <w:numPr>
           <w:ilvl w:val="0"/>
@@ -2422,7 +2409,7 @@
     </w:p>
     <w:p>
       <w:pPr>
-        <w:pStyle w:val="ListParagraph"/>
+        <w:pStyle w:val="Prrafodelista"/>
         <w:widowControl/>
         <w:numPr>
           <w:ilvl w:val="0"/>
@@ -2553,7 +2540,7 @@
     </w:p>
     <w:p>
       <w:pPr>
-        <w:pStyle w:val="ListParagraph"/>
+        <w:pStyle w:val="Prrafodelista"/>
         <w:widowControl/>
         <w:numPr>
           <w:ilvl w:val="0"/>
@@ -2584,7 +2571,7 @@
     </w:p>
     <w:p>
       <w:pPr>
-        <w:pStyle w:val="ListParagraph"/>
+        <w:pStyle w:val="Prrafodelista"/>
         <w:widowControl/>
         <w:numPr>
           <w:ilvl w:val="0"/>
@@ -2615,7 +2602,7 @@
     </w:p>
     <w:p>
       <w:pPr>
-        <w:pStyle w:val="ListParagraph"/>
+        <w:pStyle w:val="Prrafodelista"/>
         <w:widowControl/>
         <w:numPr>
           <w:ilvl w:val="0"/>
@@ -2641,12 +2628,32 @@
           <w:szCs w:val="24"/>
           <w:lang w:eastAsia="es-ES"/>
         </w:rPr>
-        <w:t>Tienen necesidad de formación en competencias socio-laborales para mejorar su perfil de empleo</w:t>
-      </w:r>
-    </w:p>
-    <w:p>
-      <w:pPr>
-        <w:pStyle w:val="ListParagraph"/>
+        <w:t xml:space="preserve">Tienen necesidad de formación en competencias </w:t>
+      </w:r>
+      <w:proofErr w:type="gramStart"/>
+      <w:r>
+        <w:rPr>
+          <w:rFonts w:eastAsia="Times New Roman" w:cstheme="minorHAnsi"/>
+          <w:bCs/>
+          <w:szCs w:val="24"/>
+          <w:lang w:eastAsia="es-ES"/>
+        </w:rPr>
+        <w:t>socio-laborales</w:t>
+      </w:r>
+      <w:proofErr w:type="gramEnd"/>
+      <w:r>
+        <w:rPr>
+          <w:rFonts w:eastAsia="Times New Roman" w:cstheme="minorHAnsi"/>
+          <w:bCs/>
+          <w:szCs w:val="24"/>
+          <w:lang w:eastAsia="es-ES"/>
+        </w:rPr>
+        <w:t xml:space="preserve"> para mejorar su perfil de empleo</w:t>
+      </w:r>
+    </w:p>
+    <w:p>
+      <w:pPr>
+        <w:pStyle w:val="Prrafodelista"/>
         <w:widowControl/>
         <w:numPr>
           <w:ilvl w:val="0"/>
@@ -2672,12 +2679,32 @@
           <w:szCs w:val="24"/>
           <w:lang w:eastAsia="es-ES"/>
         </w:rPr>
-        <w:t>En el momento inicial de la incorporación a la empresa, las personas con discapacidad, pueden necesitar adaptación al puesto de trabajo.</w:t>
-      </w:r>
-    </w:p>
-    <w:p>
-      <w:pPr>
-        <w:pStyle w:val="ListParagraph"/>
+        <w:t xml:space="preserve">En el momento inicial de la incorporación a la empresa, las personas con </w:t>
+      </w:r>
+      <w:proofErr w:type="gramStart"/>
+      <w:r>
+        <w:rPr>
+          <w:rFonts w:eastAsia="Times New Roman" w:cstheme="minorHAnsi"/>
+          <w:bCs/>
+          <w:szCs w:val="24"/>
+          <w:lang w:eastAsia="es-ES"/>
+        </w:rPr>
+        <w:t>discapacidad,</w:t>
+      </w:r>
+      <w:proofErr w:type="gramEnd"/>
+      <w:r>
+        <w:rPr>
+          <w:rFonts w:eastAsia="Times New Roman" w:cstheme="minorHAnsi"/>
+          <w:bCs/>
+          <w:szCs w:val="24"/>
+          <w:lang w:eastAsia="es-ES"/>
+        </w:rPr>
+        <w:t xml:space="preserve"> pueden necesitar adaptación al puesto de trabajo.</w:t>
+      </w:r>
+    </w:p>
+    <w:p>
+      <w:pPr>
+        <w:pStyle w:val="Prrafodelista"/>
         <w:widowControl/>
         <w:numPr>
           <w:ilvl w:val="0"/>
@@ -2703,7 +2730,27 @@
           <w:szCs w:val="24"/>
           <w:lang w:eastAsia="es-ES"/>
         </w:rPr>
-        <w:t xml:space="preserve">Presentan dificultades para identificar de forma adecuada sus propias habilidades y competencias en relación a las ofertas de trabajo. </w:t>
+        <w:t xml:space="preserve">Presentan dificultades para identificar de forma adecuada sus propias habilidades y competencias </w:t>
+      </w:r>
+      <w:proofErr w:type="gramStart"/>
+      <w:r>
+        <w:rPr>
+          <w:rFonts w:eastAsia="Times New Roman" w:cstheme="minorHAnsi"/>
+          <w:bCs/>
+          <w:szCs w:val="24"/>
+          <w:lang w:eastAsia="es-ES"/>
+        </w:rPr>
+        <w:t>en relación a</w:t>
+      </w:r>
+      <w:proofErr w:type="gramEnd"/>
+      <w:r>
+        <w:rPr>
+          <w:rFonts w:eastAsia="Times New Roman" w:cstheme="minorHAnsi"/>
+          <w:bCs/>
+          <w:szCs w:val="24"/>
+          <w:lang w:eastAsia="es-ES"/>
+        </w:rPr>
+        <w:t xml:space="preserve"> las ofertas de trabajo. </w:t>
       </w:r>
     </w:p>
     <w:p>
@@ -2725,7 +2772,7 @@
     </w:p>
     <w:p>
       <w:pPr>
-        <w:pStyle w:val="Heading2"/>
+        <w:pStyle w:val="Ttulo2"/>
         <w:ind w:left="1134" w:right="1278"/>
         <w:jc w:val="both"/>
         <w:rPr>
@@ -2741,7 +2788,7 @@
     </w:p>
     <w:p>
       <w:pPr>
-        <w:pStyle w:val="Heading2"/>
+        <w:pStyle w:val="Ttulo2"/>
         <w:ind w:left="1134" w:right="1278"/>
         <w:jc w:val="both"/>
         <w:rPr>
@@ -2751,7 +2798,7 @@
     </w:p>
     <w:p>
       <w:pPr>
-        <w:pStyle w:val="Heading2"/>
+        <w:pStyle w:val="Ttulo2"/>
         <w:ind w:left="1134" w:right="1278"/>
         <w:jc w:val="both"/>
         <w:rPr>
@@ -3625,46 +3672,46 @@
             </w:drawing>
           </mc:Choice>
           <mc:Fallback>
-            <w:pict w14:anchorId="631D269C">
-              <v:group id="Grupo 81" style="position:absolute;left:0;text-align:left;margin-left:66.6pt;margin-top:1.95pt;width:443.45pt;height:172.4pt;z-index:251658240" coordsize="56318,21891" o:spid="_x0000_s1026" w14:anchorId="087D95A7" o:gfxdata="UEsDBBQABgAIAAAAIQC2gziS/gAAAOEBAAATAAAAW0NvbnRlbnRfVHlwZXNdLnhtbJSRQU7DMBBF 90jcwfIWJU67QAgl6YK0S0CoHGBkTxKLZGx5TGhvj5O2G0SRWNoz/78nu9wcxkFMGNg6quQqL6RA 0s5Y6ir5vt9lD1JwBDIwOMJKHpHlpr69KfdHjyxSmriSfYz+USnWPY7AufNIadK6MEJMx9ApD/oD OlTrorhX2lFEilmcO2RdNtjC5xDF9pCuTyYBB5bi6bQ4syoJ3g9WQ0ymaiLzg5KdCXlKLjvcW893 SUOqXwnz5DrgnHtJTxOsQfEKIT7DmDSUCaxw7Rqn8787ZsmRM9e2VmPeBN4uqYvTtW7jvijg9N/y JsXecLq0q+WD6m8AAAD//wMAUEsDBBQABgAIAAAAIQA4/SH/1gAAAJQBAAALAAAAX3JlbHMvLnJl bHOkkMFqwzAMhu+DvYPRfXGawxijTi+j0GvpHsDYimMaW0Yy2fr2M4PBMnrbUb/Q94l/f/hMi1qR JVI2sOt6UJgd+ZiDgffL8ekFlFSbvV0oo4EbChzGx4f9GRdb25HMsYhqlCwG5lrLq9biZkxWOiqY 22YiTra2kYMu1l1tQD30/bPm3wwYN0x18gb45AdQl1tp5j/sFB2T0FQ7R0nTNEV3j6o9feQzro1i OWA14Fm+Q8a1a8+Bvu/d/dMb2JY5uiPbhG/ktn4cqGU/er3pcvwCAAD//wMAUEsDBBQABgAIAAAA IQABEyoTTgYAAHoxAAAOAAAAZHJzL2Uyb0RvYy54bWzsW9ty2zYQfe9M/4HD90YEQICEJnLGdZq0 M27iSdLJM8yLxAlFsCBlyfn6LgASuqZ1pDpKXb7IJHFfnF3snoWfv1jNS+8uU00hq4mPngW+l1WJ TItqOvH/+PDqp9j3mlZUqShllU38+6zxX1z8+MPzZT3OsJzJMs2UB51UzXhZT/xZ29bj0ahJZtlc NM9knVVQmEs1Fy28qukoVWIJvc/LEQ4CNlpKldZKJlnTwNeXttC/MP3neZa0b/O8yVqvnPgwt9b8 KvN7q39HF8/FeKpEPSuSbhriiFnMRVHBoK6rl6IV3kIVe13Ni0TJRubts0TORzLPiyQza4DVoGBn Na+VXNRmLdPxclo7MYFod+R0dLfJm7vXqn5f3yiQxLKegizMm17LKldz/Rdm6a2MyO6dyLJV6yXw kTKCYkR9L4EyjGKOImaFmsxA8nvtktkv/9By1A882prOsgaANGsZNKfJ4P1M1JkRbTMGGdwor0gn fsR9rxJzwOk7QI6opmXmweKMaEw9LSgtkqa+lsmnxqvk1QyqZZdKyeUsEylMC+n6MPmNBvqlgabe 7fJ3mUL3YtFKg5cdGRNCOA1BZ0CahEYRDa0we3FjzHBIAcha3BHHMTPSdjIT41o17etMzj39MPEV rMMMJO6um1ZPbF1FL6Ss+snq+WkIwEzb+zKzhe+yHAQD+4xNJ0Yts6tSeXcCFEokSVa12KxXdwW1 dbO8KEvXEB1qWLZWSK6ubpYZdXUNg0MNt0d0Lcyosmpd43lRSXWog/STG9nW77aqW7Ne/q1M72Gr lLTGAowbPMyk+ux7SzAUE7/5cyFU5nvlbxVsN0dhqC2LeQlphOFFbZbcbpaIKoGuJn7re/bxqrXW aFGrYjqDkazAKnkJEMkLs2XrWXWzBUWwW/XoGkEBi3saYUCpJwWa89gaAdLUloXHKNpWhW3LQwlh RlGPV4VGlkX6CrCr0dSo6a3Dech4GMcdzLeqlZWuXEndzCqX/mKUf61PA6A2TCw9t4kNOePMGlgS xdhsKxif7lRCIY8QC62BjQnjxPgIx6PqoQb2AebusIElh8zctp3sDPIBI/uAxkcY2Q3zPhjZLf/0 sNvBwMjtGdlv6XYgxuIotqaWhJQFnQ/ntIISjvUpp92OQSvAGgxa8eiuB8Nn1wpMAq2bAHqEOaKB cXXXhwXhURhpD8kEPwxhanyU4bDo4oAHeeTDYaEpjEPh/xcOC3JuteBwVlilgAAUcRNQrZWC0hgj HQRZpQh4fKJfPnhQJq62QYUNzdcB4RCmGuJGe+xn9qACCCa6s4JyHkY7zA3hMed8OCvWfNHgQj2+ CwWB7lnVggZBF1YgjKMw3HGgUMgYCbqzggEDbrXm8R2ogc78f9KZzNGZVwuRKumlmddClCs9KAEC b4PU9NrVzxKYb+Pe6O+W0OuzEy4tEscIWT6JBmD4d/kkzGLq+CQIF4Kef+6Z/68k7B3XqAl3bznx GYF8wANYyHZ1u+pWuENINnXyqoBswbVo2huhIP8FGqlp77fwk5cSBpHdk+9pIvzQ93+XJq8W8ysJ GQYE2cM6MY8wJ9WW/WOu5Pwj+M2XmpyHoi/y6pA6TLLLS1MJUm61aK+r93XS8+xa+h9WH4Wqu4SJ RsMb2bveYryTN7F1rbi/D4aeOUJ1D9L8SEgjxjnuAl+dhYKEFCBn7eIjwsCd6cx2HAI9bkY63myf BGrjADotHbD9hLAdgf5b/2UX21DyFebay8ui/rXX+S6fjTjwN3Hk6J2Ym0B1DXPMwhD1rCfGBPMT cwGnw9z4Tweiv8GE/5dNeOSYzj2Yuw3vUq1/65UchDkOWMhiOCQ0iwkOCocM3JY1x1EQGvLfEDYY x6cSNqfDnPTKPVjzp2TNHXO5B3O34UfDHEJJFFBQJA3zQ7zkjjX/HmDu7lEMMH9KMHdc5B7M3YYf DXO4bRdQ8IoA5d3lxT5HSwMSUALujDHjEQ7txbVzOuUuhT3g+ynh25GKe/g21waO4FA4jYjlUCBz BBccdxxxRCLMdQUNbRoxYFG0g3BOaLuVDtB+StAG8/mFeNNk9o+ANiH6co3Nl1KKEASc2943BjIl 6C5QE4IjYnyhc2LbLXXA9rfBtrnpDhf8jUnr/hlB/wfB5ru5Vbr+l4mLvwAAAP//AwBQSwMEFAAG AAgAAAAhAGyVvkXgAAAACgEAAA8AAABkcnMvZG93bnJldi54bWxMj81qwzAQhO+FvoPYQm+NZLs/ iWs5hND2FApNCiW3jb2xTSzJWIrtvH03p/Y4O8PsN9lyMq0YqPeNsxqimQJBtnBlYysN37v3hzkI H9CW2DpLGi7kYZnf3mSYlm60XzRsQyW4xPoUNdQhdKmUvqjJoJ+5jix7R9cbDCz7SpY9jlxuWhkr 9SwNNpY/1NjRuqbitD0bDR8jjqskehs2p+P6st89ff5sItL6/m5avYIINIW/MFzxGR1yZjq4sy29 aFknScxRDckCxNVXsYpAHPjwOH8BmWfy/4T8FwAA//8DAFBLAQItABQABgAIAAAAIQC2gziS/gAA AOEBAAATAAAAAAAAAAAAAAAAAAAAAABbQ29udGVudF9UeXBlc10ueG1sUEsBAi0AFAAGAAgAAAAh ADj9If/WAAAAlAEAAAsAAAAAAAAAAAAAAAAALwEAAF9yZWxzLy5yZWxzUEsBAi0AFAAGAAgAAAAh AAETKhNOBgAAejEAAA4AAAAAAAAAAAAAAAAALgIAAGRycy9lMm9Eb2MueG1sUEsBAi0AFAAGAAgA AAAhAGyVvkXgAAAACgEAAA8AAAAAAAAAAAAAAAAAqAgAAGRycy9kb3ducmV2LnhtbFBLBQYAAAAA BAAEAPMAAAC1CQAAAAA= ">
-                <v:rect id="Rectangle 15" style="position:absolute;left:33395;top:3577;width:22624;height:7929;visibility:visible;mso-wrap-style:square;v-text-anchor:top" o:spid="_x0000_s1027" fillcolor="white [3201]" strokecolor="#c0504d [3205]" strokeweight="2pt" o:gfxdata="UEsDBBQABgAIAAAAIQDb4fbL7gAAAIUBAAATAAAAW0NvbnRlbnRfVHlwZXNdLnhtbHyQz07DMAyH 70i8Q+QralM4IITa7kDhCAiNB7ASt43WOlEcyvb2pNu4IODoPz9/n1xv9vOkForiPDdwXVagiI23 jocG3rdPxR0oScgWJ8/UwIEENu3lRb09BBKV0ywNjCmFe63FjDSjlD4Q50nv44wpl3HQAc0OB9I3 VXWrjedEnIq03oC27qjHjympx31un0wiTQLq4bS4shrAECZnMGVTvbD9QSnOhDInjzsyuiBXWQP0 r4R18jfgnHvJr4nOknrFmJ5xzhraRtHWf3Kkpfz/yGo5S+H73hkquyhdjr3R8m2lj09svwAAAP// AwBQSwMEFAAGAAgAAAAhAFr0LFu/AAAAFQEAAAsAAABfcmVscy8ucmVsc2zPwWrDMAwG4Ptg72B0 X5TuUMaI01uh19I+gLGVxCy2jGSy9e1nemrHjpL4P0nD4SetZiPRyNnCruvBUPYcYp4tXC/Htw8w Wl0ObuVMFm6kcBhfX4Yzra62kC6xqGlKVgtLreUTUf1CyWnHhXKbTCzJ1VbKjMX5LzcTvvf9HuXR gPHJNKdgQU5hB+ZyK23zHztFL6w81c5zQp6m6P9TMfB3PtPWFCczVQtB9N4U2rp2HOA44NMz4y8A AAD//wMAUEsDBBQABgAIAAAAIQDVQ1VdwwAAANsAAAAPAAAAZHJzL2Rvd25yZXYueG1sRI9BawIx FITvgv8hPMGL1EQPa7s1iggu9lTUHnp8bF53l25eliSu6783hYLHYWa+YdbbwbaiJx8axxoWcwWC uHSm4UrD1+Xw8goiRGSDrWPScKcA2814tMbcuBufqD/HSiQIhxw11DF2uZShrMlimLuOOHk/zluM SfpKGo+3BLetXCqVSYsNp4UaO9rXVP6er1ZDf/XqU2Ufs+KY+d2p/S7uzIXW08mwewcRaYjP8H/7 aDSs3uDvS/oBcvMAAAD//wMAUEsBAi0AFAAGAAgAAAAhANvh9svuAAAAhQEAABMAAAAAAAAAAAAA AAAAAAAAAFtDb250ZW50X1R5cGVzXS54bWxQSwECLQAUAAYACAAAACEAWvQsW78AAAAVAQAACwAA AAAAAAAAAAAAAAAfAQAAX3JlbHMvLnJlbHNQSwECLQAUAAYACAAAACEA1UNVXcMAAADbAAAADwAA AAAAAAAAAAAAAAAHAgAAZHJzL2Rvd25yZXYueG1sUEsFBgAAAAADAAMAtwAAAPcCAAAAAA== "/>
-                <v:rect id="Rectangle 14" style="position:absolute;top:298;width:56318;height:2533;visibility:visible;mso-wrap-style:square;v-text-anchor:top" o:spid="_x0000_s1028" fillcolor="#469488" stroked="f" o:gfxdata="UEsDBBQABgAIAAAAIQDb4fbL7gAAAIUBAAATAAAAW0NvbnRlbnRfVHlwZXNdLnhtbHyQz07DMAyH 70i8Q+QralM4IITa7kDhCAiNB7ASt43WOlEcyvb2pNu4IODoPz9/n1xv9vOkForiPDdwXVagiI23 jocG3rdPxR0oScgWJ8/UwIEENu3lRb09BBKV0ywNjCmFe63FjDSjlD4Q50nv44wpl3HQAc0OB9I3 VXWrjedEnIq03oC27qjHjympx31un0wiTQLq4bS4shrAECZnMGVTvbD9QSnOhDInjzsyuiBXWQP0 r4R18jfgnHvJr4nOknrFmJ5xzhraRtHWf3Kkpfz/yGo5S+H73hkquyhdjr3R8m2lj09svwAAAP// AwBQSwMEFAAGAAgAAAAhAFr0LFu/AAAAFQEAAAsAAABfcmVscy8ucmVsc2zPwWrDMAwG4Ptg72B0 X5TuUMaI01uh19I+gLGVxCy2jGSy9e1nemrHjpL4P0nD4SetZiPRyNnCruvBUPYcYp4tXC/Htw8w Wl0ObuVMFm6kcBhfX4Yzra62kC6xqGlKVgtLreUTUf1CyWnHhXKbTCzJ1VbKjMX5LzcTvvf9HuXR gPHJNKdgQU5hB+ZyK23zHztFL6w81c5zQp6m6P9TMfB3PtPWFCczVQtB9N4U2rp2HOA44NMz4y8A AAD//wMAUEsDBBQABgAIAAAAIQChe/7IwgAAANsAAAAPAAAAZHJzL2Rvd25yZXYueG1sRE/NasJA EL4X+g7LCL3VjRWrRlephULtQfzJAwzZMYlmZ9PsqrFP3zkUevz4/ufLztXqSm2oPBsY9BNQxLm3 FRcGssPH8wRUiMgWa89k4E4BlovHhzmm1t94R9d9LJSEcEjRQBljk2od8pIchr5viIU7+tZhFNgW 2rZ4k3BX65ckedUOK5aGEht6Lyk/7y9Oetc8+p5m3WlzGY6/tj/NKiuGK2Oeet3bDFSkLv6L/9yf 1sBIxsoX+QF68QsAAP//AwBQSwECLQAUAAYACAAAACEA2+H2y+4AAACFAQAAEwAAAAAAAAAAAAAA AAAAAAAAW0NvbnRlbnRfVHlwZXNdLnhtbFBLAQItABQABgAIAAAAIQBa9CxbvwAAABUBAAALAAAA AAAAAAAAAAAAAB8BAABfcmVscy8ucmVsc1BLAQItABQABgAIAAAAIQChe/7IwgAAANsAAAAPAAAA AAAAAAAAAAAAAAcCAABkcnMvZG93bnJldi54bWxQSwUGAAAAAAMAAwC3AAAA9gIAAAAA "/>
-                <v:rect id="Rectangle 15" style="position:absolute;left:496;top:3378;width:14972;height:8369;visibility:visible;mso-wrap-style:square;v-text-anchor:top" o:spid="_x0000_s1029" fillcolor="#652523 [1637]" stroked="f" o:gfxdata="UEsDBBQABgAIAAAAIQDb4fbL7gAAAIUBAAATAAAAW0NvbnRlbnRfVHlwZXNdLnhtbHyQz07DMAyH 70i8Q+QralM4IITa7kDhCAiNB7ASt43WOlEcyvb2pNu4IODoPz9/n1xv9vOkForiPDdwXVagiI23 jocG3rdPxR0oScgWJ8/UwIEENu3lRb09BBKV0ywNjCmFe63FjDSjlD4Q50nv44wpl3HQAc0OB9I3 VXWrjedEnIq03oC27qjHjympx31un0wiTQLq4bS4shrAECZnMGVTvbD9QSnOhDInjzsyuiBXWQP0 r4R18jfgnHvJr4nOknrFmJ5xzhraRtHWf3Kkpfz/yGo5S+H73hkquyhdjr3R8m2lj09svwAAAP// AwBQSwMEFAAGAAgAAAAhAFr0LFu/AAAAFQEAAAsAAABfcmVscy8ucmVsc2zPwWrDMAwG4Ptg72B0 X5TuUMaI01uh19I+gLGVxCy2jGSy9e1nemrHjpL4P0nD4SetZiPRyNnCruvBUPYcYp4tXC/Htw8w Wl0ObuVMFm6kcBhfX4Yzra62kC6xqGlKVgtLreUTUf1CyWnHhXKbTCzJ1VbKjMX5LzcTvvf9HuXR gPHJNKdgQU5hB+ZyK23zHztFL6w81c5zQp6m6P9TMfB3PtPWFCczVQtB9N4U2rp2HOA44NMz4y8A AAD//wMAUEsDBBQABgAIAAAAIQAT4dh8wwAAANsAAAAPAAAAZHJzL2Rvd25yZXYueG1sRI9Bi8Iw FITvC/6H8ARva6qgrNUo6rLgSbR68Phsnm2xeSlNauv++o2w4HGYmW+YxaozpXhQ7QrLCkbDCARx anXBmYLz6efzC4TzyBpLy6TgSQ5Wy97HAmNtWz7SI/GZCBB2MSrIva9iKV2ak0E3tBVx8G62NuiD rDOpa2wD3JRyHEVTabDgsJBjRduc0nvSGAVMSXNt7t9t9bvfPA+jo53uJxelBv1uPQfhqfPv8H97 pxVMZvD6En6AXP4BAAD//wMAUEsBAi0AFAAGAAgAAAAhANvh9svuAAAAhQEAABMAAAAAAAAAAAAA AAAAAAAAAFtDb250ZW50X1R5cGVzXS54bWxQSwECLQAUAAYACAAAACEAWvQsW78AAAAVAQAACwAA AAAAAAAAAAAAAAAfAQAAX3JlbHMvLnJlbHNQSwECLQAUAAYACAAAACEAE+HYfMMAAADbAAAADwAA AAAAAAAAAAAAAAAHAgAAZHJzL2Rvd25yZXYueG1sUEsFBgAAAAADAAMAtwAAAPcCAAAAAA== ">
-                  <v:fill type="gradient" color2="#ba4442 [3013]" colors="0 #9b2d2a;52429f #cb3d3a;1 #ce3b37" angle="180" focus="100%" rotate="t">
+            <w:pict>
+              <v:group w14:anchorId="087D95A7" id="Grupo 81" o:spid="_x0000_s1026" style="position:absolute;left:0;text-align:left;margin-left:66.6pt;margin-top:1.95pt;width:443.45pt;height:172.4pt;z-index:251658240" coordsize="56318,21891" o:gfxdata="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">
+                <v:rect id="Rectangle 15" o:spid="_x0000_s1027" style="position:absolute;left:33395;top:3577;width:22624;height:7929;visibility:visible;mso-wrap-style:square;v-text-anchor:top" o:gfxdata="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" fillcolor="white [3201]" strokecolor="#c0504d [3205]" strokeweight="2pt"/>
+                <v:rect id="Rectangle 14" o:spid="_x0000_s1028" style="position:absolute;top:298;width:56318;height:2533;visibility:visible;mso-wrap-style:square;v-text-anchor:top" o:gfxdata="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" fillcolor="#469488" stroked="f"/>
+                <v:rect id="Rectangle 15" o:spid="_x0000_s1029" style="position:absolute;left:496;top:3378;width:14972;height:8369;visibility:visible;mso-wrap-style:square;v-text-anchor:top" o:gfxdata="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" fillcolor="#652523 [1637]" stroked="f">
+                  <v:fill color2="#ba4442 [3013]" rotate="t" angle="180" colors="0 #9b2d2a;52429f #cb3d3a;1 #ce3b37" focus="100%" type="gradient">
                     <o:fill v:ext="view" type="gradientUnscaled"/>
                   </v:fill>
-                  <v:shadow on="t" color="black" opacity="22937f" offset="0,.63889mm" origin=",.5"/>
+                  <v:shadow on="t" color="black" opacity="22937f" origin=",.5" offset="0,.63889mm"/>
                 </v:rect>
-                <v:rect id="Rectangle 15" style="position:absolute;left:16687;top:3456;width:15393;height:8369;visibility:visible;mso-wrap-style:square;v-text-anchor:top" o:spid="_x0000_s1030" fillcolor="#652523 [1637]" stroked="f" o:gfxdata="UEsDBBQABgAIAAAAIQDb4fbL7gAAAIUBAAATAAAAW0NvbnRlbnRfVHlwZXNdLnhtbHyQz07DMAyH 70i8Q+QralM4IITa7kDhCAiNB7ASt43WOlEcyvb2pNu4IODoPz9/n1xv9vOkForiPDdwXVagiI23 jocG3rdPxR0oScgWJ8/UwIEENu3lRb09BBKV0ywNjCmFe63FjDSjlD4Q50nv44wpl3HQAc0OB9I3 VXWrjedEnIq03oC27qjHjympx31un0wiTQLq4bS4shrAECZnMGVTvbD9QSnOhDInjzsyuiBXWQP0 r4R18jfgnHvJr4nOknrFmJ5xzhraRtHWf3Kkpfz/yGo5S+H73hkquyhdjr3R8m2lj09svwAAAP// AwBQSwMEFAAGAAgAAAAhAFr0LFu/AAAAFQEAAAsAAABfcmVscy8ucmVsc2zPwWrDMAwG4Ptg72B0 X5TuUMaI01uh19I+gLGVxCy2jGSy9e1nemrHjpL4P0nD4SetZiPRyNnCruvBUPYcYp4tXC/Htw8w Wl0ObuVMFm6kcBhfX4Yzra62kC6xqGlKVgtLreUTUf1CyWnHhXKbTCzJ1VbKjMX5LzcTvvf9HuXR gPHJNKdgQU5hB+ZyK23zHztFL6w81c5zQp6m6P9TMfB3PtPWFCczVQtB9N4U2rp2HOA44NMz4y8A AAD//wMAUEsDBBQABgAIAAAAIQBMt7tcwQAAANsAAAAPAAAAZHJzL2Rvd25yZXYueG1sRE+7asMw FN0L/QdxC91q2YGa4kYxaUOhU0icDh1vrRvb2LoylvxIvj4aAh0P573OF9OJiQbXWFaQRDEI4tLq hisFP6evlzcQziNr7CyTggs5yDePD2vMtJ35SFPhKxFC2GWooPa+z6R0ZU0GXWR74sCd7WDQBzhU Ug84h3DTyVUcp9Jgw6Ghxp4+ayrbYjQKmIrxb2x3c3/df1wOydGm+9dfpZ6flu07CE+L/xff3d9a QRrWhy/hB8jNDQAA//8DAFBLAQItABQABgAIAAAAIQDb4fbL7gAAAIUBAAATAAAAAAAAAAAAAAAA AAAAAABbQ29udGVudF9UeXBlc10ueG1sUEsBAi0AFAAGAAgAAAAhAFr0LFu/AAAAFQEAAAsAAAAA AAAAAAAAAAAAHwEAAF9yZWxzLy5yZWxzUEsBAi0AFAAGAAgAAAAhAEy3u1zBAAAA2wAAAA8AAAAA AAAAAAAAAAAABwIAAGRycy9kb3ducmV2LnhtbFBLBQYAAAAAAwADALcAAAD1AgAAAAA= ">
-                  <v:fill type="gradient" color2="#ba4442 [3013]" colors="0 #9b2d2a;52429f #cb3d3a;1 #ce3b37" angle="180" focus="100%" rotate="t">
+                <v:rect id="Rectangle 15" o:spid="_x0000_s1030" style="position:absolute;left:16687;top:3456;width:15393;height:8369;visibility:visible;mso-wrap-style:square;v-text-anchor:top" o:gfxdata="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" fillcolor="#652523 [1637]" stroked="f">
+                  <v:fill color2="#ba4442 [3013]" rotate="t" angle="180" colors="0 #9b2d2a;52429f #cb3d3a;1 #ce3b37" focus="100%" type="gradient">
                     <o:fill v:ext="view" type="gradientUnscaled"/>
                   </v:fill>
-                  <v:shadow on="t" color="black" opacity="22937f" offset="0,.63889mm" origin=",.5"/>
+                  <v:shadow on="t" color="black" opacity="22937f" origin=",.5" offset="0,.63889mm"/>
                 </v:rect>
-                <v:rect id="Rectangle 15" style="position:absolute;left:16230;top:12915;width:39748;height:2612;visibility:visible;mso-wrap-style:square;v-text-anchor:top" o:spid="_x0000_s1031" fillcolor="#652523 [1637]" stroked="f" o:gfxdata="UEsDBBQABgAIAAAAIQDb4fbL7gAAAIUBAAATAAAAW0NvbnRlbnRfVHlwZXNdLnhtbHyQz07DMAyH 70i8Q+QralM4IITa7kDhCAiNB7ASt43WOlEcyvb2pNu4IODoPz9/n1xv9vOkForiPDdwXVagiI23 jocG3rdPxR0oScgWJ8/UwIEENu3lRb09BBKV0ywNjCmFe63FjDSjlD4Q50nv44wpl3HQAc0OB9I3 VXWrjedEnIq03oC27qjHjympx31un0wiTQLq4bS4shrAECZnMGVTvbD9QSnOhDInjzsyuiBXWQP0 r4R18jfgnHvJr4nOknrFmJ5xzhraRtHWf3Kkpfz/yGo5S+H73hkquyhdjr3R8m2lj09svwAAAP// AwBQSwMEFAAGAAgAAAAhAFr0LFu/AAAAFQEAAAsAAABfcmVscy8ucmVsc2zPwWrDMAwG4Ptg72B0 X5TuUMaI01uh19I+gLGVxCy2jGSy9e1nemrHjpL4P0nD4SetZiPRyNnCruvBUPYcYp4tXC/Htw8w Wl0ObuVMFm6kcBhfX4Yzra62kC6xqGlKVgtLreUTUf1CyWnHhXKbTCzJ1VbKjMX5LzcTvvf9HuXR gPHJNKdgQU5hB+ZyK23zHztFL6w81c5zQp6m6P9TMfB3PtPWFCczVQtB9N4U2rp2HOA44NMz4y8A AAD//wMAUEsDBBQABgAIAAAAIQDTKYCwxAAAANsAAAAPAAAAZHJzL2Rvd25yZXYueG1sRI9Ba4NA FITvgf6H5RV6S1YDlWCzCW1DoCdpTA89vrqvKrpvxV2j9td3A4Ech5n5htnuJ9OKC/WutqwgXkUg iAuray4VfJ2Pyw0I55E1tpZJwUwO9ruHxRZTbUc+0SX3pQgQdikqqLzvUildUZFBt7IdcfB+bW/Q B9mXUvc4Brhp5TqKEmmw5rBQYUfvFRVNPhgFTPnwMzSHsfvL3ubP+GST7PlbqafH6fUFhKfJ38O3 9odWkKzh+iX8ALn7BwAA//8DAFBLAQItABQABgAIAAAAIQDb4fbL7gAAAIUBAAATAAAAAAAAAAAA AAAAAAAAAABbQ29udGVudF9UeXBlc10ueG1sUEsBAi0AFAAGAAgAAAAhAFr0LFu/AAAAFQEAAAsA AAAAAAAAAAAAAAAAHwEAAF9yZWxzLy5yZWxzUEsBAi0AFAAGAAgAAAAhANMpgLDEAAAA2wAAAA8A AAAAAAAAAAAAAAAABwIAAGRycy9kb3ducmV2LnhtbFBLBQYAAAAAAwADALcAAAD4AgAAAAA= ">
-                  <v:fill type="gradient" color2="#ba4442 [3013]" colors="0 #9b2d2a;52429f #cb3d3a;1 #ce3b37" angle="180" focus="100%" rotate="t">
+                <v:rect id="Rectangle 15" o:spid="_x0000_s1031" style="position:absolute;left:16230;top:12915;width:39748;height:2612;visibility:visible;mso-wrap-style:square;v-text-anchor:top" o:gfxdata="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" fillcolor="#652523 [1637]" stroked="f">
+                  <v:fill color2="#ba4442 [3013]" rotate="t" angle="180" colors="0 #9b2d2a;52429f #cb3d3a;1 #ce3b37" focus="100%" type="gradient">
                     <o:fill v:ext="view" type="gradientUnscaled"/>
                   </v:fill>
-                  <v:shadow on="t" color="black" opacity="22937f" offset="0,.63889mm" origin=",.5"/>
+                  <v:shadow on="t" color="black" opacity="22937f" origin=",.5" offset="0,.63889mm"/>
                 </v:rect>
-                <v:rect id="Rectangle 15" style="position:absolute;left:198;top:19281;width:55821;height:2610;visibility:visible;mso-wrap-style:square;v-text-anchor:top" o:spid="_x0000_s1032" fillcolor="#652523 [1637]" stroked="f" o:gfxdata="UEsDBBQABgAIAAAAIQDb4fbL7gAAAIUBAAATAAAAW0NvbnRlbnRfVHlwZXNdLnhtbHyQz07DMAyH 70i8Q+QralM4IITa7kDhCAiNB7ASt43WOlEcyvb2pNu4IODoPz9/n1xv9vOkForiPDdwXVagiI23 jocG3rdPxR0oScgWJ8/UwIEENu3lRb09BBKV0ywNjCmFe63FjDSjlD4Q50nv44wpl3HQAc0OB9I3 VXWrjedEnIq03oC27qjHjympx31un0wiTQLq4bS4shrAECZnMGVTvbD9QSnOhDInjzsyuiBXWQP0 r4R18jfgnHvJr4nOknrFmJ5xzhraRtHWf3Kkpfz/yGo5S+H73hkquyhdjr3R8m2lj09svwAAAP// AwBQSwMEFAAGAAgAAAAhAFr0LFu/AAAAFQEAAAsAAABfcmVscy8ucmVsc2zPwWrDMAwG4Ptg72B0 X5TuUMaI01uh19I+gLGVxCy2jGSy9e1nemrHjpL4P0nD4SetZiPRyNnCruvBUPYcYp4tXC/Htw8w Wl0ObuVMFm6kcBhfX4Yzra62kC6xqGlKVgtLreUTUf1CyWnHhXKbTCzJ1VbKjMX5LzcTvvf9HuXR gPHJNKdgQU5hB+ZyK23zHztFL6w81c5zQp6m6P9TMfB3PtPWFCczVQtB9N4U2rp2HOA44NMz4y8A AAD//wMAUEsDBBQABgAIAAAAIQC8ZSUrxAAAANsAAAAPAAAAZHJzL2Rvd25yZXYueG1sRI9Ba8JA FITvgv9heUJvZmPFIKmrVIvQk9ToweNr9jUJZt+G7MZEf323UPA4zMw3zGozmFrcqHWVZQWzKAZB nFtdcaHgfNpPlyCcR9ZYWyYFd3KwWY9HK0y17flIt8wXIkDYpaig9L5JpXR5SQZdZBvi4P3Y1qAP si2kbrEPcFPL1zhOpMGKw0KJDe1Kyq9ZZxQwZd13d/3om8dhe/+aHW1yWFyUepkM728gPA3+Gf5v f2oFyRz+voQfINe/AAAA//8DAFBLAQItABQABgAIAAAAIQDb4fbL7gAAAIUBAAATAAAAAAAAAAAA AAAAAAAAAABbQ29udGVudF9UeXBlc10ueG1sUEsBAi0AFAAGAAgAAAAhAFr0LFu/AAAAFQEAAAsA AAAAAAAAAAAAAAAAHwEAAF9yZWxzLy5yZWxzUEsBAi0AFAAGAAgAAAAhALxlJSvEAAAA2wAAAA8A AAAAAAAAAAAAAAAABwIAAGRycy9kb3ducmV2LnhtbFBLBQYAAAAAAwADALcAAAD4AgAAAAA= ">
-                  <v:fill type="gradient" color2="#ba4442 [3013]" colors="0 #9b2d2a;52429f #cb3d3a;1 #ce3b37" angle="180" focus="100%" rotate="t">
+                <v:rect id="Rectangle 15" o:spid="_x0000_s1032" style="position:absolute;left:198;top:19281;width:55821;height:2610;visibility:visible;mso-wrap-style:square;v-text-anchor:top" o:gfxdata="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" fillcolor="#652523 [1637]" stroked="f">
+                  <v:fill color2="#ba4442 [3013]" rotate="t" angle="180" colors="0 #9b2d2a;52429f #cb3d3a;1 #ce3b37" focus="100%" type="gradient">
                     <o:fill v:ext="view" type="gradientUnscaled"/>
                   </v:fill>
-                  <v:shadow on="t" color="black" opacity="22937f" offset="0,.63889mm" origin=",.5"/>
+                  <v:shadow on="t" color="black" opacity="22937f" origin=",.5" offset="0,.63889mm"/>
                 </v:rect>
-                <v:rect id="Rectangle 15" style="position:absolute;left:16078;top:15994;width:39900;height:2613;visibility:visible;mso-wrap-style:square;v-text-anchor:top" o:spid="_x0000_s1033" fillcolor="#652523 [1637]" stroked="f" o:gfxdata="UEsDBBQABgAIAAAAIQDb4fbL7gAAAIUBAAATAAAAW0NvbnRlbnRfVHlwZXNdLnhtbHyQz07DMAyH 70i8Q+QralM4IITa7kDhCAiNB7ASt43WOlEcyvb2pNu4IODoPz9/n1xv9vOkForiPDdwXVagiI23 jocG3rdPxR0oScgWJ8/UwIEENu3lRb09BBKV0ywNjCmFe63FjDSjlD4Q50nv44wpl3HQAc0OB9I3 VXWrjedEnIq03oC27qjHjympx31un0wiTQLq4bS4shrAECZnMGVTvbD9QSnOhDInjzsyuiBXWQP0 r4R18jfgnHvJr4nOknrFmJ5xzhraRtHWf3Kkpfz/yGo5S+H73hkquyhdjr3R8m2lj09svwAAAP// AwBQSwMEFAAGAAgAAAAhAFr0LFu/AAAAFQEAAAsAAABfcmVscy8ucmVsc2zPwWrDMAwG4Ptg72B0 X5TuUMaI01uh19I+gLGVxCy2jGSy9e1nemrHjpL4P0nD4SetZiPRyNnCruvBUPYcYp4tXC/Htw8w Wl0ObuVMFm6kcBhfX4Yzra62kC6xqGlKVgtLreUTUf1CyWnHhXKbTCzJ1VbKjMX5LzcTvvf9HuXR gPHJNKdgQU5hB+ZyK23zHztFL6w81c5zQp6m6P9TMfB3PtPWFCczVQtB9N4U2rp2HOA44NMz4y8A AAD//wMAUEsDBBQABgAIAAAAIQAzjL1fxAAAANsAAAAPAAAAZHJzL2Rvd25yZXYueG1sRI9Ba8JA FITvgv9heUJvZmPRIKmrVIvQk9ToweNr9jUJZt+G7MZEf323UPA4zMw3zGozmFrcqHWVZQWzKAZB nFtdcaHgfNpPlyCcR9ZYWyYFd3KwWY9HK0y17flIt8wXIkDYpaig9L5JpXR5SQZdZBvi4P3Y1qAP si2kbrEPcFPL1zhOpMGKw0KJDe1Kyq9ZZxQwZd13d/3om8dhe/+aHW1yWFyUepkM728gPA3+Gf5v f2oFyRz+voQfINe/AAAA//8DAFBLAQItABQABgAIAAAAIQDb4fbL7gAAAIUBAAATAAAAAAAAAAAA AAAAAAAAAABbQ29udGVudF9UeXBlc10ueG1sUEsBAi0AFAAGAAgAAAAhAFr0LFu/AAAAFQEAAAsA AAAAAAAAAAAAAAAAHwEAAF9yZWxzLy5yZWxzUEsBAi0AFAAGAAgAAAAhADOMvV/EAAAA2wAAAA8A AAAAAAAAAAAAAAAABwIAAGRycy9kb3ducmV2LnhtbFBLBQYAAAAAAwADALcAAAD4AgAAAAA= ">
-                  <v:fill type="gradient" color2="#ba4442 [3013]" colors="0 #9b2d2a;52429f #cb3d3a;1 #ce3b37" angle="180" focus="100%" rotate="t">
+                <v:rect id="Rectangle 15" o:spid="_x0000_s1033" style="position:absolute;left:16078;top:15994;width:39900;height:2613;visibility:visible;mso-wrap-style:square;v-text-anchor:top" o:gfxdata="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" fillcolor="#652523 [1637]" stroked="f">
+                  <v:fill color2="#ba4442 [3013]" rotate="t" angle="180" colors="0 #9b2d2a;52429f #cb3d3a;1 #ce3b37" focus="100%" type="gradient">
                     <o:fill v:ext="view" type="gradientUnscaled"/>
                   </v:fill>
-                  <v:shadow on="t" color="black" opacity="22937f" offset="0,.63889mm" origin=",.5"/>
+                  <v:shadow on="t" color="black" opacity="22937f" origin=",.5" offset="0,.63889mm"/>
                 </v:rect>
-                <v:rect id="Rectangle 15" style="position:absolute;left:500;top:12274;width:14663;height:6202;visibility:visible;mso-wrap-style:square;v-text-anchor:top" o:spid="_x0000_s1034" fillcolor="white [3201]" strokecolor="#c0504d [3205]" strokeweight="2pt" o:gfxdata="UEsDBBQABgAIAAAAIQDb4fbL7gAAAIUBAAATAAAAW0NvbnRlbnRfVHlwZXNdLnhtbHyQz07DMAyH 70i8Q+QralM4IITa7kDhCAiNB7ASt43WOlEcyvb2pNu4IODoPz9/n1xv9vOkForiPDdwXVagiI23 jocG3rdPxR0oScgWJ8/UwIEENu3lRb09BBKV0ywNjCmFe63FjDSjlD4Q50nv44wpl3HQAc0OB9I3 VXWrjedEnIq03oC27qjHjympx31un0wiTQLq4bS4shrAECZnMGVTvbD9QSnOhDInjzsyuiBXWQP0 r4R18jfgnHvJr4nOknrFmJ5xzhraRtHWf3Kkpfz/yGo5S+H73hkquyhdjr3R8m2lj09svwAAAP// AwBQSwMEFAAGAAgAAAAhAFr0LFu/AAAAFQEAAAsAAABfcmVscy8ucmVsc2zPwWrDMAwG4Ptg72B0 X5TuUMaI01uh19I+gLGVxCy2jGSy9e1nemrHjpL4P0nD4SetZiPRyNnCruvBUPYcYp4tXC/Htw8w Wl0ObuVMFm6kcBhfX4Yzra62kC6xqGlKVgtLreUTUf1CyWnHhXKbTCzJ1VbKjMX5LzcTvvf9HuXR gPHJNKdgQU5hB+ZyK23zHztFL6w81c5zQp6m6P9TMfB3PtPWFCczVQtB9N4U2rp2HOA44NMz4y8A AAD//wMAUEsDBBQABgAIAAAAIQAhBVfywgAAANsAAAAPAAAAZHJzL2Rvd25yZXYueG1sRI9BawIx FITvgv8hPMGL1KQ9hLI1ighd7KloPfT42LzuLm5eliSu6783BcHjMDPfMKvN6DoxUIitZwOvSwWC uPK25drA6efz5R1ETMgWO89k4EYRNuvpZIWF9Vc+0HBMtcgQjgUaaFLqCylj1ZDDuPQ9cfb+fHCY sgy1tAGvGe46+aaUlg5bzgsN9rRrqDofL87AcAnqW+mvRbnXYXvofssbc2nMfDZuP0AkGtMz/Gjv rQGt4f9L/gFyfQcAAP//AwBQSwECLQAUAAYACAAAACEA2+H2y+4AAACFAQAAEwAAAAAAAAAAAAAA AAAAAAAAW0NvbnRlbnRfVHlwZXNdLnhtbFBLAQItABQABgAIAAAAIQBa9CxbvwAAABUBAAALAAAA AAAAAAAAAAAAAB8BAABfcmVscy8ucmVsc1BLAQItABQABgAIAAAAIQAhBVfywgAAANsAAAAPAAAA AAAAAAAAAAAAAAcCAABkcnMvZG93bnJldi54bWxQSwUGAAAAAAMAAwC3AAAA9gIAAAAA "/>
+                <v:rect id="Rectangle 15" o:spid="_x0000_s1034" style="position:absolute;left:500;top:12274;width:14663;height:6202;visibility:visible;mso-wrap-style:square;v-text-anchor:top" o:gfxdata="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" fillcolor="white [3201]" strokecolor="#c0504d [3205]" strokeweight="2pt"/>
                 <v:shapetype id="_x0000_t202" coordsize="21600,21600" o:spt="202" path="m,l,21600r21600,l21600,xe">
                   <v:stroke joinstyle="miter"/>
                   <v:path gradientshapeok="t" o:connecttype="rect"/>
                 </v:shapetype>
-                <v:shape id="Cuadro de texto 68" style="position:absolute;left:881;top:5059;width:12685;height:8747;visibility:visible;mso-wrap-style:square;v-text-anchor:top" o:spid="_x0000_s1035" filled="f" stroked="f" strokeweight=".5pt" type="#_x0000_t202" o:gfxdata="UEsDBBQABgAIAAAAIQDb4fbL7gAAAIUBAAATAAAAW0NvbnRlbnRfVHlwZXNdLnhtbHyQz07DMAyH 70i8Q+QralM4IITa7kDhCAiNB7ASt43WOlEcyvb2pNu4IODoPz9/n1xv9vOkForiPDdwXVagiI23 jocG3rdPxR0oScgWJ8/UwIEENu3lRb09BBKV0ywNjCmFe63FjDSjlD4Q50nv44wpl3HQAc0OB9I3 VXWrjedEnIq03oC27qjHjympx31un0wiTQLq4bS4shrAECZnMGVTvbD9QSnOhDInjzsyuiBXWQP0 r4R18jfgnHvJr4nOknrFmJ5xzhraRtHWf3Kkpfz/yGo5S+H73hkquyhdjr3R8m2lj09svwAAAP// AwBQSwMEFAAGAAgAAAAhAFr0LFu/AAAAFQEAAAsAAABfcmVscy8ucmVsc2zPwWrDMAwG4Ptg72B0 X5TuUMaI01uh19I+gLGVxCy2jGSy9e1nemrHjpL4P0nD4SetZiPRyNnCruvBUPYcYp4tXC/Htw8w Wl0ObuVMFm6kcBhfX4Yzra62kC6xqGlKVgtLreUTUf1CyWnHhXKbTCzJ1VbKjMX5LzcTvvf9HuXR gPHJNKdgQU5hB+ZyK23zHztFL6w81c5zQp6m6P9TMfB3PtPWFCczVQtB9N4U2rp2HOA44NMz4y8A AAD//wMAUEsDBBQABgAIAAAAIQByZ2X0wgAAANsAAAAPAAAAZHJzL2Rvd25yZXYueG1sRE9Na8JA EL0X+h+WKfTWbAxUJM0qEghKqQc1F2/T7JgEs7Mxu2raX+8eBI+P950tRtOJKw2utaxgEsUgiCur W64VlPviYwbCeWSNnWVS8EcOFvPXlwxTbW+8pevO1yKEsEtRQeN9n0rpqoYMusj2xIE72sGgD3Co pR7wFsJNJ5M4nkqDLYeGBnvKG6pOu4tR8J0XG9z+Jmb23+Wrn+OyP5eHT6Xe38blFwhPo3+KH+61 VjANY8OX8APk/A4AAP//AwBQSwECLQAUAAYACAAAACEA2+H2y+4AAACFAQAAEwAAAAAAAAAAAAAA AAAAAAAAW0NvbnRlbnRfVHlwZXNdLnhtbFBLAQItABQABgAIAAAAIQBa9CxbvwAAABUBAAALAAAA AAAAAAAAAAAAAB8BAABfcmVscy8ucmVsc1BLAQItABQABgAIAAAAIQByZ2X0wgAAANsAAAAPAAAA AAAAAAAAAAAAAAcCAABkcnMvZG93bnJldi54bWxQSwUGAAAAAAMAAwC3AAAA9gIAAAAA ">
+                <v:shape id="Cuadro de texto 68" o:spid="_x0000_s1035" type="#_x0000_t202" style="position:absolute;left:881;top:5059;width:12685;height:8747;visibility:visible;mso-wrap-style:square;v-text-anchor:top" o:gfxdata="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" filled="f" stroked="f" strokeweight=".5pt">
                   <v:textbox>
                     <w:txbxContent>
                       <w:p>
@@ -3732,7 +3779,7 @@
                     </w:txbxContent>
                   </v:textbox>
                 </v:shape>
-                <v:shape id="Cuadro de texto 69" style="position:absolute;left:16992;top:3577;width:13640;height:8447;visibility:visible;mso-wrap-style:square;v-text-anchor:top" o:spid="_x0000_s1036" filled="f" stroked="f" strokeweight=".5pt" type="#_x0000_t202" o:gfxdata="UEsDBBQABgAIAAAAIQDb4fbL7gAAAIUBAAATAAAAW0NvbnRlbnRfVHlwZXNdLnhtbHyQz07DMAyH 70i8Q+QralM4IITa7kDhCAiNB7ASt43WOlEcyvb2pNu4IODoPz9/n1xv9vOkForiPDdwXVagiI23 jocG3rdPxR0oScgWJ8/UwIEENu3lRb09BBKV0ywNjCmFe63FjDSjlD4Q50nv44wpl3HQAc0OB9I3 VXWrjedEnIq03oC27qjHjympx31un0wiTQLq4bS4shrAECZnMGVTvbD9QSnOhDInjzsyuiBXWQP0 r4R18jfgnHvJr4nOknrFmJ5xzhraRtHWf3Kkpfz/yGo5S+H73hkquyhdjr3R8m2lj09svwAAAP// AwBQSwMEFAAGAAgAAAAhAFr0LFu/AAAAFQEAAAsAAABfcmVscy8ucmVsc2zPwWrDMAwG4Ptg72B0 X5TuUMaI01uh19I+gLGVxCy2jGSy9e1nemrHjpL4P0nD4SetZiPRyNnCruvBUPYcYp4tXC/Htw8w Wl0ObuVMFm6kcBhfX4Yzra62kC6xqGlKVgtLreUTUf1CyWnHhXKbTCzJ1VbKjMX5LzcTvvf9HuXR gPHJNKdgQU5hB+ZyK23zHztFL6w81c5zQp6m6P9TMfB3PtPWFCczVQtB9N4U2rp2HOA44NMz4y8A AAD//wMAUEsDBBQABgAIAAAAIQAdK8BvxQAAANsAAAAPAAAAZHJzL2Rvd25yZXYueG1sRI9Ba8JA FITvgv9heUJvZlOhQdOsIgFRSj2YevH2mn0modm3Mbtq2l/vFgo9DjPzDZOtBtOKG/WusazgOYpB EJdWN1wpOH5spnMQziNrbC2Tgm9ysFqORxmm2t75QLfCVyJA2KWooPa+S6V0ZU0GXWQ74uCdbW/Q B9lXUvd4D3DTylkcJ9Jgw2Ghxo7ymsqv4moUvOWbPR4+Z2b+0+bb9/O6uxxPL0o9TYb1KwhPg/8P /7V3WkGygN8v4QfI5QMAAP//AwBQSwECLQAUAAYACAAAACEA2+H2y+4AAACFAQAAEwAAAAAAAAAA AAAAAAAAAAAAW0NvbnRlbnRfVHlwZXNdLnhtbFBLAQItABQABgAIAAAAIQBa9CxbvwAAABUBAAAL AAAAAAAAAAAAAAAAAB8BAABfcmVscy8ucmVsc1BLAQItABQABgAIAAAAIQAdK8BvxQAAANsAAAAP AAAAAAAAAAAAAAAAAAcCAABkcnMvZG93bnJldi54bWxQSwUGAAAAAAMAAwC3AAAA+QIAAAAA ">
+                <v:shape id="Cuadro de texto 69" o:spid="_x0000_s1036" type="#_x0000_t202" style="position:absolute;left:16992;top:3577;width:13640;height:8447;visibility:visible;mso-wrap-style:square;v-text-anchor:top" o:gfxdata="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" filled="f" stroked="f" strokeweight=".5pt">
                   <v:textbox>
                     <w:txbxContent>
                       <w:p>
@@ -3791,7 +3838,7 @@
                     </w:txbxContent>
                   </v:textbox>
                 </v:shape>
-                <v:shape id="Cuadro de texto 71" style="position:absolute;left:19397;top:12918;width:26442;height:2233;flip:x;visibility:visible;mso-wrap-style:square;v-text-anchor:top" o:spid="_x0000_s1037" filled="f" stroked="f" strokeweight=".5pt" type="#_x0000_t202" o:gfxdata="UEsDBBQABgAIAAAAIQDb4fbL7gAAAIUBAAATAAAAW0NvbnRlbnRfVHlwZXNdLnhtbHyQz07DMAyH 70i8Q+QralM4IITa7kDhCAiNB7ASt43WOlEcyvb2pNu4IODoPz9/n1xv9vOkForiPDdwXVagiI23 jocG3rdPxR0oScgWJ8/UwIEENu3lRb09BBKV0ywNjCmFe63FjDSjlD4Q50nv44wpl3HQAc0OB9I3 VXWrjedEnIq03oC27qjHjympx31un0wiTQLq4bS4shrAECZnMGVTvbD9QSnOhDInjzsyuiBXWQP0 r4R18jfgnHvJr4nOknrFmJ5xzhraRtHWf3Kkpfz/yGo5S+H73hkquyhdjr3R8m2lj09svwAAAP// AwBQSwMEFAAGAAgAAAAhAFr0LFu/AAAAFQEAAAsAAABfcmVscy8ucmVsc2zPwWrDMAwG4Ptg72B0 X5TuUMaI01uh19I+gLGVxCy2jGSy9e1nemrHjpL4P0nD4SetZiPRyNnCruvBUPYcYp4tXC/Htw8w Wl0ObuVMFm6kcBhfX4Yzra62kC6xqGlKVgtLreUTUf1CyWnHhXKbTCzJ1VbKjMX5LzcTvvf9HuXR gPHJNKdgQU5hB+ZyK23zHztFL6w81c5zQp6m6P9TMfB3PtPWFCczVQtB9N4U2rp2HOA44NMz4y8A AAD//wMAUEsDBBQABgAIAAAAIQCvMcn6wQAAANsAAAAPAAAAZHJzL2Rvd25yZXYueG1sRI9Bi8Iw FITvgv8hPMHbmirrrlSjqKB42cO2+wMezbMpNi+lyWr890YQPA4z8w2z2kTbiiv1vnGsYDrJQBBX TjdcK/grDx8LED4ga2wdk4I7edish4MV5trd+JeuRahFgrDPUYEJocul9JUhi37iOuLknV1vMSTZ 11L3eEtw28pZln1Jiw2nBYMd7Q1Vl+LfKpjFah5/TkbunT+Wu4KPh8/SKjUexe0SRKAY3uFX+6QV fE/h+SX9ALl+AAAA//8DAFBLAQItABQABgAIAAAAIQDb4fbL7gAAAIUBAAATAAAAAAAAAAAAAAAA AAAAAABbQ29udGVudF9UeXBlc10ueG1sUEsBAi0AFAAGAAgAAAAhAFr0LFu/AAAAFQEAAAsAAAAA AAAAAAAAAAAAHwEAAF9yZWxzLy5yZWxzUEsBAi0AFAAGAAgAAAAhAK8xyfrBAAAA2wAAAA8AAAAA AAAAAAAAAAAABwIAAGRycy9kb3ducmV2LnhtbFBLBQYAAAAAAwADALcAAAD1AgAAAAA= ">
+                <v:shape id="Cuadro de texto 71" o:spid="_x0000_s1037" type="#_x0000_t202" style="position:absolute;left:19397;top:12918;width:26442;height:2233;flip:x;visibility:visible;mso-wrap-style:square;v-text-anchor:top" o:gfxdata="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" filled="f" stroked="f" strokeweight=".5pt">
                   <v:textbox>
                     <w:txbxContent>
                       <w:p>
@@ -3825,7 +3872,7 @@
                     </w:txbxContent>
                   </v:textbox>
                 </v:shape>
-                <v:shape id="Cuadro de texto 72" style="position:absolute;left:20646;top:15999;width:27048;height:2229;flip:x;visibility:visible;mso-wrap-style:square;v-text-anchor:top" o:spid="_x0000_s1038" filled="f" stroked="f" strokeweight=".5pt" type="#_x0000_t202" o:gfxdata="UEsDBBQABgAIAAAAIQDb4fbL7gAAAIUBAAATAAAAW0NvbnRlbnRfVHlwZXNdLnhtbHyQz07DMAyH 70i8Q+QralM4IITa7kDhCAiNB7ASt43WOlEcyvb2pNu4IODoPz9/n1xv9vOkForiPDdwXVagiI23 jocG3rdPxR0oScgWJ8/UwIEENu3lRb09BBKV0ywNjCmFe63FjDSjlD4Q50nv44wpl3HQAc0OB9I3 VXWrjedEnIq03oC27qjHjympx31un0wiTQLq4bS4shrAECZnMGVTvbD9QSnOhDInjzsyuiBXWQP0 r4R18jfgnHvJr4nOknrFmJ5xzhraRtHWf3Kkpfz/yGo5S+H73hkquyhdjr3R8m2lj09svwAAAP// AwBQSwMEFAAGAAgAAAAhAFr0LFu/AAAAFQEAAAsAAABfcmVscy8ucmVsc2zPwWrDMAwG4Ptg72B0 X5TuUMaI01uh19I+gLGVxCy2jGSy9e1nemrHjpL4P0nD4SetZiPRyNnCruvBUPYcYp4tXC/Htw8w Wl0ObuVMFm6kcBhfX4Yzra62kC6xqGlKVgtLreUTUf1CyWnHhXKbTCzJ1VbKjMX5LzcTvvf9HuXR gPHJNKdgQU5hB+ZyK23zHztFL6w81c5zQp6m6P9TMfB3PtPWFCczVQtB9N4U2rp2HOA44NMz4y8A AAD//wMAUEsDBBQABgAIAAAAIQBf41eNwgAAANsAAAAPAAAAZHJzL2Rvd25yZXYueG1sRI9Bi8Iw FITvC/6H8ARva2rZXaUaRQXFyx629Qc8mmdTbF5Kk9X4742wsMdhZr5hVptoO3GjwbeOFcymGQji 2umWGwXn6vC+AOEDssbOMSl4kIfNevS2wkK7O//QrQyNSBD2BSowIfSFlL42ZNFPXU+cvIsbLIYk h0bqAe8JbjuZZ9mXtNhyWjDY095QfS1/rYI81p/x+2Tk3vljtSv5ePiorFKTcdwuQQSK4T/81z5p BfMcXl/SD5DrJwAAAP//AwBQSwECLQAUAAYACAAAACEA2+H2y+4AAACFAQAAEwAAAAAAAAAAAAAA AAAAAAAAW0NvbnRlbnRfVHlwZXNdLnhtbFBLAQItABQABgAIAAAAIQBa9CxbvwAAABUBAAALAAAA AAAAAAAAAAAAAB8BAABfcmVscy8ucmVsc1BLAQItABQABgAIAAAAIQBf41eNwgAAANsAAAAPAAAA AAAAAAAAAAAAAAcCAABkcnMvZG93bnJldi54bWxQSwUGAAAAAAMAAwC3AAAA9gIAAAAA ">
+                <v:shape id="Cuadro de texto 72" o:spid="_x0000_s1038" type="#_x0000_t202" style="position:absolute;left:20646;top:15999;width:27048;height:2229;flip:x;visibility:visible;mso-wrap-style:square;v-text-anchor:top" o:gfxdata="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" filled="f" stroked="f" strokeweight=".5pt">
                   <v:textbox>
                     <w:txbxContent>
                       <w:p>
@@ -3859,7 +3906,7 @@
                     </w:txbxContent>
                   </v:textbox>
                 </v:shape>
-                <v:shape id="Cuadro de texto 73" style="position:absolute;left:14610;top:19281;width:26441;height:2229;flip:x;visibility:visible;mso-wrap-style:square;v-text-anchor:top" o:spid="_x0000_s1039" filled="f" stroked="f" strokeweight=".5pt" type="#_x0000_t202" o:gfxdata="UEsDBBQABgAIAAAAIQDb4fbL7gAAAIUBAAATAAAAW0NvbnRlbnRfVHlwZXNdLnhtbHyQz07DMAyH 70i8Q+QralM4IITa7kDhCAiNB7ASt43WOlEcyvb2pNu4IODoPz9/n1xv9vOkForiPDdwXVagiI23 jocG3rdPxR0oScgWJ8/UwIEENu3lRb09BBKV0ywNjCmFe63FjDSjlD4Q50nv44wpl3HQAc0OB9I3 VXWrjedEnIq03oC27qjHjympx31un0wiTQLq4bS4shrAECZnMGVTvbD9QSnOhDInjzsyuiBXWQP0 r4R18jfgnHvJr4nOknrFmJ5xzhraRtHWf3Kkpfz/yGo5S+H73hkquyhdjr3R8m2lj09svwAAAP// AwBQSwMEFAAGAAgAAAAhAFr0LFu/AAAAFQEAAAsAAABfcmVscy8ucmVsc2zPwWrDMAwG4Ptg72B0 X5TuUMaI01uh19I+gLGVxCy2jGSy9e1nemrHjpL4P0nD4SetZiPRyNnCruvBUPYcYp4tXC/Htw8w Wl0ObuVMFm6kcBhfX4Yzra62kC6xqGlKVgtLreUTUf1CyWnHhXKbTCzJ1VbKjMX5LzcTvvf9HuXR gPHJNKdgQU5hB+ZyK23zHztFL6w81c5zQp6m6P9TMfB3PtPWFCczVQtB9N4U2rp2HOA44NMz4y8A AAD//wMAUEsDBBQABgAIAAAAIQAwr/IWwwAAANsAAAAPAAAAZHJzL2Rvd25yZXYueG1sRI/NbsIw EITvlXgHa5F6Kw7pDyhgIooE4tJDEx5gFS9xRLyOYhfct68rIXEczcw3mnUZbS+uNPrOsYL5LANB 3DjdcavgVO9fliB8QNbYOyYFv+Sh3Eye1lhod+NvulahFQnCvkAFJoShkNI3hiz6mRuIk3d2o8WQ 5NhKPeItwW0v8yz7kBY7TgsGB9oZai7Vj1WQx+Y9fh2N3Dl/qD8rPuzfaqvU8zRuVyACxfAI39tH rWDxCv9f0g+Qmz8AAAD//wMAUEsBAi0AFAAGAAgAAAAhANvh9svuAAAAhQEAABMAAAAAAAAAAAAA AAAAAAAAAFtDb250ZW50X1R5cGVzXS54bWxQSwECLQAUAAYACAAAACEAWvQsW78AAAAVAQAACwAA AAAAAAAAAAAAAAAfAQAAX3JlbHMvLnJlbHNQSwECLQAUAAYACAAAACEAMK/yFsMAAADbAAAADwAA AAAAAAAAAAAAAAAHAgAAZHJzL2Rvd25yZXYueG1sUEsFBgAAAAADAAMAtwAAAPcCAAAAAA== ">
+                <v:shape id="Cuadro de texto 73" o:spid="_x0000_s1039" type="#_x0000_t202" style="position:absolute;left:14610;top:19281;width:26441;height:2229;flip:x;visibility:visible;mso-wrap-style:square;v-text-anchor:top" o:gfxdata="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" filled="f" stroked="f" strokeweight=".5pt">
                   <v:textbox>
                     <w:txbxContent>
                       <w:p>
@@ -3893,7 +3940,7 @@
                     </w:txbxContent>
                   </v:textbox>
                 </v:shape>
-                <v:shape id="Cuadro de texto 74" style="position:absolute;left:3180;width:50305;height:2724;flip:x;visibility:visible;mso-wrap-style:square;v-text-anchor:top" o:spid="_x0000_s1040" filled="f" stroked="f" strokeweight=".5pt" type="#_x0000_t202" o:gfxdata="UEsDBBQABgAIAAAAIQDb4fbL7gAAAIUBAAATAAAAW0NvbnRlbnRfVHlwZXNdLnhtbHyQz07DMAyH 70i8Q+QralM4IITa7kDhCAiNB7ASt43WOlEcyvb2pNu4IODoPz9/n1xv9vOkForiPDdwXVagiI23 jocG3rdPxR0oScgWJ8/UwIEENu3lRb09BBKV0ywNjCmFe63FjDSjlD4Q50nv44wpl3HQAc0OB9I3 VXWrjedEnIq03oC27qjHjympx31un0wiTQLq4bS4shrAECZnMGVTvbD9QSnOhDInjzsyuiBXWQP0 r4R18jfgnHvJr4nOknrFmJ5xzhraRtHWf3Kkpfz/yGo5S+H73hkquyhdjr3R8m2lj09svwAAAP// AwBQSwMEFAAGAAgAAAAhAFr0LFu/AAAAFQEAAAsAAABfcmVscy8ucmVsc2zPwWrDMAwG4Ptg72B0 X5TuUMaI01uh19I+gLGVxCy2jGSy9e1nemrHjpL4P0nD4SetZiPRyNnCruvBUPYcYp4tXC/Htw8w Wl0ObuVMFm6kcBhfX4Yzra62kC6xqGlKVgtLreUTUf1CyWnHhXKbTCzJ1VbKjMX5LzcTvvf9HuXR gPHJNKdgQU5hB+ZyK23zHztFL6w81c5zQp6m6P9TMfB3PtPWFCczVQtB9N4U2rp2HOA44NMz4y8A AAD//wMAUEsDBBQABgAIAAAAIQC/RmpiwQAAANsAAAAPAAAAZHJzL2Rvd25yZXYueG1sRI/disIw FITvhX2HcBb2TtMV/6hGWQXFGy9sfYBDc2yKzUlpombffrMgeDnMzDfMahNtKx7U+8axgu9RBoK4 crrhWsGl3A8XIHxA1tg6JgW/5GGz/hisMNfuyWd6FKEWCcI+RwUmhC6X0leGLPqR64iTd3W9xZBk X0vd4zPBbSvHWTaTFhtOCwY72hmqbsXdKhjHahpPRyN3zh/KbcGH/aS0Sn19xp8liEAxvMOv9lEr mE/g/0v6AXL9BwAA//8DAFBLAQItABQABgAIAAAAIQDb4fbL7gAAAIUBAAATAAAAAAAAAAAAAAAA AAAAAABbQ29udGVudF9UeXBlc10ueG1sUEsBAi0AFAAGAAgAAAAhAFr0LFu/AAAAFQEAAAsAAAAA AAAAAAAAAAAAHwEAAF9yZWxzLy5yZWxzUEsBAi0AFAAGAAgAAAAhAL9GamLBAAAA2wAAAA8AAAAA AAAAAAAAAAAABwIAAGRycy9kb3ducmV2LnhtbFBLBQYAAAAAAwADALcAAAD1AgAAAAA= ">
+                <v:shape id="Cuadro de texto 74" o:spid="_x0000_s1040" type="#_x0000_t202" style="position:absolute;left:3180;width:50305;height:2724;flip:x;visibility:visible;mso-wrap-style:square;v-text-anchor:top" o:gfxdata="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" filled="f" stroked="f" strokeweight=".5pt">
                   <v:textbox>
                     <w:txbxContent>
                       <w:p>
@@ -3924,7 +3971,7 @@
                     </w:txbxContent>
                   </v:textbox>
                 </v:shape>
-                <v:shape id="Cuadro de texto 76" style="position:absolute;left:957;top:12024;width:13729;height:5765;visibility:visible;mso-wrap-style:square;v-text-anchor:top" o:spid="_x0000_s1041" filled="f" stroked="f" strokeweight=".5pt" type="#_x0000_t202" o:gfxdata="UEsDBBQABgAIAAAAIQDb4fbL7gAAAIUBAAATAAAAW0NvbnRlbnRfVHlwZXNdLnhtbHyQz07DMAyH 70i8Q+QralM4IITa7kDhCAiNB7ASt43WOlEcyvb2pNu4IODoPz9/n1xv9vOkForiPDdwXVagiI23 jocG3rdPxR0oScgWJ8/UwIEENu3lRb09BBKV0ywNjCmFe63FjDSjlD4Q50nv44wpl3HQAc0OB9I3 VXWrjedEnIq03oC27qjHjympx31un0wiTQLq4bS4shrAECZnMGVTvbD9QSnOhDInjzsyuiBXWQP0 r4R18jfgnHvJr4nOknrFmJ5xzhraRtHWf3Kkpfz/yGo5S+H73hkquyhdjr3R8m2lj09svwAAAP// AwBQSwMEFAAGAAgAAAAhAFr0LFu/AAAAFQEAAAsAAABfcmVscy8ucmVsc2zPwWrDMAwG4Ptg72B0 X5TuUMaI01uh19I+gLGVxCy2jGSy9e1nemrHjpL4P0nD4SetZiPRyNnCruvBUPYcYp4tXC/Htw8w Wl0ObuVMFm6kcBhfX4Yzra62kC6xqGlKVgtLreUTUf1CyWnHhXKbTCzJ1VbKjMX5LzcTvvf9HuXR gPHJNKdgQU5hB+ZyK23zHztFL6w81c5zQp6m6P9TMfB3PtPWFCczVQtB9N4U2rp2HOA44NMz4y8A AAD//wMAUEsDBBQABgAIAAAAIQDpbcLAxQAAANsAAAAPAAAAZHJzL2Rvd25yZXYueG1sRI9Ba8JA FITvhf6H5Qm91Y1Co0RXCQFpKfag9eLtmX0mwezbNLtNor/eLQg9DjPzDbNcD6YWHbWusqxgMo5A EOdWV1woOHxvXucgnEfWWFsmBVdysF49Py0x0bbnHXV7X4gAYZeggtL7JpHS5SUZdGPbEAfvbFuD Psi2kLrFPsBNLadRFEuDFYeFEhvKSsov+1+j4DPbfOHuNDXzW529b89p83M4vin1MhrSBQhPg/8P P9ofWsEshr8v4QfI1R0AAP//AwBQSwECLQAUAAYACAAAACEA2+H2y+4AAACFAQAAEwAAAAAAAAAA AAAAAAAAAAAAW0NvbnRlbnRfVHlwZXNdLnhtbFBLAQItABQABgAIAAAAIQBa9CxbvwAAABUBAAAL AAAAAAAAAAAAAAAAAB8BAABfcmVscy8ucmVsc1BLAQItABQABgAIAAAAIQDpbcLAxQAAANsAAAAP AAAAAAAAAAAAAAAAAAcCAABkcnMvZG93bnJldi54bWxQSwUGAAAAAAMAAwC3AAAA+QIAAAAA ">
+                <v:shape id="Cuadro de texto 76" o:spid="_x0000_s1041" type="#_x0000_t202" style="position:absolute;left:957;top:12024;width:13729;height:5765;visibility:visible;mso-wrap-style:square;v-text-anchor:top" o:gfxdata="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" filled="f" stroked="f" strokeweight=".5pt">
                   <v:textbox>
                     <w:txbxContent>
                       <w:p>
@@ -3963,7 +4010,7 @@
                     </w:txbxContent>
                   </v:textbox>
                 </v:shape>
-                <v:shape id="Cuadro de texto 77" style="position:absolute;left:33166;top:5511;width:22363;height:3328;visibility:visible;mso-wrap-style:square;v-text-anchor:top" o:spid="_x0000_s1042" filled="f" stroked="f" strokeweight=".5pt" type="#_x0000_t202" o:gfxdata="UEsDBBQABgAIAAAAIQDb4fbL7gAAAIUBAAATAAAAW0NvbnRlbnRfVHlwZXNdLnhtbHyQz07DMAyH 70i8Q+QralM4IITa7kDhCAiNB7ASt43WOlEcyvb2pNu4IODoPz9/n1xv9vOkForiPDdwXVagiI23 jocG3rdPxR0oScgWJ8/UwIEENu3lRb09BBKV0ywNjCmFe63FjDSjlD4Q50nv44wpl3HQAc0OB9I3 VXWrjedEnIq03oC27qjHjympx31un0wiTQLq4bS4shrAECZnMGVTvbD9QSnOhDInjzsyuiBXWQP0 r4R18jfgnHvJr4nOknrFmJ5xzhraRtHWf3Kkpfz/yGo5S+H73hkquyhdjr3R8m2lj09svwAAAP// AwBQSwMEFAAGAAgAAAAhAFr0LFu/AAAAFQEAAAsAAABfcmVscy8ucmVsc2zPwWrDMAwG4Ptg72B0 X5TuUMaI01uh19I+gLGVxCy2jGSy9e1nemrHjpL4P0nD4SetZiPRyNnCruvBUPYcYp4tXC/Htw8w Wl0ObuVMFm6kcBhfX4Yzra62kC6xqGlKVgtLreUTUf1CyWnHhXKbTCzJ1VbKjMX5LzcTvvf9HuXR gPHJNKdgQU5hB+ZyK23zHztFL6w81c5zQp6m6P9TMfB3PtPWFCczVQtB9N4U2rp2HOA44NMz4y8A AAD//wMAUEsDBBQABgAIAAAAIQCGIWdbxgAAANsAAAAPAAAAZHJzL2Rvd25yZXYueG1sRI9Pa8JA FMTvBb/D8gRvdWPAP6SuIgGpSHvQevH2zD6T0N23MbuNqZ++Wyj0OMzMb5jlurdGdNT62rGCyTgB QVw4XXOp4PSxfV6A8AFZo3FMCr7Jw3o1eFpipt2dD9QdQykihH2GCqoQmkxKX1Rk0Y9dQxy9q2st hijbUuoW7xFujUyTZCYt1hwXKmwor6j4PH5ZBft8+46HS2oXD5O/vl03ze10nio1GvabFxCB+vAf /mvvtIL5HH6/xB8gVz8AAAD//wMAUEsBAi0AFAAGAAgAAAAhANvh9svuAAAAhQEAABMAAAAAAAAA AAAAAAAAAAAAAFtDb250ZW50X1R5cGVzXS54bWxQSwECLQAUAAYACAAAACEAWvQsW78AAAAVAQAA CwAAAAAAAAAAAAAAAAAfAQAAX3JlbHMvLnJlbHNQSwECLQAUAAYACAAAACEAhiFnW8YAAADbAAAA DwAAAAAAAAAAAAAAAAAHAgAAZHJzL2Rvd25yZXYueG1sUEsFBgAAAAADAAMAtwAAAPoCAAAAAA== ">
+                <v:shape id="Cuadro de texto 77" o:spid="_x0000_s1042" type="#_x0000_t202" style="position:absolute;left:33166;top:5511;width:22363;height:3328;visibility:visible;mso-wrap-style:square;v-text-anchor:top" o:gfxdata="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" filled="f" stroked="f" strokeweight=".5pt">
                   <v:textbox>
                     <w:txbxContent>
                       <w:p>
@@ -4215,7 +4262,7 @@
     </w:p>
     <w:p>
       <w:pPr>
-        <w:pStyle w:val="Heading1"/>
+        <w:pStyle w:val="Ttulo1"/>
         <w:ind w:left="1134" w:right="1278"/>
         <w:jc w:val="both"/>
         <w:rPr>
@@ -4293,7 +4340,7 @@
     </w:p>
     <w:p>
       <w:pPr>
-        <w:pStyle w:val="Heading1"/>
+        <w:pStyle w:val="Ttulo1"/>
         <w:ind w:left="1134" w:right="1278"/>
         <w:jc w:val="both"/>
         <w:rPr>
@@ -4304,7 +4351,7 @@
     </w:p>
     <w:p>
       <w:pPr>
-        <w:pStyle w:val="Heading1"/>
+        <w:pStyle w:val="Ttulo1"/>
         <w:ind w:left="1134" w:right="1278"/>
         <w:jc w:val="both"/>
         <w:rPr>
@@ -4322,7 +4369,7 @@
     </w:p>
     <w:p>
       <w:pPr>
-        <w:pStyle w:val="Heading1"/>
+        <w:pStyle w:val="Ttulo1"/>
         <w:ind w:left="1134" w:right="1278"/>
         <w:jc w:val="both"/>
         <w:rPr>
@@ -4340,7 +4387,7 @@
         <w:jc w:val="both"/>
         <w:textAlignment w:val="baseline"/>
         <w:rPr>
-          <w:rFonts w:ascii="Segoe UI" w:hAnsi="Segoe UI" w:eastAsia="Times New Roman" w:cs="Segoe UI"/>
+          <w:rFonts w:ascii="Segoe UI" w:eastAsia="Times New Roman" w:hAnsi="Segoe UI" w:cs="Segoe UI"/>
           <w:b/>
           <w:bCs/>
           <w:sz w:val="18"/>
@@ -4393,7 +4440,7 @@
         <w:jc w:val="both"/>
         <w:textAlignment w:val="baseline"/>
         <w:rPr>
-          <w:rFonts w:ascii="Segoe UI" w:hAnsi="Segoe UI" w:eastAsia="Times New Roman" w:cs="Segoe UI"/>
+          <w:rFonts w:ascii="Segoe UI" w:eastAsia="Times New Roman" w:hAnsi="Segoe UI" w:cs="Segoe UI"/>
           <w:b/>
           <w:bCs/>
           <w:sz w:val="18"/>
@@ -4423,7 +4470,7 @@
         <w:jc w:val="both"/>
         <w:textAlignment w:val="baseline"/>
         <w:rPr>
-          <w:rFonts w:ascii="Segoe UI" w:hAnsi="Segoe UI" w:eastAsia="Times New Roman" w:cs="Segoe UI"/>
+          <w:rFonts w:ascii="Segoe UI" w:eastAsia="Times New Roman" w:hAnsi="Segoe UI" w:cs="Segoe UI"/>
           <w:b/>
           <w:bCs/>
           <w:sz w:val="18"/>
@@ -4453,7 +4500,7 @@
         <w:jc w:val="both"/>
         <w:textAlignment w:val="baseline"/>
         <w:rPr>
-          <w:rFonts w:ascii="Segoe UI" w:hAnsi="Segoe UI" w:eastAsia="Times New Roman" w:cs="Segoe UI"/>
+          <w:rFonts w:ascii="Segoe UI" w:eastAsia="Times New Roman" w:hAnsi="Segoe UI" w:cs="Segoe UI"/>
           <w:b/>
           <w:bCs/>
           <w:sz w:val="18"/>
@@ -4471,6 +4518,7 @@
           <w:szCs w:val="28"/>
           <w:lang w:eastAsia="es-ES"/>
         </w:rPr>
+        <w:lastRenderedPageBreak/>
         <w:t> </w:t>
       </w:r>
     </w:p>
@@ -4483,7 +4531,7 @@
         <w:jc w:val="both"/>
         <w:textAlignment w:val="baseline"/>
         <w:rPr>
-          <w:rFonts w:ascii="Segoe UI" w:hAnsi="Segoe UI" w:eastAsia="Times New Roman" w:cs="Segoe UI"/>
+          <w:rFonts w:ascii="Segoe UI" w:eastAsia="Times New Roman" w:hAnsi="Segoe UI" w:cs="Segoe UI"/>
           <w:b/>
           <w:bCs/>
           <w:sz w:val="18"/>
@@ -4517,7 +4565,7 @@
         <w:jc w:val="both"/>
         <w:textAlignment w:val="baseline"/>
         <w:rPr>
-          <w:rFonts w:ascii="Segoe UI" w:hAnsi="Segoe UI" w:eastAsia="Times New Roman" w:cs="Segoe UI"/>
+          <w:rFonts w:ascii="Segoe UI" w:eastAsia="Times New Roman" w:hAnsi="Segoe UI" w:cs="Segoe UI"/>
           <w:b/>
           <w:bCs/>
           <w:sz w:val="18"/>
@@ -4544,7 +4592,7 @@
         <w:jc w:val="both"/>
         <w:textAlignment w:val="baseline"/>
         <w:rPr>
-          <w:rFonts w:ascii="Segoe UI" w:hAnsi="Segoe UI" w:eastAsia="Times New Roman" w:cs="Segoe UI"/>
+          <w:rFonts w:ascii="Segoe UI" w:eastAsia="Times New Roman" w:hAnsi="Segoe UI" w:cs="Segoe UI"/>
           <w:b/>
           <w:bCs/>
           <w:sz w:val="18"/>
@@ -4597,7 +4645,7 @@
         <w:jc w:val="both"/>
         <w:textAlignment w:val="baseline"/>
         <w:rPr>
-          <w:rFonts w:ascii="Segoe UI" w:hAnsi="Segoe UI" w:eastAsia="Times New Roman" w:cs="Segoe UI"/>
+          <w:rFonts w:ascii="Segoe UI" w:eastAsia="Times New Roman" w:hAnsi="Segoe UI" w:cs="Segoe UI"/>
           <w:b/>
           <w:bCs/>
           <w:sz w:val="18"/>
@@ -4656,7 +4704,7 @@
         <w:jc w:val="both"/>
         <w:textAlignment w:val="baseline"/>
         <w:rPr>
-          <w:rFonts w:ascii="Segoe UI" w:hAnsi="Segoe UI" w:eastAsia="Times New Roman" w:cs="Segoe UI"/>
+          <w:rFonts w:ascii="Segoe UI" w:eastAsia="Times New Roman" w:hAnsi="Segoe UI" w:cs="Segoe UI"/>
           <w:b/>
           <w:bCs/>
           <w:sz w:val="18"/>
@@ -4674,7 +4722,7 @@
         <w:jc w:val="both"/>
         <w:textAlignment w:val="baseline"/>
         <w:rPr>
-          <w:rFonts w:ascii="Segoe UI" w:hAnsi="Segoe UI" w:eastAsia="Times New Roman" w:cs="Segoe UI"/>
+          <w:rFonts w:ascii="Segoe UI" w:eastAsia="Times New Roman" w:hAnsi="Segoe UI" w:cs="Segoe UI"/>
           <w:b/>
           <w:bCs/>
           <w:sz w:val="18"/>
@@ -4704,7 +4752,7 @@
         <w:jc w:val="both"/>
         <w:textAlignment w:val="baseline"/>
         <w:rPr>
-          <w:rFonts w:ascii="Segoe UI" w:hAnsi="Segoe UI" w:eastAsia="Times New Roman" w:cs="Segoe UI"/>
+          <w:rFonts w:ascii="Segoe UI" w:eastAsia="Times New Roman" w:hAnsi="Segoe UI" w:cs="Segoe UI"/>
           <w:b/>
           <w:bCs/>
           <w:sz w:val="18"/>
@@ -4734,7 +4782,7 @@
         <w:jc w:val="both"/>
         <w:textAlignment w:val="baseline"/>
         <w:rPr>
-          <w:rFonts w:ascii="Segoe UI" w:hAnsi="Segoe UI" w:eastAsia="Times New Roman" w:cs="Segoe UI"/>
+          <w:rFonts w:ascii="Segoe UI" w:eastAsia="Times New Roman" w:hAnsi="Segoe UI" w:cs="Segoe UI"/>
           <w:b/>
           <w:bCs/>
           <w:sz w:val="18"/>
@@ -4762,7 +4810,7 @@
         <w:jc w:val="both"/>
         <w:textAlignment w:val="baseline"/>
         <w:rPr>
-          <w:rFonts w:ascii="Segoe UI" w:hAnsi="Segoe UI" w:eastAsia="Times New Roman" w:cs="Segoe UI"/>
+          <w:rFonts w:ascii="Segoe UI" w:eastAsia="Times New Roman" w:hAnsi="Segoe UI" w:cs="Segoe UI"/>
           <w:b/>
           <w:bCs/>
           <w:sz w:val="18"/>
@@ -4796,7 +4844,7 @@
         <w:jc w:val="both"/>
         <w:textAlignment w:val="baseline"/>
         <w:rPr>
-          <w:rFonts w:ascii="Segoe UI" w:hAnsi="Segoe UI" w:eastAsia="Times New Roman" w:cs="Segoe UI"/>
+          <w:rFonts w:ascii="Segoe UI" w:eastAsia="Times New Roman" w:hAnsi="Segoe UI" w:cs="Segoe UI"/>
           <w:b/>
           <w:bCs/>
           <w:sz w:val="18"/>
@@ -4823,7 +4871,7 @@
         <w:jc w:val="both"/>
         <w:textAlignment w:val="baseline"/>
         <w:rPr>
-          <w:rFonts w:ascii="Segoe UI" w:hAnsi="Segoe UI" w:eastAsia="Times New Roman" w:cs="Segoe UI"/>
+          <w:rFonts w:ascii="Segoe UI" w:eastAsia="Times New Roman" w:hAnsi="Segoe UI" w:cs="Segoe UI"/>
           <w:b/>
           <w:bCs/>
           <w:sz w:val="18"/>
@@ -4876,7 +4924,7 @@
         <w:jc w:val="both"/>
         <w:textAlignment w:val="baseline"/>
         <w:rPr>
-          <w:rFonts w:ascii="Segoe UI" w:hAnsi="Segoe UI" w:eastAsia="Times New Roman" w:cs="Segoe UI"/>
+          <w:rFonts w:ascii="Segoe UI" w:eastAsia="Times New Roman" w:hAnsi="Segoe UI" w:cs="Segoe UI"/>
           <w:b/>
           <w:bCs/>
           <w:sz w:val="18"/>
@@ -4905,7 +4953,7 @@
         <w:jc w:val="both"/>
         <w:textAlignment w:val="baseline"/>
         <w:rPr>
-          <w:rFonts w:ascii="Segoe UI" w:hAnsi="Segoe UI" w:eastAsia="Times New Roman" w:cs="Segoe UI"/>
+          <w:rFonts w:ascii="Segoe UI" w:eastAsia="Times New Roman" w:hAnsi="Segoe UI" w:cs="Segoe UI"/>
           <w:b/>
           <w:bCs/>
           <w:sz w:val="18"/>
@@ -4939,7 +4987,7 @@
         <w:jc w:val="both"/>
         <w:textAlignment w:val="baseline"/>
         <w:rPr>
-          <w:rFonts w:ascii="Segoe UI" w:hAnsi="Segoe UI" w:eastAsia="Times New Roman" w:cs="Segoe UI"/>
+          <w:rFonts w:ascii="Segoe UI" w:eastAsia="Times New Roman" w:hAnsi="Segoe UI" w:cs="Segoe UI"/>
           <w:b/>
           <w:bCs/>
           <w:sz w:val="18"/>
@@ -4966,7 +5014,7 @@
         <w:jc w:val="both"/>
         <w:textAlignment w:val="baseline"/>
         <w:rPr>
-          <w:rFonts w:ascii="Segoe UI" w:hAnsi="Segoe UI" w:eastAsia="Times New Roman" w:cs="Segoe UI"/>
+          <w:rFonts w:ascii="Segoe UI" w:eastAsia="Times New Roman" w:hAnsi="Segoe UI" w:cs="Segoe UI"/>
           <w:b/>
           <w:bCs/>
           <w:sz w:val="18"/>
@@ -5000,7 +5048,7 @@
         <w:jc w:val="both"/>
         <w:textAlignment w:val="baseline"/>
         <w:rPr>
-          <w:rFonts w:ascii="Segoe UI" w:hAnsi="Segoe UI" w:eastAsia="Times New Roman" w:cs="Segoe UI"/>
+          <w:rFonts w:ascii="Segoe UI" w:eastAsia="Times New Roman" w:hAnsi="Segoe UI" w:cs="Segoe UI"/>
           <w:b/>
           <w:bCs/>
           <w:sz w:val="18"/>
@@ -5027,7 +5075,7 @@
         <w:jc w:val="both"/>
         <w:textAlignment w:val="baseline"/>
         <w:rPr>
-          <w:rFonts w:ascii="Segoe UI" w:hAnsi="Segoe UI" w:eastAsia="Times New Roman" w:cs="Segoe UI"/>
+          <w:rFonts w:ascii="Segoe UI" w:eastAsia="Times New Roman" w:hAnsi="Segoe UI" w:cs="Segoe UI"/>
           <w:b/>
           <w:bCs/>
           <w:sz w:val="18"/>
@@ -5061,7 +5109,7 @@
         <w:jc w:val="both"/>
         <w:textAlignment w:val="baseline"/>
         <w:rPr>
-          <w:rFonts w:ascii="Segoe UI" w:hAnsi="Segoe UI" w:eastAsia="Times New Roman" w:cs="Segoe UI"/>
+          <w:rFonts w:ascii="Segoe UI" w:eastAsia="Times New Roman" w:hAnsi="Segoe UI" w:cs="Segoe UI"/>
           <w:b/>
           <w:bCs/>
           <w:sz w:val="18"/>
@@ -5088,7 +5136,7 @@
         <w:jc w:val="both"/>
         <w:textAlignment w:val="baseline"/>
         <w:rPr>
-          <w:rFonts w:ascii="Segoe UI" w:hAnsi="Segoe UI" w:eastAsia="Times New Roman" w:cs="Segoe UI"/>
+          <w:rFonts w:ascii="Segoe UI" w:eastAsia="Times New Roman" w:hAnsi="Segoe UI" w:cs="Segoe UI"/>
           <w:sz w:val="18"/>
           <w:szCs w:val="18"/>
           <w:lang w:eastAsia="es-ES"/>
@@ -5121,7 +5169,7 @@
         <w:jc w:val="both"/>
         <w:textAlignment w:val="baseline"/>
         <w:rPr>
-          <w:rFonts w:ascii="Segoe UI" w:hAnsi="Segoe UI" w:eastAsia="Times New Roman" w:cs="Segoe UI"/>
+          <w:rFonts w:ascii="Segoe UI" w:eastAsia="Times New Roman" w:hAnsi="Segoe UI" w:cs="Segoe UI"/>
           <w:sz w:val="18"/>
           <w:szCs w:val="18"/>
           <w:lang w:eastAsia="es-ES"/>
@@ -5146,7 +5194,7 @@
         <w:jc w:val="both"/>
         <w:textAlignment w:val="baseline"/>
         <w:rPr>
-          <w:rFonts w:ascii="Segoe UI" w:hAnsi="Segoe UI" w:eastAsia="Times New Roman" w:cs="Segoe UI"/>
+          <w:rFonts w:ascii="Segoe UI" w:eastAsia="Times New Roman" w:hAnsi="Segoe UI" w:cs="Segoe UI"/>
           <w:sz w:val="18"/>
           <w:szCs w:val="18"/>
           <w:lang w:eastAsia="es-ES"/>
@@ -5179,7 +5227,7 @@
         <w:jc w:val="both"/>
         <w:textAlignment w:val="baseline"/>
         <w:rPr>
-          <w:rFonts w:ascii="Segoe UI" w:hAnsi="Segoe UI" w:eastAsia="Times New Roman" w:cs="Segoe UI"/>
+          <w:rFonts w:ascii="Segoe UI" w:eastAsia="Times New Roman" w:hAnsi="Segoe UI" w:cs="Segoe UI"/>
           <w:sz w:val="18"/>
           <w:szCs w:val="18"/>
           <w:lang w:eastAsia="es-ES"/>
@@ -5204,7 +5252,7 @@
         <w:jc w:val="both"/>
         <w:textAlignment w:val="baseline"/>
         <w:rPr>
-          <w:rFonts w:ascii="Segoe UI" w:hAnsi="Segoe UI" w:eastAsia="Times New Roman" w:cs="Segoe UI"/>
+          <w:rFonts w:ascii="Segoe UI" w:eastAsia="Times New Roman" w:hAnsi="Segoe UI" w:cs="Segoe UI"/>
           <w:sz w:val="18"/>
           <w:szCs w:val="18"/>
           <w:lang w:eastAsia="es-ES"/>
@@ -5237,7 +5285,7 @@
         <w:jc w:val="both"/>
         <w:textAlignment w:val="baseline"/>
         <w:rPr>
-          <w:rFonts w:ascii="Segoe UI" w:hAnsi="Segoe UI" w:eastAsia="Times New Roman" w:cs="Segoe UI"/>
+          <w:rFonts w:ascii="Segoe UI" w:eastAsia="Times New Roman" w:hAnsi="Segoe UI" w:cs="Segoe UI"/>
           <w:sz w:val="18"/>
           <w:szCs w:val="18"/>
           <w:lang w:eastAsia="es-ES"/>
@@ -5262,7 +5310,7 @@
         <w:jc w:val="both"/>
         <w:textAlignment w:val="baseline"/>
         <w:rPr>
-          <w:rFonts w:ascii="Segoe UI" w:hAnsi="Segoe UI" w:eastAsia="Times New Roman" w:cs="Segoe UI"/>
+          <w:rFonts w:ascii="Segoe UI" w:eastAsia="Times New Roman" w:hAnsi="Segoe UI" w:cs="Segoe UI"/>
           <w:sz w:val="18"/>
           <w:szCs w:val="18"/>
           <w:lang w:eastAsia="es-ES"/>
@@ -5295,7 +5343,7 @@
         <w:jc w:val="both"/>
         <w:textAlignment w:val="baseline"/>
         <w:rPr>
-          <w:rFonts w:ascii="Segoe UI" w:hAnsi="Segoe UI" w:eastAsia="Times New Roman" w:cs="Segoe UI"/>
+          <w:rFonts w:ascii="Segoe UI" w:eastAsia="Times New Roman" w:hAnsi="Segoe UI" w:cs="Segoe UI"/>
           <w:sz w:val="18"/>
           <w:szCs w:val="18"/>
           <w:lang w:eastAsia="es-ES"/>
@@ -5334,6 +5382,7 @@
           <w:color w:val="469488"/>
           <w:lang w:eastAsia="es-ES"/>
         </w:rPr>
+        <w:lastRenderedPageBreak/>
         <w:t xml:space="preserve">CREANDO EL MEJOR CV (PRÁCTICA): </w:t>
       </w:r>
       <w:r>
@@ -5362,7 +5411,7 @@
         <w:jc w:val="both"/>
         <w:textAlignment w:val="baseline"/>
         <w:rPr>
-          <w:rFonts w:ascii="Segoe UI" w:hAnsi="Segoe UI" w:eastAsia="Times New Roman" w:cs="Segoe UI"/>
+          <w:rFonts w:ascii="Segoe UI" w:eastAsia="Times New Roman" w:hAnsi="Segoe UI" w:cs="Segoe UI"/>
           <w:sz w:val="18"/>
           <w:szCs w:val="18"/>
           <w:lang w:eastAsia="es-ES"/>
@@ -5378,7 +5427,7 @@
         <w:jc w:val="both"/>
         <w:textAlignment w:val="baseline"/>
         <w:rPr>
-          <w:rFonts w:ascii="Segoe UI" w:hAnsi="Segoe UI" w:eastAsia="Times New Roman" w:cs="Segoe UI"/>
+          <w:rFonts w:ascii="Segoe UI" w:eastAsia="Times New Roman" w:hAnsi="Segoe UI" w:cs="Segoe UI"/>
           <w:sz w:val="18"/>
           <w:szCs w:val="18"/>
           <w:lang w:eastAsia="es-ES"/>
@@ -5411,7 +5460,7 @@
         <w:jc w:val="both"/>
         <w:textAlignment w:val="baseline"/>
         <w:rPr>
-          <w:rFonts w:ascii="Segoe UI" w:hAnsi="Segoe UI" w:eastAsia="Times New Roman" w:cs="Segoe UI"/>
+          <w:rFonts w:ascii="Segoe UI" w:eastAsia="Times New Roman" w:hAnsi="Segoe UI" w:cs="Segoe UI"/>
           <w:sz w:val="18"/>
           <w:szCs w:val="18"/>
           <w:lang w:eastAsia="es-ES"/>
@@ -5436,7 +5485,7 @@
         <w:jc w:val="both"/>
         <w:textAlignment w:val="baseline"/>
         <w:rPr>
-          <w:rFonts w:ascii="Segoe UI" w:hAnsi="Segoe UI" w:eastAsia="Times New Roman" w:cs="Segoe UI"/>
+          <w:rFonts w:ascii="Segoe UI" w:eastAsia="Times New Roman" w:hAnsi="Segoe UI" w:cs="Segoe UI"/>
           <w:sz w:val="18"/>
           <w:szCs w:val="18"/>
           <w:lang w:eastAsia="es-ES"/>
@@ -5469,7 +5518,7 @@
         <w:jc w:val="both"/>
         <w:textAlignment w:val="baseline"/>
         <w:rPr>
-          <w:rFonts w:ascii="Segoe UI" w:hAnsi="Segoe UI" w:eastAsia="Times New Roman" w:cs="Segoe UI"/>
+          <w:rFonts w:ascii="Segoe UI" w:eastAsia="Times New Roman" w:hAnsi="Segoe UI" w:cs="Segoe UI"/>
           <w:sz w:val="18"/>
           <w:szCs w:val="18"/>
           <w:lang w:eastAsia="es-ES"/>
@@ -5494,7 +5543,7 @@
         <w:jc w:val="both"/>
         <w:textAlignment w:val="baseline"/>
         <w:rPr>
-          <w:rFonts w:ascii="Segoe UI" w:hAnsi="Segoe UI" w:eastAsia="Times New Roman" w:cs="Segoe UI"/>
+          <w:rFonts w:ascii="Segoe UI" w:eastAsia="Times New Roman" w:hAnsi="Segoe UI" w:cs="Segoe UI"/>
           <w:sz w:val="18"/>
           <w:szCs w:val="18"/>
           <w:lang w:eastAsia="es-ES"/>
@@ -5527,7 +5576,7 @@
         <w:jc w:val="both"/>
         <w:textAlignment w:val="baseline"/>
         <w:rPr>
-          <w:rFonts w:ascii="Segoe UI" w:hAnsi="Segoe UI" w:eastAsia="Times New Roman" w:cs="Segoe UI"/>
+          <w:rFonts w:ascii="Segoe UI" w:eastAsia="Times New Roman" w:hAnsi="Segoe UI" w:cs="Segoe UI"/>
           <w:sz w:val="18"/>
           <w:szCs w:val="18"/>
           <w:lang w:eastAsia="es-ES"/>
@@ -5550,7 +5599,7 @@
         <w:jc w:val="both"/>
         <w:textAlignment w:val="baseline"/>
         <w:rPr>
-          <w:rFonts w:ascii="Segoe UI" w:hAnsi="Segoe UI" w:eastAsia="Times New Roman" w:cs="Segoe UI"/>
+          <w:rFonts w:ascii="Segoe UI" w:eastAsia="Times New Roman" w:hAnsi="Segoe UI" w:cs="Segoe UI"/>
           <w:sz w:val="18"/>
           <w:szCs w:val="18"/>
           <w:lang w:eastAsia="es-ES"/>
@@ -5583,7 +5632,7 @@
         <w:jc w:val="both"/>
         <w:textAlignment w:val="baseline"/>
         <w:rPr>
-          <w:rFonts w:ascii="Segoe UI" w:hAnsi="Segoe UI" w:eastAsia="Times New Roman" w:cs="Segoe UI"/>
+          <w:rFonts w:ascii="Segoe UI" w:eastAsia="Times New Roman" w:hAnsi="Segoe UI" w:cs="Segoe UI"/>
           <w:sz w:val="18"/>
           <w:szCs w:val="18"/>
           <w:lang w:eastAsia="es-ES"/>
@@ -5608,7 +5657,7 @@
         <w:jc w:val="both"/>
         <w:textAlignment w:val="baseline"/>
         <w:rPr>
-          <w:rFonts w:ascii="Segoe UI" w:hAnsi="Segoe UI" w:eastAsia="Times New Roman" w:cs="Segoe UI"/>
+          <w:rFonts w:ascii="Segoe UI" w:eastAsia="Times New Roman" w:hAnsi="Segoe UI" w:cs="Segoe UI"/>
           <w:sz w:val="18"/>
           <w:szCs w:val="18"/>
           <w:lang w:eastAsia="es-ES"/>
@@ -5641,7 +5690,7 @@
         <w:jc w:val="both"/>
         <w:textAlignment w:val="baseline"/>
         <w:rPr>
-          <w:rFonts w:ascii="Segoe UI" w:hAnsi="Segoe UI" w:eastAsia="Times New Roman" w:cs="Segoe UI"/>
+          <w:rFonts w:ascii="Segoe UI" w:eastAsia="Times New Roman" w:hAnsi="Segoe UI" w:cs="Segoe UI"/>
           <w:sz w:val="18"/>
           <w:szCs w:val="18"/>
           <w:lang w:eastAsia="es-ES"/>
@@ -5666,7 +5715,7 @@
         <w:jc w:val="both"/>
         <w:textAlignment w:val="baseline"/>
         <w:rPr>
-          <w:rFonts w:ascii="Segoe UI" w:hAnsi="Segoe UI" w:eastAsia="Times New Roman" w:cs="Segoe UI"/>
+          <w:rFonts w:ascii="Segoe UI" w:eastAsia="Times New Roman" w:hAnsi="Segoe UI" w:cs="Segoe UI"/>
           <w:sz w:val="18"/>
           <w:szCs w:val="18"/>
           <w:lang w:eastAsia="es-ES"/>
@@ -5699,7 +5748,7 @@
         <w:jc w:val="both"/>
         <w:textAlignment w:val="baseline"/>
         <w:rPr>
-          <w:rFonts w:ascii="Segoe UI" w:hAnsi="Segoe UI" w:eastAsia="Times New Roman" w:cs="Segoe UI"/>
+          <w:rFonts w:ascii="Segoe UI" w:eastAsia="Times New Roman" w:hAnsi="Segoe UI" w:cs="Segoe UI"/>
           <w:sz w:val="18"/>
           <w:szCs w:val="18"/>
           <w:lang w:eastAsia="es-ES"/>
@@ -5724,7 +5773,7 @@
         <w:jc w:val="both"/>
         <w:textAlignment w:val="baseline"/>
         <w:rPr>
-          <w:rFonts w:ascii="Segoe UI" w:hAnsi="Segoe UI" w:eastAsia="Times New Roman" w:cs="Segoe UI"/>
+          <w:rFonts w:ascii="Segoe UI" w:eastAsia="Times New Roman" w:hAnsi="Segoe UI" w:cs="Segoe UI"/>
           <w:sz w:val="18"/>
           <w:szCs w:val="18"/>
           <w:lang w:eastAsia="es-ES"/>
@@ -5757,7 +5806,7 @@
         <w:jc w:val="both"/>
         <w:textAlignment w:val="baseline"/>
         <w:rPr>
-          <w:rFonts w:ascii="Segoe UI" w:hAnsi="Segoe UI" w:eastAsia="Times New Roman" w:cs="Segoe UI"/>
+          <w:rFonts w:ascii="Segoe UI" w:eastAsia="Times New Roman" w:hAnsi="Segoe UI" w:cs="Segoe UI"/>
           <w:sz w:val="18"/>
           <w:szCs w:val="18"/>
           <w:lang w:eastAsia="es-ES"/>
@@ -5782,7 +5831,7 @@
         <w:jc w:val="both"/>
         <w:textAlignment w:val="baseline"/>
         <w:rPr>
-          <w:rFonts w:ascii="Segoe UI" w:hAnsi="Segoe UI" w:eastAsia="Times New Roman" w:cs="Segoe UI"/>
+          <w:rFonts w:ascii="Segoe UI" w:eastAsia="Times New Roman" w:hAnsi="Segoe UI" w:cs="Segoe UI"/>
           <w:sz w:val="18"/>
           <w:szCs w:val="18"/>
           <w:lang w:eastAsia="es-ES"/>
@@ -5815,7 +5864,7 @@
         <w:jc w:val="both"/>
         <w:textAlignment w:val="baseline"/>
         <w:rPr>
-          <w:rFonts w:ascii="Segoe UI" w:hAnsi="Segoe UI" w:eastAsia="Times New Roman" w:cs="Segoe UI"/>
+          <w:rFonts w:ascii="Segoe UI" w:eastAsia="Times New Roman" w:hAnsi="Segoe UI" w:cs="Segoe UI"/>
           <w:sz w:val="18"/>
           <w:szCs w:val="18"/>
           <w:lang w:eastAsia="es-ES"/>
@@ -5871,7 +5920,7 @@
         <w:jc w:val="both"/>
         <w:textAlignment w:val="baseline"/>
         <w:rPr>
-          <w:rFonts w:ascii="Segoe UI" w:hAnsi="Segoe UI" w:eastAsia="Times New Roman" w:cs="Segoe UI"/>
+          <w:rFonts w:ascii="Segoe UI" w:eastAsia="Times New Roman" w:hAnsi="Segoe UI" w:cs="Segoe UI"/>
           <w:sz w:val="18"/>
           <w:szCs w:val="18"/>
           <w:lang w:eastAsia="es-ES"/>
@@ -5880,7 +5929,7 @@
     </w:p>
     <w:p>
       <w:pPr>
-        <w:pStyle w:val="Heading2"/>
+        <w:pStyle w:val="Ttulo2"/>
         <w:ind w:left="1134" w:right="1278" w:hanging="2"/>
         <w:jc w:val="both"/>
         <w:rPr>
@@ -5932,7 +5981,7 @@
     </w:p>
     <w:p>
       <w:pPr>
-        <w:pStyle w:val="Heading2"/>
+        <w:pStyle w:val="Ttulo2"/>
         <w:ind w:left="1134" w:right="1278" w:hanging="2"/>
         <w:jc w:val="both"/>
         <w:rPr>
@@ -5946,7 +5995,7 @@
     </w:p>
     <w:p>
       <w:pPr>
-        <w:pStyle w:val="Heading2"/>
+        <w:pStyle w:val="Ttulo2"/>
         <w:ind w:left="1134" w:right="1278" w:hanging="2"/>
         <w:jc w:val="both"/>
         <w:rPr>
@@ -5977,7 +6026,7 @@
     </w:p>
     <w:p>
       <w:pPr>
-        <w:pStyle w:val="Heading2"/>
+        <w:pStyle w:val="Ttulo2"/>
         <w:ind w:left="1134" w:right="1278" w:hanging="2"/>
         <w:jc w:val="both"/>
         <w:rPr>
@@ -5990,7 +6039,7 @@
     </w:p>
     <w:p>
       <w:pPr>
-        <w:pStyle w:val="Heading2"/>
+        <w:pStyle w:val="Ttulo2"/>
         <w:ind w:left="1134" w:right="1278" w:hanging="2"/>
         <w:jc w:val="both"/>
         <w:rPr>
@@ -6021,7 +6070,7 @@
     </w:p>
     <w:p>
       <w:pPr>
-        <w:pStyle w:val="Heading2"/>
+        <w:pStyle w:val="Ttulo2"/>
         <w:ind w:left="1134" w:right="1278" w:hanging="2"/>
         <w:jc w:val="both"/>
         <w:rPr>
@@ -6034,7 +6083,7 @@
     </w:p>
     <w:p>
       <w:pPr>
-        <w:pStyle w:val="Heading2"/>
+        <w:pStyle w:val="Ttulo2"/>
         <w:ind w:left="1134" w:right="1278" w:hanging="2"/>
         <w:jc w:val="both"/>
         <w:rPr>
@@ -6065,7 +6114,7 @@
     </w:p>
     <w:p>
       <w:pPr>
-        <w:pStyle w:val="Heading2"/>
+        <w:pStyle w:val="Ttulo2"/>
         <w:ind w:left="1134" w:right="1278" w:hanging="2"/>
         <w:jc w:val="both"/>
         <w:rPr>
@@ -6078,7 +6127,7 @@
     </w:p>
     <w:p>
       <w:pPr>
-        <w:pStyle w:val="Heading2"/>
+        <w:pStyle w:val="Ttulo2"/>
         <w:ind w:left="1134" w:right="1278" w:hanging="2"/>
         <w:jc w:val="both"/>
         <w:rPr>
@@ -6109,7 +6158,7 @@
     </w:p>
     <w:p>
       <w:pPr>
-        <w:pStyle w:val="Heading2"/>
+        <w:pStyle w:val="Ttulo2"/>
         <w:ind w:left="1134" w:right="1278" w:hanging="2"/>
         <w:jc w:val="both"/>
         <w:rPr>
@@ -6122,7 +6171,7 @@
     </w:p>
     <w:p>
       <w:pPr>
-        <w:pStyle w:val="Heading2"/>
+        <w:pStyle w:val="Ttulo2"/>
         <w:ind w:left="1134" w:right="1278" w:hanging="2"/>
         <w:jc w:val="both"/>
         <w:rPr>
@@ -6153,7 +6202,7 @@
     </w:p>
     <w:p>
       <w:pPr>
-        <w:pStyle w:val="Heading2"/>
+        <w:pStyle w:val="Ttulo2"/>
         <w:ind w:left="1134" w:right="1278" w:hanging="2"/>
         <w:jc w:val="both"/>
         <w:rPr>
@@ -6166,7 +6215,7 @@
     </w:p>
     <w:p>
       <w:pPr>
-        <w:pStyle w:val="Heading2"/>
+        <w:pStyle w:val="Ttulo2"/>
         <w:ind w:left="1134" w:right="1278" w:hanging="2"/>
         <w:jc w:val="both"/>
         <w:rPr>
@@ -6205,7 +6254,7 @@
         <w:jc w:val="both"/>
         <w:textAlignment w:val="baseline"/>
         <w:rPr>
-          <w:rFonts w:ascii="Segoe UI" w:hAnsi="Segoe UI" w:eastAsia="Times New Roman" w:cs="Segoe UI"/>
+          <w:rFonts w:ascii="Segoe UI" w:eastAsia="Times New Roman" w:hAnsi="Segoe UI" w:cs="Segoe UI"/>
           <w:b/>
           <w:bCs/>
           <w:sz w:val="18"/>
@@ -6234,7 +6283,7 @@
         <w:jc w:val="both"/>
         <w:textAlignment w:val="baseline"/>
         <w:rPr>
-          <w:rFonts w:ascii="Segoe UI" w:hAnsi="Segoe UI" w:eastAsia="Times New Roman" w:cs="Segoe UI"/>
+          <w:rFonts w:ascii="Segoe UI" w:eastAsia="Times New Roman" w:hAnsi="Segoe UI" w:cs="Segoe UI"/>
           <w:b/>
           <w:bCs/>
           <w:sz w:val="18"/>
@@ -6268,7 +6317,7 @@
         <w:jc w:val="both"/>
         <w:textAlignment w:val="baseline"/>
         <w:rPr>
-          <w:rFonts w:ascii="Segoe UI" w:hAnsi="Segoe UI" w:eastAsia="Times New Roman" w:cs="Segoe UI"/>
+          <w:rFonts w:ascii="Segoe UI" w:eastAsia="Times New Roman" w:hAnsi="Segoe UI" w:cs="Segoe UI"/>
           <w:b/>
           <w:bCs/>
           <w:sz w:val="18"/>
@@ -6288,7 +6337,7 @@
     </w:p>
     <w:p>
       <w:pPr>
-        <w:pStyle w:val="ListParagraph"/>
+        <w:pStyle w:val="Prrafodelista"/>
         <w:widowControl/>
         <w:numPr>
           <w:ilvl w:val="2"/>
@@ -6325,7 +6374,7 @@
     </w:p>
     <w:p>
       <w:pPr>
-        <w:pStyle w:val="ListParagraph"/>
+        <w:pStyle w:val="Prrafodelista"/>
         <w:widowControl/>
         <w:numPr>
           <w:ilvl w:val="2"/>
@@ -6362,7 +6411,7 @@
     </w:p>
     <w:p>
       <w:pPr>
-        <w:pStyle w:val="ListParagraph"/>
+        <w:pStyle w:val="Prrafodelista"/>
         <w:widowControl/>
         <w:numPr>
           <w:ilvl w:val="2"/>
@@ -6399,7 +6448,7 @@
     </w:p>
     <w:p>
       <w:pPr>
-        <w:pStyle w:val="ListParagraph"/>
+        <w:pStyle w:val="Prrafodelista"/>
         <w:widowControl/>
         <w:numPr>
           <w:ilvl w:val="2"/>
@@ -6436,7 +6485,7 @@
     </w:p>
     <w:p>
       <w:pPr>
-        <w:pStyle w:val="ListParagraph"/>
+        <w:pStyle w:val="Prrafodelista"/>
         <w:widowControl/>
         <w:numPr>
           <w:ilvl w:val="2"/>
@@ -6473,7 +6522,7 @@
     </w:p>
     <w:p>
       <w:pPr>
-        <w:pStyle w:val="ListParagraph"/>
+        <w:pStyle w:val="Prrafodelista"/>
         <w:widowControl/>
         <w:numPr>
           <w:ilvl w:val="2"/>
@@ -6501,7 +6550,7 @@
     </w:p>
     <w:p>
       <w:pPr>
-        <w:pStyle w:val="ListParagraph"/>
+        <w:pStyle w:val="Prrafodelista"/>
         <w:widowControl/>
         <w:numPr>
           <w:ilvl w:val="2"/>
@@ -6545,7 +6594,7 @@
         <w:jc w:val="both"/>
         <w:textAlignment w:val="baseline"/>
         <w:rPr>
-          <w:rFonts w:ascii="Segoe UI" w:hAnsi="Segoe UI" w:eastAsia="Times New Roman" w:cs="Segoe UI"/>
+          <w:rFonts w:ascii="Segoe UI" w:eastAsia="Times New Roman" w:hAnsi="Segoe UI" w:cs="Segoe UI"/>
           <w:b/>
           <w:bCs/>
           <w:sz w:val="18"/>
@@ -6563,7 +6612,7 @@
         <w:jc w:val="both"/>
         <w:textAlignment w:val="baseline"/>
         <w:rPr>
-          <w:rFonts w:ascii="Segoe UI" w:hAnsi="Segoe UI" w:eastAsia="Times New Roman" w:cs="Segoe UI"/>
+          <w:rFonts w:ascii="Segoe UI" w:eastAsia="Times New Roman" w:hAnsi="Segoe UI" w:cs="Segoe UI"/>
           <w:b/>
           <w:bCs/>
           <w:sz w:val="18"/>
@@ -6590,7 +6639,7 @@
         <w:jc w:val="both"/>
         <w:textAlignment w:val="baseline"/>
         <w:rPr>
-          <w:rFonts w:ascii="Segoe UI" w:hAnsi="Segoe UI" w:eastAsia="Times New Roman" w:cs="Segoe UI"/>
+          <w:rFonts w:ascii="Segoe UI" w:eastAsia="Times New Roman" w:hAnsi="Segoe UI" w:cs="Segoe UI"/>
           <w:b/>
           <w:bCs/>
           <w:sz w:val="18"/>
@@ -6620,7 +6669,7 @@
         <w:jc w:val="both"/>
         <w:textAlignment w:val="baseline"/>
         <w:rPr>
-          <w:rFonts w:ascii="Segoe UI" w:hAnsi="Segoe UI" w:eastAsia="Times New Roman" w:cs="Segoe UI"/>
+          <w:rFonts w:ascii="Segoe UI" w:eastAsia="Times New Roman" w:hAnsi="Segoe UI" w:cs="Segoe UI"/>
           <w:b/>
           <w:bCs/>
           <w:sz w:val="18"/>
@@ -6647,7 +6696,7 @@
         <w:jc w:val="both"/>
         <w:textAlignment w:val="baseline"/>
         <w:rPr>
-          <w:rFonts w:ascii="Segoe UI" w:hAnsi="Segoe UI" w:eastAsia="Times New Roman" w:cs="Segoe UI"/>
+          <w:rFonts w:ascii="Segoe UI" w:eastAsia="Times New Roman" w:hAnsi="Segoe UI" w:cs="Segoe UI"/>
           <w:b/>
           <w:bCs/>
           <w:sz w:val="18"/>
@@ -6681,7 +6730,7 @@
         <w:jc w:val="both"/>
         <w:textAlignment w:val="baseline"/>
         <w:rPr>
-          <w:rFonts w:ascii="Segoe UI" w:hAnsi="Segoe UI" w:eastAsia="Times New Roman" w:cs="Segoe UI"/>
+          <w:rFonts w:ascii="Segoe UI" w:eastAsia="Times New Roman" w:hAnsi="Segoe UI" w:cs="Segoe UI"/>
           <w:b/>
           <w:bCs/>
           <w:sz w:val="18"/>
@@ -6708,7 +6757,7 @@
         <w:jc w:val="both"/>
         <w:textAlignment w:val="baseline"/>
         <w:rPr>
-          <w:rFonts w:ascii="Segoe UI" w:hAnsi="Segoe UI" w:eastAsia="Times New Roman" w:cs="Segoe UI"/>
+          <w:rFonts w:ascii="Segoe UI" w:eastAsia="Times New Roman" w:hAnsi="Segoe UI" w:cs="Segoe UI"/>
           <w:b/>
           <w:bCs/>
           <w:sz w:val="18"/>
@@ -6742,7 +6791,7 @@
         <w:jc w:val="both"/>
         <w:textAlignment w:val="baseline"/>
         <w:rPr>
-          <w:rFonts w:ascii="Segoe UI" w:hAnsi="Segoe UI" w:eastAsia="Times New Roman" w:cs="Segoe UI"/>
+          <w:rFonts w:ascii="Segoe UI" w:eastAsia="Times New Roman" w:hAnsi="Segoe UI" w:cs="Segoe UI"/>
           <w:b/>
           <w:bCs/>
           <w:sz w:val="18"/>
@@ -6769,7 +6818,7 @@
         <w:jc w:val="both"/>
         <w:textAlignment w:val="baseline"/>
         <w:rPr>
-          <w:rFonts w:ascii="Segoe UI" w:hAnsi="Segoe UI" w:eastAsia="Times New Roman" w:cs="Segoe UI"/>
+          <w:rFonts w:ascii="Segoe UI" w:eastAsia="Times New Roman" w:hAnsi="Segoe UI" w:cs="Segoe UI"/>
           <w:b/>
           <w:bCs/>
           <w:sz w:val="18"/>
@@ -6822,7 +6871,7 @@
         <w:jc w:val="both"/>
         <w:textAlignment w:val="baseline"/>
         <w:rPr>
-          <w:rFonts w:ascii="Segoe UI" w:hAnsi="Segoe UI" w:eastAsia="Times New Roman" w:cs="Segoe UI"/>
+          <w:rFonts w:ascii="Segoe UI" w:eastAsia="Times New Roman" w:hAnsi="Segoe UI" w:cs="Segoe UI"/>
           <w:b/>
           <w:bCs/>
           <w:sz w:val="18"/>
@@ -6956,6 +7005,7 @@
           <w:bCs/>
           <w:lang w:eastAsia="es-ES"/>
         </w:rPr>
+        <w:lastRenderedPageBreak/>
         <w:t>Reclutamiento de participantes</w:t>
       </w:r>
       <w:r>
@@ -7074,7 +7124,7 @@
         <w:jc w:val="both"/>
         <w:textAlignment w:val="baseline"/>
         <w:rPr>
-          <w:rFonts w:ascii="Segoe UI" w:hAnsi="Segoe UI" w:eastAsia="Times New Roman" w:cs="Segoe UI"/>
+          <w:rFonts w:ascii="Segoe UI" w:eastAsia="Times New Roman" w:hAnsi="Segoe UI" w:cs="Segoe UI"/>
           <w:b/>
           <w:bCs/>
           <w:sz w:val="18"/>
@@ -7101,7 +7151,7 @@
         <w:jc w:val="both"/>
         <w:textAlignment w:val="baseline"/>
         <w:rPr>
-          <w:rFonts w:ascii="Segoe UI" w:hAnsi="Segoe UI" w:eastAsia="Times New Roman" w:cs="Segoe UI"/>
+          <w:rFonts w:ascii="Segoe UI" w:eastAsia="Times New Roman" w:hAnsi="Segoe UI" w:cs="Segoe UI"/>
           <w:b/>
           <w:bCs/>
           <w:sz w:val="18"/>
@@ -7151,7 +7201,7 @@
         <w:jc w:val="both"/>
         <w:textAlignment w:val="baseline"/>
         <w:rPr>
-          <w:rFonts w:ascii="Segoe UI" w:hAnsi="Segoe UI" w:eastAsia="Times New Roman" w:cs="Segoe UI"/>
+          <w:rFonts w:ascii="Segoe UI" w:eastAsia="Times New Roman" w:hAnsi="Segoe UI" w:cs="Segoe UI"/>
           <w:b/>
           <w:bCs/>
           <w:sz w:val="18"/>
@@ -7178,7 +7228,7 @@
         <w:jc w:val="both"/>
         <w:textAlignment w:val="baseline"/>
         <w:rPr>
-          <w:rFonts w:ascii="Segoe UI" w:hAnsi="Segoe UI" w:eastAsia="Times New Roman" w:cs="Segoe UI"/>
+          <w:rFonts w:ascii="Segoe UI" w:eastAsia="Times New Roman" w:hAnsi="Segoe UI" w:cs="Segoe UI"/>
           <w:b/>
           <w:bCs/>
           <w:sz w:val="18"/>
@@ -7228,7 +7278,7 @@
         <w:jc w:val="both"/>
         <w:textAlignment w:val="baseline"/>
         <w:rPr>
-          <w:rFonts w:ascii="Segoe UI" w:hAnsi="Segoe UI" w:eastAsia="Times New Roman" w:cs="Segoe UI"/>
+          <w:rFonts w:ascii="Segoe UI" w:eastAsia="Times New Roman" w:hAnsi="Segoe UI" w:cs="Segoe UI"/>
           <w:b/>
           <w:bCs/>
           <w:sz w:val="18"/>
@@ -7256,7 +7306,7 @@
         <w:jc w:val="both"/>
         <w:textAlignment w:val="baseline"/>
         <w:rPr>
-          <w:rFonts w:ascii="Segoe UI" w:hAnsi="Segoe UI" w:eastAsia="Times New Roman" w:cs="Segoe UI"/>
+          <w:rFonts w:ascii="Segoe UI" w:eastAsia="Times New Roman" w:hAnsi="Segoe UI" w:cs="Segoe UI"/>
           <w:b/>
           <w:bCs/>
           <w:sz w:val="18"/>
@@ -7286,7 +7336,7 @@
         <w:jc w:val="both"/>
         <w:textAlignment w:val="baseline"/>
         <w:rPr>
-          <w:rFonts w:ascii="Segoe UI" w:hAnsi="Segoe UI" w:eastAsia="Times New Roman" w:cs="Segoe UI"/>
+          <w:rFonts w:ascii="Segoe UI" w:eastAsia="Times New Roman" w:hAnsi="Segoe UI" w:cs="Segoe UI"/>
           <w:b/>
           <w:bCs/>
           <w:sz w:val="18"/>
@@ -7316,7 +7366,7 @@
         <w:jc w:val="both"/>
         <w:textAlignment w:val="baseline"/>
         <w:rPr>
-          <w:rFonts w:ascii="Segoe UI" w:hAnsi="Segoe UI" w:eastAsia="Times New Roman" w:cs="Segoe UI"/>
+          <w:rFonts w:ascii="Segoe UI" w:eastAsia="Times New Roman" w:hAnsi="Segoe UI" w:cs="Segoe UI"/>
           <w:b/>
           <w:bCs/>
           <w:sz w:val="18"/>
@@ -7366,7 +7416,7 @@
         <w:jc w:val="both"/>
         <w:textAlignment w:val="baseline"/>
         <w:rPr>
-          <w:rFonts w:ascii="Segoe UI" w:hAnsi="Segoe UI" w:eastAsia="Times New Roman" w:cs="Segoe UI"/>
+          <w:rFonts w:ascii="Segoe UI" w:eastAsia="Times New Roman" w:hAnsi="Segoe UI" w:cs="Segoe UI"/>
           <w:b/>
           <w:bCs/>
           <w:sz w:val="18"/>
@@ -7393,7 +7443,7 @@
         <w:jc w:val="both"/>
         <w:textAlignment w:val="baseline"/>
         <w:rPr>
-          <w:rFonts w:ascii="Segoe UI" w:hAnsi="Segoe UI" w:eastAsia="Times New Roman" w:cs="Segoe UI"/>
+          <w:rFonts w:ascii="Segoe UI" w:eastAsia="Times New Roman" w:hAnsi="Segoe UI" w:cs="Segoe UI"/>
           <w:b/>
           <w:bCs/>
           <w:sz w:val="18"/>
@@ -7427,7 +7477,7 @@
         <w:jc w:val="both"/>
         <w:textAlignment w:val="baseline"/>
         <w:rPr>
-          <w:rFonts w:ascii="Segoe UI" w:hAnsi="Segoe UI" w:eastAsia="Times New Roman" w:cs="Segoe UI"/>
+          <w:rFonts w:ascii="Segoe UI" w:eastAsia="Times New Roman" w:hAnsi="Segoe UI" w:cs="Segoe UI"/>
           <w:b/>
           <w:bCs/>
           <w:sz w:val="18"/>
@@ -7502,7 +7552,7 @@
         <w:jc w:val="both"/>
         <w:textAlignment w:val="baseline"/>
         <w:rPr>
-          <w:rFonts w:ascii="Segoe UI" w:hAnsi="Segoe UI" w:eastAsia="Times New Roman" w:cs="Segoe UI"/>
+          <w:rFonts w:ascii="Segoe UI" w:eastAsia="Times New Roman" w:hAnsi="Segoe UI" w:cs="Segoe UI"/>
           <w:b/>
           <w:bCs/>
           <w:sz w:val="18"/>
@@ -7532,7 +7582,7 @@
         <w:jc w:val="both"/>
         <w:textAlignment w:val="baseline"/>
         <w:rPr>
-          <w:rFonts w:ascii="Segoe UI" w:hAnsi="Segoe UI" w:eastAsia="Times New Roman" w:cs="Segoe UI"/>
+          <w:rFonts w:ascii="Segoe UI" w:eastAsia="Times New Roman" w:hAnsi="Segoe UI" w:cs="Segoe UI"/>
           <w:sz w:val="18"/>
           <w:szCs w:val="18"/>
           <w:lang w:eastAsia="es-ES"/>
@@ -7555,7 +7605,7 @@
         <w:jc w:val="both"/>
         <w:textAlignment w:val="baseline"/>
         <w:rPr>
-          <w:rFonts w:ascii="Segoe UI" w:hAnsi="Segoe UI" w:eastAsia="Times New Roman" w:cs="Segoe UI"/>
+          <w:rFonts w:ascii="Segoe UI" w:eastAsia="Times New Roman" w:hAnsi="Segoe UI" w:cs="Segoe UI"/>
           <w:sz w:val="18"/>
           <w:szCs w:val="18"/>
           <w:lang w:eastAsia="es-ES"/>
@@ -7578,7 +7628,7 @@
         <w:jc w:val="both"/>
         <w:textAlignment w:val="baseline"/>
         <w:rPr>
-          <w:rFonts w:ascii="Segoe UI" w:hAnsi="Segoe UI" w:eastAsia="Times New Roman" w:cs="Segoe UI"/>
+          <w:rFonts w:ascii="Segoe UI" w:eastAsia="Times New Roman" w:hAnsi="Segoe UI" w:cs="Segoe UI"/>
           <w:sz w:val="18"/>
           <w:szCs w:val="18"/>
           <w:lang w:eastAsia="es-ES"/>
@@ -7594,7 +7644,7 @@
     </w:p>
     <w:p>
       <w:pPr>
-        <w:pStyle w:val="ListParagraph"/>
+        <w:pStyle w:val="Prrafodelista"/>
         <w:widowControl/>
         <w:numPr>
           <w:ilvl w:val="0"/>
@@ -7629,7 +7679,7 @@
     </w:p>
     <w:p>
       <w:pPr>
-        <w:pStyle w:val="ListParagraph"/>
+        <w:pStyle w:val="Prrafodelista"/>
         <w:widowControl/>
         <w:numPr>
           <w:ilvl w:val="0"/>
@@ -7664,7 +7714,7 @@
     </w:p>
     <w:p>
       <w:pPr>
-        <w:pStyle w:val="ListParagraph"/>
+        <w:pStyle w:val="Prrafodelista"/>
         <w:widowControl/>
         <w:numPr>
           <w:ilvl w:val="0"/>
@@ -7706,7 +7756,7 @@
         <w:jc w:val="both"/>
         <w:textAlignment w:val="baseline"/>
         <w:rPr>
-          <w:rFonts w:ascii="Segoe UI" w:hAnsi="Segoe UI" w:eastAsia="Times New Roman" w:cs="Segoe UI"/>
+          <w:rFonts w:ascii="Segoe UI" w:eastAsia="Times New Roman" w:hAnsi="Segoe UI" w:cs="Segoe UI"/>
           <w:sz w:val="18"/>
           <w:szCs w:val="18"/>
           <w:lang w:eastAsia="es-ES"/>
@@ -7749,6 +7799,7 @@
           <w:szCs w:val="28"/>
           <w:lang w:eastAsia="es-ES"/>
         </w:rPr>
+        <w:lastRenderedPageBreak/>
         <w:t>6.- INFORMES DE RESULTADO</w:t>
       </w:r>
       <w:r>
@@ -7771,7 +7822,7 @@
         <w:jc w:val="both"/>
         <w:textAlignment w:val="baseline"/>
         <w:rPr>
-          <w:rFonts w:ascii="Segoe UI" w:hAnsi="Segoe UI" w:eastAsia="Times New Roman" w:cs="Segoe UI"/>
+          <w:rFonts w:ascii="Segoe UI" w:eastAsia="Times New Roman" w:hAnsi="Segoe UI" w:cs="Segoe UI"/>
           <w:sz w:val="18"/>
           <w:szCs w:val="18"/>
           <w:lang w:eastAsia="es-ES"/>
@@ -7787,7 +7838,7 @@
         <w:jc w:val="both"/>
         <w:textAlignment w:val="baseline"/>
         <w:rPr>
-          <w:rFonts w:ascii="Segoe UI" w:hAnsi="Segoe UI" w:eastAsia="Times New Roman" w:cs="Segoe UI"/>
+          <w:rFonts w:ascii="Segoe UI" w:eastAsia="Times New Roman" w:hAnsi="Segoe UI" w:cs="Segoe UI"/>
           <w:sz w:val="18"/>
           <w:szCs w:val="18"/>
           <w:lang w:eastAsia="es-ES"/>
@@ -7868,31 +7919,6 @@
         <w:t> </w:t>
       </w:r>
     </w:p>
-    <w:p w14:noSpellErr="1">
-      <w:pPr>
-        <w:widowControl w:val="1"/>
-        <w:autoSpaceDE/>
-        <w:autoSpaceDN/>
-        <w:ind w:left="1125" w:right="1278"/>
-        <w:jc w:val="both"/>
-        <w:textAlignment w:val="baseline"/>
-        <w:rPr>
-          <w:rFonts w:ascii="Segoe UI" w:hAnsi="Segoe UI" w:eastAsia="Times New Roman" w:cs="Segoe UI"/>
-          <w:sz w:val="18"/>
-          <w:szCs w:val="18"/>
-          <w:lang w:eastAsia="es-ES"/>
-        </w:rPr>
-      </w:pPr>
-      <w:r>
-        <w:rPr>
-          <w:rFonts w:eastAsia="Times New Roman"/>
-          <w:sz w:val="28"/>
-          <w:szCs w:val="28"/>
-          <w:lang w:eastAsia="es-ES"/>
-        </w:rPr>
-        <w:t> </w:t>
-      </w:r>
-    </w:p>
     <w:p>
       <w:pPr>
         <w:widowControl/>
@@ -7901,6 +7927,31 @@
         <w:ind w:left="1125" w:right="1278"/>
         <w:jc w:val="both"/>
         <w:textAlignment w:val="baseline"/>
+        <w:rPr>
+          <w:rFonts w:ascii="Segoe UI" w:eastAsia="Times New Roman" w:hAnsi="Segoe UI" w:cs="Segoe UI"/>
+          <w:sz w:val="18"/>
+          <w:szCs w:val="18"/>
+          <w:lang w:eastAsia="es-ES"/>
+        </w:rPr>
+      </w:pPr>
+      <w:r>
+        <w:rPr>
+          <w:rFonts w:eastAsia="Times New Roman"/>
+          <w:sz w:val="28"/>
+          <w:szCs w:val="28"/>
+          <w:lang w:eastAsia="es-ES"/>
+        </w:rPr>
+        <w:t> </w:t>
+      </w:r>
+    </w:p>
+    <w:p>
+      <w:pPr>
+        <w:widowControl/>
+        <w:autoSpaceDE/>
+        <w:autoSpaceDN/>
+        <w:ind w:left="1125" w:right="1278"/>
+        <w:jc w:val="both"/>
+        <w:textAlignment w:val="baseline"/>
       </w:pPr>
       <w:r>
         <w:rPr>
@@ -7927,11 +7978,13 @@
       </w:r>
     </w:p>
     <w:sectPr>
-      <w:headerReference w:type="default" r:id="rId11"/>
-      <w:footerReference w:type="default" r:id="rId12"/>
-      <w:headerReference w:type="first" r:id="rId13"/>
-      <w:footerReference w:type="first" r:id="rId14"/>
-      <w:pgSz w:w="11910" w:h="16840" w:orient="portrait"/>
+      <w:headerReference w:type="even" r:id="rId11"/>
+      <w:headerReference w:type="default" r:id="rId12"/>
+      <w:footerReference w:type="even" r:id="rId13"/>
+      <w:footerReference w:type="default" r:id="rId14"/>
+      <w:headerReference w:type="first" r:id="rId15"/>
+      <w:footerReference w:type="first" r:id="rId16"/>
+      <w:pgSz w:w="11910" w:h="16840"/>
       <w:pgMar w:top="1701" w:right="0" w:bottom="280" w:left="0" w:header="227" w:footer="0" w:gutter="0"/>
       <w:cols w:space="720"/>
       <w:docGrid w:linePitch="299"/>
@@ -7961,6 +8014,49 @@
 
 <file path=word/footer1.xml><?xml version="1.0" encoding="utf-8"?>
 <w:ftr xmlns:wpc="http://schemas.microsoft.com/office/word/2010/wordprocessingCanvas" xmlns:cx="http://schemas.microsoft.com/office/drawing/2014/chartex" xmlns:cx1="http://schemas.microsoft.com/office/drawing/2015/9/8/chartex" xmlns:cx2="http://schemas.microsoft.com/office/drawing/2015/10/21/chartex" xmlns:cx3="http://schemas.microsoft.com/office/drawing/2016/5/9/chartex" xmlns:cx4="http://schemas.microsoft.com/office/drawing/2016/5/10/chartex" xmlns:cx5="http://schemas.microsoft.com/office/drawing/2016/5/11/chartex" xmlns:cx6="http://schemas.microsoft.com/office/drawing/2016/5/12/chartex" xmlns:cx7="http://schemas.microsoft.com/office/drawing/2016/5/13/chartex" xmlns:cx8="http://schemas.microsoft.com/office/drawing/2016/5/14/chartex" xmlns:mc="http://schemas.openxmlformats.org/markup-compatibility/2006" xmlns:aink="http://schemas.microsoft.com/office/drawing/2016/ink" xmlns:am3d="http://schemas.microsoft.com/office/drawing/2017/model3d" xmlns:o="urn:schemas-microsoft-com:office:office" xmlns:oel="http://schemas.microsoft.com/office/2019/extlst" xmlns:r="http://schemas.openxmlformats.org/officeDocument/2006/relationships" xmlns:m="http://schemas.openxmlformats.org/officeDocument/2006/math" xmlns:v="urn:schemas-microsoft-com:vml" xmlns:wp14="http://schemas.microsoft.com/office/word/2010/wordprocessingDrawing" xmlns:wp="http://schemas.openxmlformats.org/drawingml/2006/wordprocessingDrawing" xmlns:w10="urn:schemas-microsoft-com:office:word" xmlns:w="http://schemas.openxmlformats.org/wordprocessingml/2006/main" xmlns:w14="http://schemas.microsoft.com/office/word/2010/wordml" xmlns:w15="http://schemas.microsoft.com/office/word/2012/wordml" xmlns:w16cex="http://schemas.microsoft.com/office/word/2018/wordml/cex" xmlns:w16cid="http://schemas.microsoft.com/office/word/2016/wordml/cid" xmlns:w16="http://schemas.microsoft.com/office/word/2018/wordml" xmlns:w16du="http://schemas.microsoft.com/office/word/2023/wordml/word16du" xmlns:w16sdtdh="http://schemas.microsoft.com/office/word/2020/wordml/sdtdatahash" xmlns:w16sdtfl="http://schemas.microsoft.com/office/word/2024/wordml/sdtformatlock" xmlns:w16se="http://schemas.microsoft.com/office/word/2015/wordml/symex" xmlns:wpg="http://schemas.microsoft.com/office/word/2010/wordprocessingGroup" xmlns:wpi="http://schemas.microsoft.com/office/word/2010/wordprocessingInk" xmlns:wne="http://schemas.microsoft.com/office/word/2006/wordml" xmlns:wps="http://schemas.microsoft.com/office/word/2010/wordprocessingShape" mc:Ignorable="w14 w15 w16se w16cid w16 w16cex w16sdtdh w16sdtfl w16du wp14">
+  <w:p>
+    <w:pPr>
+      <w:pStyle w:val="Piedepgina"/>
+    </w:pPr>
+  </w:p>
+</w:ftr>
+</file>
+
+<file path=word/footer2.xml><?xml version="1.0" encoding="utf-8"?>
+<w:ftr xmlns:wpc="http://schemas.microsoft.com/office/word/2010/wordprocessingCanvas" xmlns:cx="http://schemas.microsoft.com/office/drawing/2014/chartex" xmlns:cx1="http://schemas.microsoft.com/office/drawing/2015/9/8/chartex" xmlns:cx2="http://schemas.microsoft.com/office/drawing/2015/10/21/chartex" xmlns:cx3="http://schemas.microsoft.com/office/drawing/2016/5/9/chartex" xmlns:cx4="http://schemas.microsoft.com/office/drawing/2016/5/10/chartex" xmlns:cx5="http://schemas.microsoft.com/office/drawing/2016/5/11/chartex" xmlns:cx6="http://schemas.microsoft.com/office/drawing/2016/5/12/chartex" xmlns:cx7="http://schemas.microsoft.com/office/drawing/2016/5/13/chartex" xmlns:cx8="http://schemas.microsoft.com/office/drawing/2016/5/14/chartex" xmlns:mc="http://schemas.openxmlformats.org/markup-compatibility/2006" xmlns:aink="http://schemas.microsoft.com/office/drawing/2016/ink" xmlns:am3d="http://schemas.microsoft.com/office/drawing/2017/model3d" xmlns:o="urn:schemas-microsoft-com:office:office" xmlns:oel="http://schemas.microsoft.com/office/2019/extlst" xmlns:r="http://schemas.openxmlformats.org/officeDocument/2006/relationships" xmlns:m="http://schemas.openxmlformats.org/officeDocument/2006/math" xmlns:v="urn:schemas-microsoft-com:vml" xmlns:wp14="http://schemas.microsoft.com/office/word/2010/wordprocessingDrawing" xmlns:wp="http://schemas.openxmlformats.org/drawingml/2006/wordprocessingDrawing" xmlns:w10="urn:schemas-microsoft-com:office:word" xmlns:w="http://schemas.openxmlformats.org/wordprocessingml/2006/main" xmlns:w14="http://schemas.microsoft.com/office/word/2010/wordml" xmlns:w15="http://schemas.microsoft.com/office/word/2012/wordml" xmlns:w16cex="http://schemas.microsoft.com/office/word/2018/wordml/cex" xmlns:w16cid="http://schemas.microsoft.com/office/word/2016/wordml/cid" xmlns:w16="http://schemas.microsoft.com/office/word/2018/wordml" xmlns:w16du="http://schemas.microsoft.com/office/word/2023/wordml/word16du" xmlns:w16sdtdh="http://schemas.microsoft.com/office/word/2020/wordml/sdtdatahash" xmlns:w16sdtfl="http://schemas.microsoft.com/office/word/2024/wordml/sdtformatlock" xmlns:w16se="http://schemas.microsoft.com/office/word/2015/wordml/symex" xmlns:wpg="http://schemas.microsoft.com/office/word/2010/wordprocessingGroup" xmlns:wpi="http://schemas.microsoft.com/office/word/2010/wordprocessingInk" xmlns:wne="http://schemas.microsoft.com/office/word/2006/wordml" xmlns:wps="http://schemas.microsoft.com/office/word/2010/wordprocessingShape" mc:Ignorable="w14 w15 w16se w16cid w16 w16cex w16sdtdh w16sdtfl w16du wp14">
+  <w:p>
+    <w:pPr>
+      <w:pStyle w:val="Piedepgina"/>
+      <w:jc w:val="center"/>
+      <w:rPr>
+        <w:b/>
+      </w:rPr>
+    </w:pPr>
+    <w:r>
+      <w:rPr>
+        <w:b/>
+      </w:rPr>
+      <w:t>Proyecto “Empleo sin Barreras”.</w:t>
+    </w:r>
+    <w:r>
+      <w:rPr>
+        <w:b/>
+      </w:rPr>
+      <w:t xml:space="preserve"> </w:t>
+    </w:r>
+    <w:r>
+      <w:rPr>
+        <w:b/>
+      </w:rPr>
+      <w:t xml:space="preserve">Fundación Integra. </w:t>
+    </w:r>
+    <w:r>
+      <w:rPr>
+        <w:b/>
+      </w:rPr>
+      <w:t>{{FECHA_DOCUMENTO}}</w:t>
+    </w:r>
+  </w:p>
   <w:sdt>
     <w:sdtPr>
       <w:id w:val="288251708"/>
@@ -7969,11 +8065,10 @@
         <w:docPartUnique/>
       </w:docPartObj>
     </w:sdtPr>
-    <w:sdtEndPr/>
     <w:sdtContent>
       <w:p>
         <w:pPr>
-          <w:pStyle w:val="Footer"/>
+          <w:pStyle w:val="Piedepgina"/>
           <w:jc w:val="center"/>
           <w:rPr>
             <w:b/>
@@ -7983,7 +8078,7 @@
       </w:p>
       <w:p>
         <w:pPr>
-          <w:pStyle w:val="Footer"/>
+          <w:pStyle w:val="Piedepgina"/>
           <w:tabs>
             <w:tab w:val="left" w:pos="10773"/>
           </w:tabs>
@@ -7994,8 +8089,6 @@
         </w:r>
         <w:r>
           <w:tab/>
-        </w:r>
-        <w:r>
           <w:t xml:space="preserve">       </w:t>
         </w:r>
         <w:r>
@@ -8024,7 +8117,7 @@
   </w:sdt>
   <w:p>
     <w:pPr>
-      <w:pStyle w:val="Footer"/>
+      <w:pStyle w:val="Piedepgina"/>
       <w:jc w:val="center"/>
       <w:rPr>
         <w:b/>
@@ -8034,49 +8127,11 @@
 </w:ftr>
 </file>
 
-<file path=word/footer2.xml><?xml version="1.0" encoding="utf-8"?>
+<file path=word/footer3.xml><?xml version="1.0" encoding="utf-8"?>
 <w:ftr xmlns:wpc="http://schemas.microsoft.com/office/word/2010/wordprocessingCanvas" xmlns:cx="http://schemas.microsoft.com/office/drawing/2014/chartex" xmlns:cx1="http://schemas.microsoft.com/office/drawing/2015/9/8/chartex" xmlns:cx2="http://schemas.microsoft.com/office/drawing/2015/10/21/chartex" xmlns:cx3="http://schemas.microsoft.com/office/drawing/2016/5/9/chartex" xmlns:cx4="http://schemas.microsoft.com/office/drawing/2016/5/10/chartex" xmlns:cx5="http://schemas.microsoft.com/office/drawing/2016/5/11/chartex" xmlns:cx6="http://schemas.microsoft.com/office/drawing/2016/5/12/chartex" xmlns:cx7="http://schemas.microsoft.com/office/drawing/2016/5/13/chartex" xmlns:cx8="http://schemas.microsoft.com/office/drawing/2016/5/14/chartex" xmlns:mc="http://schemas.openxmlformats.org/markup-compatibility/2006" xmlns:aink="http://schemas.microsoft.com/office/drawing/2016/ink" xmlns:am3d="http://schemas.microsoft.com/office/drawing/2017/model3d" xmlns:o="urn:schemas-microsoft-com:office:office" xmlns:oel="http://schemas.microsoft.com/office/2019/extlst" xmlns:r="http://schemas.openxmlformats.org/officeDocument/2006/relationships" xmlns:m="http://schemas.openxmlformats.org/officeDocument/2006/math" xmlns:v="urn:schemas-microsoft-com:vml" xmlns:wp14="http://schemas.microsoft.com/office/word/2010/wordprocessingDrawing" xmlns:wp="http://schemas.openxmlformats.org/drawingml/2006/wordprocessingDrawing" xmlns:w10="urn:schemas-microsoft-com:office:word" xmlns:w="http://schemas.openxmlformats.org/wordprocessingml/2006/main" xmlns:w14="http://schemas.microsoft.com/office/word/2010/wordml" xmlns:w15="http://schemas.microsoft.com/office/word/2012/wordml" xmlns:w16cex="http://schemas.microsoft.com/office/word/2018/wordml/cex" xmlns:w16cid="http://schemas.microsoft.com/office/word/2016/wordml/cid" xmlns:w16="http://schemas.microsoft.com/office/word/2018/wordml" xmlns:w16du="http://schemas.microsoft.com/office/word/2023/wordml/word16du" xmlns:w16sdtdh="http://schemas.microsoft.com/office/word/2020/wordml/sdtdatahash" xmlns:w16sdtfl="http://schemas.microsoft.com/office/word/2024/wordml/sdtformatlock" xmlns:w16se="http://schemas.microsoft.com/office/word/2015/wordml/symex" xmlns:wpg="http://schemas.microsoft.com/office/word/2010/wordprocessingGroup" xmlns:wpi="http://schemas.microsoft.com/office/word/2010/wordprocessingInk" xmlns:wne="http://schemas.microsoft.com/office/word/2006/wordml" xmlns:wps="http://schemas.microsoft.com/office/word/2010/wordprocessingShape" mc:Ignorable="w14 w15 w16se w16cid w16 w16cex w16sdtdh w16sdtfl w16du wp14">
   <w:p>
     <w:pPr>
-      <w:pStyle w:val="Footer"/>
-      <w:jc w:val="center"/>
-      <w:rPr>
-        <w:b/>
-      </w:rPr>
-    </w:pPr>
-    <w:r>
-      <w:rPr>
-        <w:b/>
-      </w:rPr>
-      <w:t>Proyecto “Empleo sin Barreras”.</w:t>
-    </w:r>
-    <w:r>
-      <w:rPr>
-        <w:b/>
-      </w:rPr>
-      <w:t xml:space="preserve"> </w:t>
-    </w:r>
-    <w:r>
-      <w:rPr>
-        <w:b/>
-      </w:rPr>
-      <w:t xml:space="preserve">Fundación Integra. </w:t>
-    </w:r>
-    <w:r>
-      <w:rPr>
-        <w:b/>
-      </w:rPr>
-      <w:t>Abril 2024</w:t>
-    </w:r>
-  </w:p>
-  <w:p>
-    <w:pPr>
-      <w:pStyle w:val="Footer"/>
-    </w:pPr>
-  </w:p>
-  <w:p>
-    <w:pPr>
-      <w:pStyle w:val="Footer"/>
+      <w:pStyle w:val="Piedepgina"/>
     </w:pPr>
   </w:p>
 </w:ftr>
@@ -8102,105 +8157,39 @@
 </file>
 
 <file path=word/header1.xml><?xml version="1.0" encoding="utf-8"?>
-<w:hdr xmlns:wpc="http://schemas.microsoft.com/office/word/2010/wordprocessingCanvas" xmlns:cx="http://schemas.microsoft.com/office/drawing/2014/chartex" xmlns:cx1="http://schemas.microsoft.com/office/drawing/2015/9/8/chartex" xmlns:cx2="http://schemas.microsoft.com/office/drawing/2015/10/21/chartex" xmlns:cx3="http://schemas.microsoft.com/office/drawing/2016/5/9/chartex" xmlns:cx4="http://schemas.microsoft.com/office/drawing/2016/5/10/chartex" xmlns:cx5="http://schemas.microsoft.com/office/drawing/2016/5/11/chartex" xmlns:cx6="http://schemas.microsoft.com/office/drawing/2016/5/12/chartex" xmlns:cx7="http://schemas.microsoft.com/office/drawing/2016/5/13/chartex" xmlns:cx8="http://schemas.microsoft.com/office/drawing/2016/5/14/chartex" xmlns:mc="http://schemas.openxmlformats.org/markup-compatibility/2006" xmlns:aink="http://schemas.microsoft.com/office/drawing/2016/ink" xmlns:am3d="http://schemas.microsoft.com/office/drawing/2017/model3d" xmlns:o="urn:schemas-microsoft-com:office:office" xmlns:oel="http://schemas.microsoft.com/office/2019/extlst" xmlns:r="http://schemas.openxmlformats.org/officeDocument/2006/relationships" xmlns:m="http://schemas.openxmlformats.org/officeDocument/2006/math" xmlns:v="urn:schemas-microsoft-com:vml" xmlns:wp14="http://schemas.microsoft.com/office/word/2010/wordprocessingDrawing" xmlns:wp="http://schemas.openxmlformats.org/drawingml/2006/wordprocessingDrawing" xmlns:w10="urn:schemas-microsoft-com:office:word" xmlns:w="http://schemas.openxmlformats.org/wordprocessingml/2006/main" xmlns:w14="http://schemas.microsoft.com/office/word/2010/wordml" xmlns:w15="http://schemas.microsoft.com/office/word/2012/wordml" xmlns:w16cex="http://schemas.microsoft.com/office/word/2018/wordml/cex" xmlns:w16cid="http://schemas.microsoft.com/office/word/2016/wordml/cid" xmlns:w16="http://schemas.microsoft.com/office/word/2018/wordml" xmlns:w16du="http://schemas.microsoft.com/office/word/2023/wordml/word16du" xmlns:w16sdtdh="http://schemas.microsoft.com/office/word/2020/wordml/sdtdatahash" xmlns:w16sdtfl="http://schemas.microsoft.com/office/word/2024/wordml/sdtformatlock" xmlns:w16se="http://schemas.microsoft.com/office/word/2015/wordml/symex" xmlns:wpg="http://schemas.microsoft.com/office/word/2010/wordprocessingGroup" xmlns:wpi="http://schemas.microsoft.com/office/word/2010/wordprocessingInk" xmlns:wne="http://schemas.microsoft.com/office/word/2006/wordml" xmlns:wps="http://schemas.microsoft.com/office/word/2010/wordprocessingShape" xmlns:a="http://schemas.openxmlformats.org/drawingml/2006/main" xmlns:pic="http://schemas.openxmlformats.org/drawingml/2006/picture" xmlns:a14="http://schemas.microsoft.com/office/drawing/2010/main" mc:Ignorable="w14 w15 w16se w16cid w16 w16cex w16sdtdh w16sdtfl w16du wp14">
+<w:hdr xmlns:wpc="http://schemas.microsoft.com/office/word/2010/wordprocessingCanvas" xmlns:cx="http://schemas.microsoft.com/office/drawing/2014/chartex" xmlns:cx1="http://schemas.microsoft.com/office/drawing/2015/9/8/chartex" xmlns:cx2="http://schemas.microsoft.com/office/drawing/2015/10/21/chartex" xmlns:cx3="http://schemas.microsoft.com/office/drawing/2016/5/9/chartex" xmlns:cx4="http://schemas.microsoft.com/office/drawing/2016/5/10/chartex" xmlns:cx5="http://schemas.microsoft.com/office/drawing/2016/5/11/chartex" xmlns:cx6="http://schemas.microsoft.com/office/drawing/2016/5/12/chartex" xmlns:cx7="http://schemas.microsoft.com/office/drawing/2016/5/13/chartex" xmlns:cx8="http://schemas.microsoft.com/office/drawing/2016/5/14/chartex" xmlns:mc="http://schemas.openxmlformats.org/markup-compatibility/2006" xmlns:aink="http://schemas.microsoft.com/office/drawing/2016/ink" xmlns:am3d="http://schemas.microsoft.com/office/drawing/2017/model3d" xmlns:o="urn:schemas-microsoft-com:office:office" xmlns:oel="http://schemas.microsoft.com/office/2019/extlst" xmlns:r="http://schemas.openxmlformats.org/officeDocument/2006/relationships" xmlns:m="http://schemas.openxmlformats.org/officeDocument/2006/math" xmlns:v="urn:schemas-microsoft-com:vml" xmlns:wp14="http://schemas.microsoft.com/office/word/2010/wordprocessingDrawing" xmlns:wp="http://schemas.openxmlformats.org/drawingml/2006/wordprocessingDrawing" xmlns:w10="urn:schemas-microsoft-com:office:word" xmlns:w="http://schemas.openxmlformats.org/wordprocessingml/2006/main" xmlns:w14="http://schemas.microsoft.com/office/word/2010/wordml" xmlns:w15="http://schemas.microsoft.com/office/word/2012/wordml" xmlns:w16cex="http://schemas.microsoft.com/office/word/2018/wordml/cex" xmlns:w16cid="http://schemas.microsoft.com/office/word/2016/wordml/cid" xmlns:w16="http://schemas.microsoft.com/office/word/2018/wordml" xmlns:w16du="http://schemas.microsoft.com/office/word/2023/wordml/word16du" xmlns:w16sdtdh="http://schemas.microsoft.com/office/word/2020/wordml/sdtdatahash" xmlns:w16sdtfl="http://schemas.microsoft.com/office/word/2024/wordml/sdtformatlock" xmlns:w16se="http://schemas.microsoft.com/office/word/2015/wordml/symex" xmlns:wpg="http://schemas.microsoft.com/office/word/2010/wordprocessingGroup" xmlns:wpi="http://schemas.microsoft.com/office/word/2010/wordprocessingInk" xmlns:wne="http://schemas.microsoft.com/office/word/2006/wordml" xmlns:wps="http://schemas.microsoft.com/office/word/2010/wordprocessingShape" mc:Ignorable="w14 w15 w16se w16cid w16 w16cex w16sdtdh w16sdtfl w16du wp14">
   <w:p>
     <w:pPr>
-      <w:pStyle w:val="BodyText"/>
+      <w:pStyle w:val="Encabezado"/>
+    </w:pPr>
+  </w:p>
+</w:hdr>
+</file>
+
+<file path=word/header2.xml><?xml version="1.0" encoding="utf-8"?>
+<w:hdr xmlns:wpc="http://schemas.microsoft.com/office/word/2010/wordprocessingCanvas" xmlns:cx="http://schemas.microsoft.com/office/drawing/2014/chartex" xmlns:cx1="http://schemas.microsoft.com/office/drawing/2015/9/8/chartex" xmlns:cx2="http://schemas.microsoft.com/office/drawing/2015/10/21/chartex" xmlns:cx3="http://schemas.microsoft.com/office/drawing/2016/5/9/chartex" xmlns:cx4="http://schemas.microsoft.com/office/drawing/2016/5/10/chartex" xmlns:cx5="http://schemas.microsoft.com/office/drawing/2016/5/11/chartex" xmlns:cx6="http://schemas.microsoft.com/office/drawing/2016/5/12/chartex" xmlns:cx7="http://schemas.microsoft.com/office/drawing/2016/5/13/chartex" xmlns:cx8="http://schemas.microsoft.com/office/drawing/2016/5/14/chartex" xmlns:mc="http://schemas.openxmlformats.org/markup-compatibility/2006" xmlns:aink="http://schemas.microsoft.com/office/drawing/2016/ink" xmlns:am3d="http://schemas.microsoft.com/office/drawing/2017/model3d" xmlns:o="urn:schemas-microsoft-com:office:office" xmlns:oel="http://schemas.microsoft.com/office/2019/extlst" xmlns:r="http://schemas.openxmlformats.org/officeDocument/2006/relationships" xmlns:m="http://schemas.openxmlformats.org/officeDocument/2006/math" xmlns:v="urn:schemas-microsoft-com:vml" xmlns:wp14="http://schemas.microsoft.com/office/word/2010/wordprocessingDrawing" xmlns:wp="http://schemas.openxmlformats.org/drawingml/2006/wordprocessingDrawing" xmlns:w10="urn:schemas-microsoft-com:office:word" xmlns:w="http://schemas.openxmlformats.org/wordprocessingml/2006/main" xmlns:w14="http://schemas.microsoft.com/office/word/2010/wordml" xmlns:w15="http://schemas.microsoft.com/office/word/2012/wordml" xmlns:w16cex="http://schemas.microsoft.com/office/word/2018/wordml/cex" xmlns:w16cid="http://schemas.microsoft.com/office/word/2016/wordml/cid" xmlns:w16="http://schemas.microsoft.com/office/word/2018/wordml" xmlns:w16du="http://schemas.microsoft.com/office/word/2023/wordml/word16du" xmlns:w16sdtdh="http://schemas.microsoft.com/office/word/2020/wordml/sdtdatahash" xmlns:w16sdtfl="http://schemas.microsoft.com/office/word/2024/wordml/sdtformatlock" xmlns:w16se="http://schemas.microsoft.com/office/word/2015/wordml/symex" xmlns:wpg="http://schemas.microsoft.com/office/word/2010/wordprocessingGroup" xmlns:wpi="http://schemas.microsoft.com/office/word/2010/wordprocessingInk" xmlns:wne="http://schemas.microsoft.com/office/word/2006/wordml" xmlns:wps="http://schemas.microsoft.com/office/word/2010/wordprocessingShape" mc:Ignorable="w14 w15 w16se w16cid w16 w16cex w16sdtdh w16sdtfl w16du wp14">
+  <w:p>
+    <w:pPr>
+      <w:pStyle w:val="Textoindependiente"/>
       <w:spacing w:line="14" w:lineRule="auto"/>
       <w:rPr>
         <w:rFonts w:asciiTheme="minorHAnsi" w:hAnsiTheme="minorHAnsi" w:cstheme="minorHAnsi"/>
         <w:sz w:val="28"/>
       </w:rPr>
     </w:pPr>
-  </w:p>
-  <w:p>
-    <w:pPr>
-      <w:pStyle w:val="BodyText"/>
-      <w:spacing w:line="14" w:lineRule="auto"/>
-      <w:ind w:left="7920"/>
-      <w:rPr>
-        <w:rFonts w:asciiTheme="minorHAnsi" w:hAnsiTheme="minorHAnsi" w:cstheme="minorHAnsi"/>
-        <w:sz w:val="28"/>
-      </w:rPr>
-    </w:pPr>
-  </w:p>
-  <w:p>
-    <w:pPr>
-      <w:pStyle w:val="BodyText"/>
-      <w:spacing w:line="14" w:lineRule="auto"/>
-      <w:ind w:left="7920"/>
-      <w:rPr>
-        <w:rFonts w:asciiTheme="minorHAnsi" w:hAnsiTheme="minorHAnsi" w:cstheme="minorHAnsi"/>
-        <w:sz w:val="28"/>
-      </w:rPr>
-    </w:pPr>
-  </w:p>
-  <w:p>
-    <w:pPr>
-      <w:pStyle w:val="BodyText"/>
-      <w:spacing w:line="14" w:lineRule="auto"/>
-      <w:ind w:left="7920"/>
-      <w:rPr>
-        <w:rFonts w:asciiTheme="minorHAnsi" w:hAnsiTheme="minorHAnsi" w:cstheme="minorHAnsi"/>
-        <w:sz w:val="28"/>
-      </w:rPr>
-    </w:pPr>
-  </w:p>
-  <w:p>
-    <w:pPr>
-      <w:pStyle w:val="BodyText"/>
-      <w:spacing w:line="14" w:lineRule="auto"/>
-      <w:rPr>
-        <w:rFonts w:asciiTheme="minorHAnsi" w:hAnsiTheme="minorHAnsi" w:cstheme="minorHAnsi"/>
-        <w:sz w:val="28"/>
-      </w:rPr>
-    </w:pPr>
-  </w:p>
-  <w:p>
-    <w:pPr>
-      <w:pStyle w:val="BodyText"/>
-      <w:spacing w:line="14" w:lineRule="auto"/>
-      <w:ind w:left="7920"/>
-      <w:rPr>
-        <w:rFonts w:asciiTheme="minorHAnsi" w:hAnsiTheme="minorHAnsi" w:cstheme="minorHAnsi"/>
-        <w:sz w:val="28"/>
-      </w:rPr>
-    </w:pPr>
-  </w:p>
-  <w:p>
-    <w:pPr>
-      <w:pStyle w:val="BodyText"/>
-      <w:spacing w:line="14" w:lineRule="auto"/>
-      <w:ind w:left="7920"/>
-      <w:rPr>
-        <w:rFonts w:asciiTheme="minorHAnsi" w:hAnsiTheme="minorHAnsi" w:cstheme="minorHAnsi"/>
-        <w:sz w:val="28"/>
-      </w:rPr>
-    </w:pPr>
-  </w:p>
-  <w:p>
-    <w:pPr>
-      <w:pStyle w:val="BodyText"/>
-      <w:spacing w:line="14" w:lineRule="auto"/>
-      <w:ind w:left="7920"/>
-      <w:rPr>
-        <w:rFonts w:asciiTheme="minorHAnsi" w:hAnsiTheme="minorHAnsi" w:cstheme="minorHAnsi"/>
-        <w:sz w:val="28"/>
-      </w:rPr>
-    </w:pPr>
     <w:r>
       <w:rPr>
         <w:noProof/>
         <w:lang w:eastAsia="es-ES"/>
       </w:rPr>
       <w:drawing>
-        <wp:anchor distT="0" distB="0" distL="114300" distR="114300" simplePos="0" relativeHeight="251658240" behindDoc="0" locked="0" layoutInCell="1" allowOverlap="1" wp14:anchorId="77922A2D" wp14:editId="1C6B9194">
+        <wp:anchor distT="0" distB="0" distL="114300" distR="114300" simplePos="0" relativeHeight="251658240" behindDoc="0" locked="0" layoutInCell="1" allowOverlap="1" wp14:anchorId="77922A2D" wp14:editId="6E81D9AA">
           <wp:simplePos x="0" y="0"/>
           <wp:positionH relativeFrom="margin">
-            <wp:posOffset>695325</wp:posOffset>
+            <wp:posOffset>520065</wp:posOffset>
           </wp:positionH>
           <wp:positionV relativeFrom="page">
-            <wp:posOffset>308370</wp:posOffset>
+            <wp:posOffset>155575</wp:posOffset>
           </wp:positionV>
           <wp:extent cx="1400175" cy="727950"/>
           <wp:effectExtent l="0" t="0" r="0" b="0"/>
@@ -8262,7 +8251,7 @@
   </w:p>
   <w:p>
     <w:pPr>
-      <w:pStyle w:val="BodyText"/>
+      <w:pStyle w:val="Textoindependiente"/>
       <w:spacing w:line="14" w:lineRule="auto"/>
       <w:ind w:left="7920"/>
       <w:rPr>
@@ -8273,7 +8262,7 @@
   </w:p>
   <w:p>
     <w:pPr>
-      <w:pStyle w:val="BodyText"/>
+      <w:pStyle w:val="Textoindependiente"/>
       <w:spacing w:line="14" w:lineRule="auto"/>
       <w:ind w:left="7920"/>
       <w:rPr>
@@ -8284,7 +8273,7 @@
   </w:p>
   <w:p>
     <w:pPr>
-      <w:pStyle w:val="BodyText"/>
+      <w:pStyle w:val="Textoindependiente"/>
       <w:spacing w:line="14" w:lineRule="auto"/>
       <w:ind w:left="7920"/>
       <w:rPr>
@@ -8295,9 +8284,8 @@
   </w:p>
   <w:p>
     <w:pPr>
-      <w:pStyle w:val="BodyText"/>
+      <w:pStyle w:val="Textoindependiente"/>
       <w:spacing w:line="14" w:lineRule="auto"/>
-      <w:ind w:left="7920"/>
       <w:rPr>
         <w:rFonts w:asciiTheme="minorHAnsi" w:hAnsiTheme="minorHAnsi" w:cstheme="minorHAnsi"/>
         <w:sz w:val="28"/>
@@ -8306,7 +8294,7 @@
   </w:p>
   <w:p>
     <w:pPr>
-      <w:pStyle w:val="BodyText"/>
+      <w:pStyle w:val="Textoindependiente"/>
       <w:spacing w:line="14" w:lineRule="auto"/>
       <w:ind w:left="7920"/>
       <w:rPr>
@@ -8317,7 +8305,7 @@
   </w:p>
   <w:p>
     <w:pPr>
-      <w:pStyle w:val="BodyText"/>
+      <w:pStyle w:val="Textoindependiente"/>
       <w:spacing w:line="14" w:lineRule="auto"/>
       <w:ind w:left="7920"/>
       <w:rPr>
@@ -8328,7 +8316,7 @@
   </w:p>
   <w:p>
     <w:pPr>
-      <w:pStyle w:val="BodyText"/>
+      <w:pStyle w:val="Textoindependiente"/>
       <w:spacing w:line="14" w:lineRule="auto"/>
       <w:ind w:left="7920"/>
       <w:rPr>
@@ -8339,7 +8327,7 @@
   </w:p>
   <w:p>
     <w:pPr>
-      <w:pStyle w:val="BodyText"/>
+      <w:pStyle w:val="Textoindependiente"/>
       <w:spacing w:line="14" w:lineRule="auto"/>
       <w:ind w:left="7920"/>
       <w:rPr>
@@ -8350,7 +8338,7 @@
   </w:p>
   <w:p>
     <w:pPr>
-      <w:pStyle w:val="BodyText"/>
+      <w:pStyle w:val="Textoindependiente"/>
       <w:spacing w:line="14" w:lineRule="auto"/>
       <w:ind w:left="7920"/>
       <w:rPr>
@@ -8361,7 +8349,7 @@
   </w:p>
   <w:p>
     <w:pPr>
-      <w:pStyle w:val="BodyText"/>
+      <w:pStyle w:val="Textoindependiente"/>
       <w:spacing w:line="14" w:lineRule="auto"/>
       <w:ind w:left="7920"/>
       <w:rPr>
@@ -8372,7 +8360,7 @@
   </w:p>
   <w:p>
     <w:pPr>
-      <w:pStyle w:val="BodyText"/>
+      <w:pStyle w:val="Textoindependiente"/>
       <w:spacing w:line="14" w:lineRule="auto"/>
       <w:ind w:left="7920"/>
       <w:rPr>
@@ -8383,7 +8371,7 @@
   </w:p>
   <w:p>
     <w:pPr>
-      <w:pStyle w:val="BodyText"/>
+      <w:pStyle w:val="Textoindependiente"/>
       <w:spacing w:line="14" w:lineRule="auto"/>
       <w:ind w:left="7920"/>
       <w:rPr>
@@ -8394,7 +8382,7 @@
   </w:p>
   <w:p>
     <w:pPr>
-      <w:pStyle w:val="BodyText"/>
+      <w:pStyle w:val="Textoindependiente"/>
       <w:spacing w:line="14" w:lineRule="auto"/>
       <w:ind w:left="7920"/>
       <w:rPr>
@@ -8405,7 +8393,7 @@
   </w:p>
   <w:p>
     <w:pPr>
-      <w:pStyle w:val="BodyText"/>
+      <w:pStyle w:val="Textoindependiente"/>
       <w:spacing w:line="14" w:lineRule="auto"/>
       <w:ind w:left="7920"/>
       <w:rPr>
@@ -8416,7 +8404,7 @@
   </w:p>
   <w:p>
     <w:pPr>
-      <w:pStyle w:val="BodyText"/>
+      <w:pStyle w:val="Textoindependiente"/>
       <w:spacing w:line="14" w:lineRule="auto"/>
       <w:ind w:left="7920"/>
       <w:rPr>
@@ -8427,7 +8415,7 @@
   </w:p>
   <w:p>
     <w:pPr>
-      <w:pStyle w:val="BodyText"/>
+      <w:pStyle w:val="Textoindependiente"/>
       <w:spacing w:line="14" w:lineRule="auto"/>
       <w:ind w:left="7920"/>
       <w:rPr>
@@ -8438,7 +8426,7 @@
   </w:p>
   <w:p>
     <w:pPr>
-      <w:pStyle w:val="BodyText"/>
+      <w:pStyle w:val="Textoindependiente"/>
       <w:spacing w:line="14" w:lineRule="auto"/>
       <w:ind w:left="7920"/>
       <w:rPr>
@@ -8449,7 +8437,7 @@
   </w:p>
   <w:p>
     <w:pPr>
-      <w:pStyle w:val="BodyText"/>
+      <w:pStyle w:val="Textoindependiente"/>
       <w:spacing w:line="14" w:lineRule="auto"/>
       <w:ind w:left="7920"/>
       <w:rPr>
@@ -8460,7 +8448,7 @@
   </w:p>
   <w:p>
     <w:pPr>
-      <w:pStyle w:val="BodyText"/>
+      <w:pStyle w:val="Textoindependiente"/>
       <w:spacing w:line="14" w:lineRule="auto"/>
       <w:ind w:left="7920"/>
       <w:rPr>
@@ -8471,7 +8459,7 @@
   </w:p>
   <w:p>
     <w:pPr>
-      <w:pStyle w:val="BodyText"/>
+      <w:pStyle w:val="Textoindependiente"/>
       <w:spacing w:line="14" w:lineRule="auto"/>
       <w:ind w:left="7920"/>
       <w:rPr>
@@ -8482,7 +8470,7 @@
   </w:p>
   <w:p>
     <w:pPr>
-      <w:pStyle w:val="BodyText"/>
+      <w:pStyle w:val="Textoindependiente"/>
       <w:spacing w:line="14" w:lineRule="auto"/>
       <w:ind w:left="7920"/>
       <w:rPr>
@@ -8493,7 +8481,7 @@
   </w:p>
   <w:p>
     <w:pPr>
-      <w:pStyle w:val="BodyText"/>
+      <w:pStyle w:val="Textoindependiente"/>
       <w:spacing w:line="14" w:lineRule="auto"/>
       <w:ind w:left="7920"/>
       <w:rPr>
@@ -8504,7 +8492,7 @@
   </w:p>
   <w:p>
     <w:pPr>
-      <w:pStyle w:val="BodyText"/>
+      <w:pStyle w:val="Textoindependiente"/>
       <w:spacing w:line="14" w:lineRule="auto"/>
       <w:ind w:left="7920"/>
       <w:rPr>
@@ -8515,7 +8503,84 @@
   </w:p>
   <w:p>
     <w:pPr>
-      <w:pStyle w:val="BodyText"/>
+      <w:pStyle w:val="Textoindependiente"/>
+      <w:spacing w:line="14" w:lineRule="auto"/>
+      <w:ind w:left="7920"/>
+      <w:rPr>
+        <w:rFonts w:asciiTheme="minorHAnsi" w:hAnsiTheme="minorHAnsi" w:cstheme="minorHAnsi"/>
+        <w:sz w:val="28"/>
+      </w:rPr>
+    </w:pPr>
+  </w:p>
+  <w:p>
+    <w:pPr>
+      <w:pStyle w:val="Textoindependiente"/>
+      <w:spacing w:line="14" w:lineRule="auto"/>
+      <w:ind w:left="7920"/>
+      <w:rPr>
+        <w:rFonts w:asciiTheme="minorHAnsi" w:hAnsiTheme="minorHAnsi" w:cstheme="minorHAnsi"/>
+        <w:sz w:val="28"/>
+      </w:rPr>
+    </w:pPr>
+  </w:p>
+  <w:p>
+    <w:pPr>
+      <w:pStyle w:val="Textoindependiente"/>
+      <w:spacing w:line="14" w:lineRule="auto"/>
+      <w:ind w:left="7920"/>
+      <w:rPr>
+        <w:rFonts w:asciiTheme="minorHAnsi" w:hAnsiTheme="minorHAnsi" w:cstheme="minorHAnsi"/>
+        <w:sz w:val="28"/>
+      </w:rPr>
+    </w:pPr>
+  </w:p>
+  <w:p>
+    <w:pPr>
+      <w:pStyle w:val="Textoindependiente"/>
+      <w:spacing w:line="14" w:lineRule="auto"/>
+      <w:ind w:left="7920"/>
+      <w:rPr>
+        <w:rFonts w:asciiTheme="minorHAnsi" w:hAnsiTheme="minorHAnsi" w:cstheme="minorHAnsi"/>
+        <w:sz w:val="28"/>
+      </w:rPr>
+    </w:pPr>
+  </w:p>
+  <w:p>
+    <w:pPr>
+      <w:pStyle w:val="Textoindependiente"/>
+      <w:spacing w:line="14" w:lineRule="auto"/>
+      <w:ind w:left="7920"/>
+      <w:rPr>
+        <w:rFonts w:asciiTheme="minorHAnsi" w:hAnsiTheme="minorHAnsi" w:cstheme="minorHAnsi"/>
+        <w:sz w:val="28"/>
+      </w:rPr>
+    </w:pPr>
+  </w:p>
+  <w:p>
+    <w:pPr>
+      <w:pStyle w:val="Textoindependiente"/>
+      <w:spacing w:line="14" w:lineRule="auto"/>
+      <w:ind w:left="7920"/>
+      <w:rPr>
+        <w:rFonts w:asciiTheme="minorHAnsi" w:hAnsiTheme="minorHAnsi" w:cstheme="minorHAnsi"/>
+        <w:sz w:val="28"/>
+      </w:rPr>
+    </w:pPr>
+  </w:p>
+  <w:p>
+    <w:pPr>
+      <w:pStyle w:val="Textoindependiente"/>
+      <w:spacing w:line="14" w:lineRule="auto"/>
+      <w:ind w:left="7920"/>
+      <w:rPr>
+        <w:rFonts w:asciiTheme="minorHAnsi" w:hAnsiTheme="minorHAnsi" w:cstheme="minorHAnsi"/>
+        <w:sz w:val="28"/>
+      </w:rPr>
+    </w:pPr>
+  </w:p>
+  <w:p>
+    <w:pPr>
+      <w:pStyle w:val="Textoindependiente"/>
       <w:spacing w:line="14" w:lineRule="auto"/>
       <w:ind w:left="7920"/>
       <w:rPr>
@@ -8527,20 +8592,20 @@
   <w:p/>
   <w:p>
     <w:pPr>
-      <w:jc w:val="right"/>
+      <w:jc w:val="center"/>
     </w:pPr>
     <w:r>
       <w:rPr>
         <w:noProof/>
       </w:rPr>
-      <w:t xml:space="preserve">{{LOGO}}</w:t>
+      <w:t xml:space="preserve">  {{LOGO}}</w:t>
     </w:r>
   </w:p>
 </w:hdr>
 </file>
 
-<file path=word/header2.xml><?xml version="1.0" encoding="utf-8"?>
-<w:hdr xmlns:wpc="http://schemas.microsoft.com/office/word/2010/wordprocessingCanvas" xmlns:cx="http://schemas.microsoft.com/office/drawing/2014/chartex" xmlns:cx1="http://schemas.microsoft.com/office/drawing/2015/9/8/chartex" xmlns:cx2="http://schemas.microsoft.com/office/drawing/2015/10/21/chartex" xmlns:cx3="http://schemas.microsoft.com/office/drawing/2016/5/9/chartex" xmlns:cx4="http://schemas.microsoft.com/office/drawing/2016/5/10/chartex" xmlns:cx5="http://schemas.microsoft.com/office/drawing/2016/5/11/chartex" xmlns:cx6="http://schemas.microsoft.com/office/drawing/2016/5/12/chartex" xmlns:cx7="http://schemas.microsoft.com/office/drawing/2016/5/13/chartex" xmlns:cx8="http://schemas.microsoft.com/office/drawing/2016/5/14/chartex" xmlns:mc="http://schemas.openxmlformats.org/markup-compatibility/2006" xmlns:aink="http://schemas.microsoft.com/office/drawing/2016/ink" xmlns:am3d="http://schemas.microsoft.com/office/drawing/2017/model3d" xmlns:o="urn:schemas-microsoft-com:office:office" xmlns:oel="http://schemas.microsoft.com/office/2019/extlst" xmlns:r="http://schemas.openxmlformats.org/officeDocument/2006/relationships" xmlns:m="http://schemas.openxmlformats.org/officeDocument/2006/math" xmlns:v="urn:schemas-microsoft-com:vml" xmlns:wp14="http://schemas.microsoft.com/office/word/2010/wordprocessingDrawing" xmlns:wp="http://schemas.openxmlformats.org/drawingml/2006/wordprocessingDrawing" xmlns:w10="urn:schemas-microsoft-com:office:word" xmlns:w="http://schemas.openxmlformats.org/wordprocessingml/2006/main" xmlns:w14="http://schemas.microsoft.com/office/word/2010/wordml" xmlns:w15="http://schemas.microsoft.com/office/word/2012/wordml" xmlns:w16cex="http://schemas.microsoft.com/office/word/2018/wordml/cex" xmlns:w16cid="http://schemas.microsoft.com/office/word/2016/wordml/cid" xmlns:w16="http://schemas.microsoft.com/office/word/2018/wordml" xmlns:w16du="http://schemas.microsoft.com/office/word/2023/wordml/word16du" xmlns:w16sdtdh="http://schemas.microsoft.com/office/word/2020/wordml/sdtdatahash" xmlns:w16sdtfl="http://schemas.microsoft.com/office/word/2024/wordml/sdtformatlock" xmlns:w16se="http://schemas.microsoft.com/office/word/2015/wordml/symex" xmlns:wpg="http://schemas.microsoft.com/office/word/2010/wordprocessingGroup" xmlns:wpi="http://schemas.microsoft.com/office/word/2010/wordprocessingInk" xmlns:wne="http://schemas.microsoft.com/office/word/2006/wordml" xmlns:wps="http://schemas.microsoft.com/office/word/2010/wordprocessingShape" xmlns:a="http://schemas.openxmlformats.org/drawingml/2006/main" xmlns:pic="http://schemas.openxmlformats.org/drawingml/2006/picture" xmlns:a14="http://schemas.microsoft.com/office/drawing/2010/main" mc:Ignorable="w14 w15 w16se w16cid w16 w16cex w16sdtdh w16sdtfl w16du wp14">
+<file path=word/header3.xml><?xml version="1.0" encoding="utf-8"?>
+<w:hdr xmlns:wpc="http://schemas.microsoft.com/office/word/2010/wordprocessingCanvas" xmlns:cx="http://schemas.microsoft.com/office/drawing/2014/chartex" xmlns:cx1="http://schemas.microsoft.com/office/drawing/2015/9/8/chartex" xmlns:cx2="http://schemas.microsoft.com/office/drawing/2015/10/21/chartex" xmlns:cx3="http://schemas.microsoft.com/office/drawing/2016/5/9/chartex" xmlns:cx4="http://schemas.microsoft.com/office/drawing/2016/5/10/chartex" xmlns:cx5="http://schemas.microsoft.com/office/drawing/2016/5/11/chartex" xmlns:cx6="http://schemas.microsoft.com/office/drawing/2016/5/12/chartex" xmlns:cx7="http://schemas.microsoft.com/office/drawing/2016/5/13/chartex" xmlns:cx8="http://schemas.microsoft.com/office/drawing/2016/5/14/chartex" xmlns:mc="http://schemas.openxmlformats.org/markup-compatibility/2006" xmlns:aink="http://schemas.microsoft.com/office/drawing/2016/ink" xmlns:am3d="http://schemas.microsoft.com/office/drawing/2017/model3d" xmlns:o="urn:schemas-microsoft-com:office:office" xmlns:oel="http://schemas.microsoft.com/office/2019/extlst" xmlns:r="http://schemas.openxmlformats.org/officeDocument/2006/relationships" xmlns:m="http://schemas.openxmlformats.org/officeDocument/2006/math" xmlns:v="urn:schemas-microsoft-com:vml" xmlns:wp14="http://schemas.microsoft.com/office/word/2010/wordprocessingDrawing" xmlns:wp="http://schemas.openxmlformats.org/drawingml/2006/wordprocessingDrawing" xmlns:w10="urn:schemas-microsoft-com:office:word" xmlns:w="http://schemas.openxmlformats.org/wordprocessingml/2006/main" xmlns:w14="http://schemas.microsoft.com/office/word/2010/wordml" xmlns:w15="http://schemas.microsoft.com/office/word/2012/wordml" xmlns:w16cex="http://schemas.microsoft.com/office/word/2018/wordml/cex" xmlns:w16cid="http://schemas.microsoft.com/office/word/2016/wordml/cid" xmlns:w16="http://schemas.microsoft.com/office/word/2018/wordml" xmlns:w16du="http://schemas.microsoft.com/office/word/2023/wordml/word16du" xmlns:w16sdtdh="http://schemas.microsoft.com/office/word/2020/wordml/sdtdatahash" xmlns:w16sdtfl="http://schemas.microsoft.com/office/word/2024/wordml/sdtformatlock" xmlns:w16se="http://schemas.microsoft.com/office/word/2015/wordml/symex" xmlns:wpg="http://schemas.microsoft.com/office/word/2010/wordprocessingGroup" xmlns:wpi="http://schemas.microsoft.com/office/word/2010/wordprocessingInk" xmlns:wne="http://schemas.microsoft.com/office/word/2006/wordml" xmlns:wps="http://schemas.microsoft.com/office/word/2010/wordprocessingShape" mc:Ignorable="w14 w15 w16se w16cid w16 w16cex w16sdtdh w16sdtfl w16du wp14">
   <w:p>
     <w:pPr>
       <w:ind w:left="8640" w:firstLine="720"/>
@@ -8622,7 +8687,7 @@
   </w:p>
   <w:p>
     <w:pPr>
-      <w:pStyle w:val="Header"/>
+      <w:pStyle w:val="Encabezado"/>
     </w:pPr>
     <w:r>
       <w:rPr>
@@ -8786,7 +8851,7 @@
         <w:ind w:left="2988" w:hanging="360"/>
       </w:pPr>
       <w:rPr>
-        <w:rFonts w:hint="default" w:ascii="Symbol" w:hAnsi="Symbol"/>
+        <w:rFonts w:ascii="Symbol" w:hAnsi="Symbol" w:hint="default"/>
         <w:sz w:val="16"/>
       </w:rPr>
     </w:lvl>
@@ -8799,7 +8864,7 @@
         <w:ind w:left="2574" w:hanging="360"/>
       </w:pPr>
       <w:rPr>
-        <w:rFonts w:hint="default" w:ascii="Courier New" w:hAnsi="Courier New" w:cs="Courier New"/>
+        <w:rFonts w:ascii="Courier New" w:hAnsi="Courier New" w:cs="Courier New" w:hint="default"/>
       </w:rPr>
     </w:lvl>
     <w:lvl w:ilvl="2" w:tplc="0C0A0005" w:tentative="1">
@@ -8811,7 +8876,7 @@
         <w:ind w:left="3294" w:hanging="360"/>
       </w:pPr>
       <w:rPr>
-        <w:rFonts w:hint="default" w:ascii="Wingdings" w:hAnsi="Wingdings"/>
+        <w:rFonts w:ascii="Wingdings" w:hAnsi="Wingdings" w:hint="default"/>
       </w:rPr>
     </w:lvl>
     <w:lvl w:ilvl="3" w:tplc="0C0A0001" w:tentative="1">
@@ -8823,7 +8888,7 @@
         <w:ind w:left="4014" w:hanging="360"/>
       </w:pPr>
       <w:rPr>
-        <w:rFonts w:hint="default" w:ascii="Symbol" w:hAnsi="Symbol"/>
+        <w:rFonts w:ascii="Symbol" w:hAnsi="Symbol" w:hint="default"/>
       </w:rPr>
     </w:lvl>
     <w:lvl w:ilvl="4" w:tplc="0C0A0003" w:tentative="1">
@@ -8835,7 +8900,7 @@
         <w:ind w:left="4734" w:hanging="360"/>
       </w:pPr>
       <w:rPr>
-        <w:rFonts w:hint="default" w:ascii="Courier New" w:hAnsi="Courier New" w:cs="Courier New"/>
+        <w:rFonts w:ascii="Courier New" w:hAnsi="Courier New" w:cs="Courier New" w:hint="default"/>
       </w:rPr>
     </w:lvl>
     <w:lvl w:ilvl="5" w:tplc="0C0A0005" w:tentative="1">
@@ -8847,7 +8912,7 @@
         <w:ind w:left="5454" w:hanging="360"/>
       </w:pPr>
       <w:rPr>
-        <w:rFonts w:hint="default" w:ascii="Wingdings" w:hAnsi="Wingdings"/>
+        <w:rFonts w:ascii="Wingdings" w:hAnsi="Wingdings" w:hint="default"/>
       </w:rPr>
     </w:lvl>
     <w:lvl w:ilvl="6" w:tplc="0C0A0001" w:tentative="1">
@@ -8859,7 +8924,7 @@
         <w:ind w:left="6174" w:hanging="360"/>
       </w:pPr>
       <w:rPr>
-        <w:rFonts w:hint="default" w:ascii="Symbol" w:hAnsi="Symbol"/>
+        <w:rFonts w:ascii="Symbol" w:hAnsi="Symbol" w:hint="default"/>
       </w:rPr>
     </w:lvl>
     <w:lvl w:ilvl="7" w:tplc="0C0A0003" w:tentative="1">
@@ -8871,7 +8936,7 @@
         <w:ind w:left="6894" w:hanging="360"/>
       </w:pPr>
       <w:rPr>
-        <w:rFonts w:hint="default" w:ascii="Courier New" w:hAnsi="Courier New" w:cs="Courier New"/>
+        <w:rFonts w:ascii="Courier New" w:hAnsi="Courier New" w:cs="Courier New" w:hint="default"/>
       </w:rPr>
     </w:lvl>
     <w:lvl w:ilvl="8" w:tplc="0C0A0005" w:tentative="1">
@@ -8883,7 +8948,7 @@
         <w:ind w:left="7614" w:hanging="360"/>
       </w:pPr>
       <w:rPr>
-        <w:rFonts w:hint="default" w:ascii="Wingdings" w:hAnsi="Wingdings"/>
+        <w:rFonts w:ascii="Wingdings" w:hAnsi="Wingdings" w:hint="default"/>
       </w:rPr>
     </w:lvl>
   </w:abstractNum>
@@ -9017,7 +9082,7 @@
         <w:ind w:left="1853" w:hanging="360"/>
       </w:pPr>
       <w:rPr>
-        <w:rFonts w:hint="default" w:ascii="Wingdings" w:hAnsi="Wingdings" w:eastAsia="Wingdings" w:cs="Wingdings"/>
+        <w:rFonts w:ascii="Wingdings" w:eastAsia="Wingdings" w:hAnsi="Wingdings" w:cs="Wingdings" w:hint="default"/>
         <w:color w:val="404040"/>
         <w:w w:val="100"/>
         <w:sz w:val="22"/>
@@ -9033,7 +9098,7 @@
         <w:ind w:left="2573" w:hanging="360"/>
       </w:pPr>
       <w:rPr>
-        <w:rFonts w:hint="default" w:ascii="Courier New" w:hAnsi="Courier New" w:eastAsia="Courier New" w:cs="Courier New"/>
+        <w:rFonts w:ascii="Courier New" w:eastAsia="Courier New" w:hAnsi="Courier New" w:cs="Courier New" w:hint="default"/>
         <w:color w:val="404040"/>
         <w:w w:val="100"/>
         <w:sz w:val="22"/>
@@ -9230,7 +9295,7 @@
         <w:ind w:left="1853" w:hanging="360"/>
       </w:pPr>
       <w:rPr>
-        <w:rFonts w:hint="default" w:ascii="Symbol" w:hAnsi="Symbol" w:eastAsia="Symbol" w:cs="Symbol"/>
+        <w:rFonts w:ascii="Symbol" w:eastAsia="Symbol" w:hAnsi="Symbol" w:cs="Symbol" w:hint="default"/>
         <w:w w:val="100"/>
         <w:sz w:val="24"/>
         <w:szCs w:val="24"/>
@@ -9245,7 +9310,7 @@
         <w:ind w:left="2573" w:hanging="360"/>
       </w:pPr>
       <w:rPr>
-        <w:rFonts w:hint="default" w:ascii="Calibri" w:hAnsi="Calibri" w:eastAsia="Calibri" w:cs="Calibri"/>
+        <w:rFonts w:ascii="Calibri" w:eastAsia="Calibri" w:hAnsi="Calibri" w:cs="Calibri" w:hint="default"/>
         <w:w w:val="100"/>
         <w:sz w:val="24"/>
         <w:szCs w:val="24"/>
@@ -9350,7 +9415,7 @@
         <w:ind w:left="1854" w:hanging="360"/>
       </w:pPr>
       <w:rPr>
-        <w:rFonts w:hint="default" w:ascii="Symbol" w:hAnsi="Symbol"/>
+        <w:rFonts w:ascii="Symbol" w:hAnsi="Symbol" w:hint="default"/>
         <w:sz w:val="18"/>
       </w:rPr>
     </w:lvl>
@@ -9363,7 +9428,7 @@
         <w:ind w:left="2574" w:hanging="360"/>
       </w:pPr>
       <w:rPr>
-        <w:rFonts w:hint="default" w:ascii="Courier New" w:hAnsi="Courier New" w:cs="Courier New"/>
+        <w:rFonts w:ascii="Courier New" w:hAnsi="Courier New" w:cs="Courier New" w:hint="default"/>
       </w:rPr>
     </w:lvl>
     <w:lvl w:ilvl="2" w:tplc="0C0A0005" w:tentative="1">
@@ -9375,7 +9440,7 @@
         <w:ind w:left="3294" w:hanging="360"/>
       </w:pPr>
       <w:rPr>
-        <w:rFonts w:hint="default" w:ascii="Wingdings" w:hAnsi="Wingdings"/>
+        <w:rFonts w:ascii="Wingdings" w:hAnsi="Wingdings" w:hint="default"/>
       </w:rPr>
     </w:lvl>
     <w:lvl w:ilvl="3" w:tplc="0C0A0001" w:tentative="1">
@@ -9387,7 +9452,7 @@
         <w:ind w:left="4014" w:hanging="360"/>
       </w:pPr>
       <w:rPr>
-        <w:rFonts w:hint="default" w:ascii="Symbol" w:hAnsi="Symbol"/>
+        <w:rFonts w:ascii="Symbol" w:hAnsi="Symbol" w:hint="default"/>
       </w:rPr>
     </w:lvl>
     <w:lvl w:ilvl="4" w:tplc="0C0A0003" w:tentative="1">
@@ -9399,7 +9464,7 @@
         <w:ind w:left="4734" w:hanging="360"/>
       </w:pPr>
       <w:rPr>
-        <w:rFonts w:hint="default" w:ascii="Courier New" w:hAnsi="Courier New" w:cs="Courier New"/>
+        <w:rFonts w:ascii="Courier New" w:hAnsi="Courier New" w:cs="Courier New" w:hint="default"/>
       </w:rPr>
     </w:lvl>
     <w:lvl w:ilvl="5" w:tplc="0C0A0005" w:tentative="1">
@@ -9411,7 +9476,7 @@
         <w:ind w:left="5454" w:hanging="360"/>
       </w:pPr>
       <w:rPr>
-        <w:rFonts w:hint="default" w:ascii="Wingdings" w:hAnsi="Wingdings"/>
+        <w:rFonts w:ascii="Wingdings" w:hAnsi="Wingdings" w:hint="default"/>
       </w:rPr>
     </w:lvl>
     <w:lvl w:ilvl="6" w:tplc="0C0A0001" w:tentative="1">
@@ -9423,7 +9488,7 @@
         <w:ind w:left="6174" w:hanging="360"/>
       </w:pPr>
       <w:rPr>
-        <w:rFonts w:hint="default" w:ascii="Symbol" w:hAnsi="Symbol"/>
+        <w:rFonts w:ascii="Symbol" w:hAnsi="Symbol" w:hint="default"/>
       </w:rPr>
     </w:lvl>
     <w:lvl w:ilvl="7" w:tplc="0C0A0003" w:tentative="1">
@@ -9435,7 +9500,7 @@
         <w:ind w:left="6894" w:hanging="360"/>
       </w:pPr>
       <w:rPr>
-        <w:rFonts w:hint="default" w:ascii="Courier New" w:hAnsi="Courier New" w:cs="Courier New"/>
+        <w:rFonts w:ascii="Courier New" w:hAnsi="Courier New" w:cs="Courier New" w:hint="default"/>
       </w:rPr>
     </w:lvl>
     <w:lvl w:ilvl="8" w:tplc="0C0A0005" w:tentative="1">
@@ -9447,7 +9512,7 @@
         <w:ind w:left="7614" w:hanging="360"/>
       </w:pPr>
       <w:rPr>
-        <w:rFonts w:hint="default" w:ascii="Wingdings" w:hAnsi="Wingdings"/>
+        <w:rFonts w:ascii="Wingdings" w:hAnsi="Wingdings" w:hint="default"/>
       </w:rPr>
     </w:lvl>
   </w:abstractNum>
@@ -9467,7 +9532,7 @@
         <w:ind w:left="720" w:hanging="360"/>
       </w:pPr>
       <w:rPr>
-        <w:rFonts w:hint="default" w:ascii="Symbol" w:hAnsi="Symbol"/>
+        <w:rFonts w:ascii="Symbol" w:hAnsi="Symbol" w:hint="default"/>
         <w:sz w:val="20"/>
       </w:rPr>
     </w:lvl>
@@ -9483,7 +9548,7 @@
         <w:ind w:left="1440" w:hanging="360"/>
       </w:pPr>
       <w:rPr>
-        <w:rFonts w:hint="default" w:ascii="Symbol" w:hAnsi="Symbol"/>
+        <w:rFonts w:ascii="Symbol" w:hAnsi="Symbol" w:hint="default"/>
         <w:sz w:val="20"/>
       </w:rPr>
     </w:lvl>
@@ -9499,7 +9564,7 @@
         <w:ind w:left="2160" w:hanging="360"/>
       </w:pPr>
       <w:rPr>
-        <w:rFonts w:hint="default" w:ascii="Symbol" w:hAnsi="Symbol"/>
+        <w:rFonts w:ascii="Symbol" w:hAnsi="Symbol" w:hint="default"/>
         <w:sz w:val="20"/>
       </w:rPr>
     </w:lvl>
@@ -9515,7 +9580,7 @@
         <w:ind w:left="2880" w:hanging="360"/>
       </w:pPr>
       <w:rPr>
-        <w:rFonts w:hint="default" w:ascii="Symbol" w:hAnsi="Symbol"/>
+        <w:rFonts w:ascii="Symbol" w:hAnsi="Symbol" w:hint="default"/>
         <w:sz w:val="20"/>
       </w:rPr>
     </w:lvl>
@@ -9531,7 +9596,7 @@
         <w:ind w:left="3600" w:hanging="360"/>
       </w:pPr>
       <w:rPr>
-        <w:rFonts w:hint="default" w:ascii="Symbol" w:hAnsi="Symbol"/>
+        <w:rFonts w:ascii="Symbol" w:hAnsi="Symbol" w:hint="default"/>
         <w:sz w:val="20"/>
       </w:rPr>
     </w:lvl>
@@ -9547,7 +9612,7 @@
         <w:ind w:left="4320" w:hanging="360"/>
       </w:pPr>
       <w:rPr>
-        <w:rFonts w:hint="default" w:ascii="Symbol" w:hAnsi="Symbol"/>
+        <w:rFonts w:ascii="Symbol" w:hAnsi="Symbol" w:hint="default"/>
         <w:sz w:val="20"/>
       </w:rPr>
     </w:lvl>
@@ -9563,7 +9628,7 @@
         <w:ind w:left="5040" w:hanging="360"/>
       </w:pPr>
       <w:rPr>
-        <w:rFonts w:hint="default" w:ascii="Symbol" w:hAnsi="Symbol"/>
+        <w:rFonts w:ascii="Symbol" w:hAnsi="Symbol" w:hint="default"/>
         <w:sz w:val="20"/>
       </w:rPr>
     </w:lvl>
@@ -9579,7 +9644,7 @@
         <w:ind w:left="5760" w:hanging="360"/>
       </w:pPr>
       <w:rPr>
-        <w:rFonts w:hint="default" w:ascii="Symbol" w:hAnsi="Symbol"/>
+        <w:rFonts w:ascii="Symbol" w:hAnsi="Symbol" w:hint="default"/>
         <w:sz w:val="20"/>
       </w:rPr>
     </w:lvl>
@@ -9595,7 +9660,7 @@
         <w:ind w:left="6480" w:hanging="360"/>
       </w:pPr>
       <w:rPr>
-        <w:rFonts w:hint="default" w:ascii="Symbol" w:hAnsi="Symbol"/>
+        <w:rFonts w:ascii="Symbol" w:hAnsi="Symbol" w:hint="default"/>
         <w:sz w:val="20"/>
       </w:rPr>
     </w:lvl>
@@ -9613,7 +9678,7 @@
         <w:ind w:left="1800" w:hanging="360"/>
       </w:pPr>
       <w:rPr>
-        <w:rFonts w:hint="default" w:ascii="Symbol" w:hAnsi="Symbol"/>
+        <w:rFonts w:ascii="Symbol" w:hAnsi="Symbol" w:hint="default"/>
       </w:rPr>
     </w:lvl>
     <w:lvl w:ilvl="1" w:tplc="0C0A0003" w:tentative="1">
@@ -9625,7 +9690,7 @@
         <w:ind w:left="2520" w:hanging="360"/>
       </w:pPr>
       <w:rPr>
-        <w:rFonts w:hint="default" w:ascii="Courier New" w:hAnsi="Courier New" w:cs="Courier New"/>
+        <w:rFonts w:ascii="Courier New" w:hAnsi="Courier New" w:cs="Courier New" w:hint="default"/>
       </w:rPr>
     </w:lvl>
     <w:lvl w:ilvl="2" w:tplc="0C0A0005">
@@ -9637,7 +9702,7 @@
         <w:ind w:left="3240" w:hanging="360"/>
       </w:pPr>
       <w:rPr>
-        <w:rFonts w:hint="default" w:ascii="Wingdings" w:hAnsi="Wingdings"/>
+        <w:rFonts w:ascii="Wingdings" w:hAnsi="Wingdings" w:hint="default"/>
       </w:rPr>
     </w:lvl>
     <w:lvl w:ilvl="3" w:tplc="0C0A0001" w:tentative="1">
@@ -9649,7 +9714,7 @@
         <w:ind w:left="3960" w:hanging="360"/>
       </w:pPr>
       <w:rPr>
-        <w:rFonts w:hint="default" w:ascii="Symbol" w:hAnsi="Symbol"/>
+        <w:rFonts w:ascii="Symbol" w:hAnsi="Symbol" w:hint="default"/>
       </w:rPr>
     </w:lvl>
     <w:lvl w:ilvl="4" w:tplc="0C0A0003" w:tentative="1">
@@ -9661,7 +9726,7 @@
         <w:ind w:left="4680" w:hanging="360"/>
       </w:pPr>
       <w:rPr>
-        <w:rFonts w:hint="default" w:ascii="Courier New" w:hAnsi="Courier New" w:cs="Courier New"/>
+        <w:rFonts w:ascii="Courier New" w:hAnsi="Courier New" w:cs="Courier New" w:hint="default"/>
       </w:rPr>
     </w:lvl>
     <w:lvl w:ilvl="5" w:tplc="0C0A0005" w:tentative="1">
@@ -9673,7 +9738,7 @@
         <w:ind w:left="5400" w:hanging="360"/>
       </w:pPr>
       <w:rPr>
-        <w:rFonts w:hint="default" w:ascii="Wingdings" w:hAnsi="Wingdings"/>
+        <w:rFonts w:ascii="Wingdings" w:hAnsi="Wingdings" w:hint="default"/>
       </w:rPr>
     </w:lvl>
     <w:lvl w:ilvl="6" w:tplc="0C0A0001" w:tentative="1">
@@ -9685,7 +9750,7 @@
         <w:ind w:left="6120" w:hanging="360"/>
       </w:pPr>
       <w:rPr>
-        <w:rFonts w:hint="default" w:ascii="Symbol" w:hAnsi="Symbol"/>
+        <w:rFonts w:ascii="Symbol" w:hAnsi="Symbol" w:hint="default"/>
       </w:rPr>
     </w:lvl>
     <w:lvl w:ilvl="7" w:tplc="0C0A0003" w:tentative="1">
@@ -9697,7 +9762,7 @@
         <w:ind w:left="6840" w:hanging="360"/>
       </w:pPr>
       <w:rPr>
-        <w:rFonts w:hint="default" w:ascii="Courier New" w:hAnsi="Courier New" w:cs="Courier New"/>
+        <w:rFonts w:ascii="Courier New" w:hAnsi="Courier New" w:cs="Courier New" w:hint="default"/>
       </w:rPr>
     </w:lvl>
     <w:lvl w:ilvl="8" w:tplc="0C0A0005" w:tentative="1">
@@ -9709,7 +9774,7 @@
         <w:ind w:left="7560" w:hanging="360"/>
       </w:pPr>
       <w:rPr>
-        <w:rFonts w:hint="default" w:ascii="Wingdings" w:hAnsi="Wingdings"/>
+        <w:rFonts w:ascii="Wingdings" w:hAnsi="Wingdings" w:hint="default"/>
       </w:rPr>
     </w:lvl>
   </w:abstractNum>
@@ -9726,7 +9791,7 @@
         <w:ind w:left="1854" w:hanging="360"/>
       </w:pPr>
       <w:rPr>
-        <w:rFonts w:hint="default" w:ascii="Symbol" w:hAnsi="Symbol"/>
+        <w:rFonts w:ascii="Symbol" w:hAnsi="Symbol" w:hint="default"/>
         <w:color w:val="auto"/>
         <w:sz w:val="16"/>
       </w:rPr>
@@ -9740,7 +9805,7 @@
         <w:ind w:left="2574" w:hanging="360"/>
       </w:pPr>
       <w:rPr>
-        <w:rFonts w:hint="default" w:ascii="Courier New" w:hAnsi="Courier New" w:cs="Courier New"/>
+        <w:rFonts w:ascii="Courier New" w:hAnsi="Courier New" w:cs="Courier New" w:hint="default"/>
       </w:rPr>
     </w:lvl>
     <w:lvl w:ilvl="2" w:tplc="0C0A0005" w:tentative="1">
@@ -9752,7 +9817,7 @@
         <w:ind w:left="3294" w:hanging="360"/>
       </w:pPr>
       <w:rPr>
-        <w:rFonts w:hint="default" w:ascii="Wingdings" w:hAnsi="Wingdings"/>
+        <w:rFonts w:ascii="Wingdings" w:hAnsi="Wingdings" w:hint="default"/>
       </w:rPr>
     </w:lvl>
     <w:lvl w:ilvl="3" w:tplc="0C0A0001" w:tentative="1">
@@ -9764,7 +9829,7 @@
         <w:ind w:left="4014" w:hanging="360"/>
       </w:pPr>
       <w:rPr>
-        <w:rFonts w:hint="default" w:ascii="Symbol" w:hAnsi="Symbol"/>
+        <w:rFonts w:ascii="Symbol" w:hAnsi="Symbol" w:hint="default"/>
       </w:rPr>
     </w:lvl>
     <w:lvl w:ilvl="4" w:tplc="0C0A0003" w:tentative="1">
@@ -9776,7 +9841,7 @@
         <w:ind w:left="4734" w:hanging="360"/>
       </w:pPr>
       <w:rPr>
-        <w:rFonts w:hint="default" w:ascii="Courier New" w:hAnsi="Courier New" w:cs="Courier New"/>
+        <w:rFonts w:ascii="Courier New" w:hAnsi="Courier New" w:cs="Courier New" w:hint="default"/>
       </w:rPr>
     </w:lvl>
     <w:lvl w:ilvl="5" w:tplc="0C0A0005" w:tentative="1">
@@ -9788,7 +9853,7 @@
         <w:ind w:left="5454" w:hanging="360"/>
       </w:pPr>
       <w:rPr>
-        <w:rFonts w:hint="default" w:ascii="Wingdings" w:hAnsi="Wingdings"/>
+        <w:rFonts w:ascii="Wingdings" w:hAnsi="Wingdings" w:hint="default"/>
       </w:rPr>
     </w:lvl>
     <w:lvl w:ilvl="6" w:tplc="0C0A0001" w:tentative="1">
@@ -9800,7 +9865,7 @@
         <w:ind w:left="6174" w:hanging="360"/>
       </w:pPr>
       <w:rPr>
-        <w:rFonts w:hint="default" w:ascii="Symbol" w:hAnsi="Symbol"/>
+        <w:rFonts w:ascii="Symbol" w:hAnsi="Symbol" w:hint="default"/>
       </w:rPr>
     </w:lvl>
     <w:lvl w:ilvl="7" w:tplc="0C0A0003" w:tentative="1">
@@ -9812,7 +9877,7 @@
         <w:ind w:left="6894" w:hanging="360"/>
       </w:pPr>
       <w:rPr>
-        <w:rFonts w:hint="default" w:ascii="Courier New" w:hAnsi="Courier New" w:cs="Courier New"/>
+        <w:rFonts w:ascii="Courier New" w:hAnsi="Courier New" w:cs="Courier New" w:hint="default"/>
       </w:rPr>
     </w:lvl>
     <w:lvl w:ilvl="8" w:tplc="0C0A0005" w:tentative="1">
@@ -9824,7 +9889,7 @@
         <w:ind w:left="7614" w:hanging="360"/>
       </w:pPr>
       <w:rPr>
-        <w:rFonts w:hint="default" w:ascii="Wingdings" w:hAnsi="Wingdings"/>
+        <w:rFonts w:ascii="Wingdings" w:hAnsi="Wingdings" w:hint="default"/>
       </w:rPr>
     </w:lvl>
   </w:abstractNum>
@@ -9841,7 +9906,7 @@
         <w:ind w:left="720" w:hanging="360"/>
       </w:pPr>
       <w:rPr>
-        <w:rFonts w:hint="default" w:ascii="Symbol" w:hAnsi="Symbol"/>
+        <w:rFonts w:ascii="Symbol" w:hAnsi="Symbol" w:hint="default"/>
       </w:rPr>
     </w:lvl>
     <w:lvl w:ilvl="1" w:tplc="0C0A0003" w:tentative="1">
@@ -9853,7 +9918,7 @@
         <w:ind w:left="1440" w:hanging="360"/>
       </w:pPr>
       <w:rPr>
-        <w:rFonts w:hint="default" w:ascii="Courier New" w:hAnsi="Courier New" w:cs="Courier New"/>
+        <w:rFonts w:ascii="Courier New" w:hAnsi="Courier New" w:cs="Courier New" w:hint="default"/>
       </w:rPr>
     </w:lvl>
     <w:lvl w:ilvl="2" w:tplc="0C0A0005" w:tentative="1">
@@ -9865,7 +9930,7 @@
         <w:ind w:left="2160" w:hanging="360"/>
       </w:pPr>
       <w:rPr>
-        <w:rFonts w:hint="default" w:ascii="Wingdings" w:hAnsi="Wingdings"/>
+        <w:rFonts w:ascii="Wingdings" w:hAnsi="Wingdings" w:hint="default"/>
       </w:rPr>
     </w:lvl>
     <w:lvl w:ilvl="3" w:tplc="0C0A0001" w:tentative="1">
@@ -9877,7 +9942,7 @@
         <w:ind w:left="2880" w:hanging="360"/>
       </w:pPr>
       <w:rPr>
-        <w:rFonts w:hint="default" w:ascii="Symbol" w:hAnsi="Symbol"/>
+        <w:rFonts w:ascii="Symbol" w:hAnsi="Symbol" w:hint="default"/>
       </w:rPr>
     </w:lvl>
     <w:lvl w:ilvl="4" w:tplc="0C0A0003" w:tentative="1">
@@ -9889,7 +9954,7 @@
         <w:ind w:left="3600" w:hanging="360"/>
       </w:pPr>
       <w:rPr>
-        <w:rFonts w:hint="default" w:ascii="Courier New" w:hAnsi="Courier New" w:cs="Courier New"/>
+        <w:rFonts w:ascii="Courier New" w:hAnsi="Courier New" w:cs="Courier New" w:hint="default"/>
       </w:rPr>
     </w:lvl>
     <w:lvl w:ilvl="5" w:tplc="0C0A0005" w:tentative="1">
@@ -9901,7 +9966,7 @@
         <w:ind w:left="4320" w:hanging="360"/>
       </w:pPr>
       <w:rPr>
-        <w:rFonts w:hint="default" w:ascii="Wingdings" w:hAnsi="Wingdings"/>
+        <w:rFonts w:ascii="Wingdings" w:hAnsi="Wingdings" w:hint="default"/>
       </w:rPr>
     </w:lvl>
     <w:lvl w:ilvl="6" w:tplc="0C0A0001" w:tentative="1">
@@ -9913,7 +9978,7 @@
         <w:ind w:left="5040" w:hanging="360"/>
       </w:pPr>
       <w:rPr>
-        <w:rFonts w:hint="default" w:ascii="Symbol" w:hAnsi="Symbol"/>
+        <w:rFonts w:ascii="Symbol" w:hAnsi="Symbol" w:hint="default"/>
       </w:rPr>
     </w:lvl>
     <w:lvl w:ilvl="7" w:tplc="0C0A0003" w:tentative="1">
@@ -9925,7 +9990,7 @@
         <w:ind w:left="5760" w:hanging="360"/>
       </w:pPr>
       <w:rPr>
-        <w:rFonts w:hint="default" w:ascii="Courier New" w:hAnsi="Courier New" w:cs="Courier New"/>
+        <w:rFonts w:ascii="Courier New" w:hAnsi="Courier New" w:cs="Courier New" w:hint="default"/>
       </w:rPr>
     </w:lvl>
     <w:lvl w:ilvl="8" w:tplc="0C0A0005" w:tentative="1">
@@ -9937,7 +10002,7 @@
         <w:ind w:left="6480" w:hanging="360"/>
       </w:pPr>
       <w:rPr>
-        <w:rFonts w:hint="default" w:ascii="Wingdings" w:hAnsi="Wingdings"/>
+        <w:rFonts w:ascii="Wingdings" w:hAnsi="Wingdings" w:hint="default"/>
       </w:rPr>
     </w:lvl>
   </w:abstractNum>
@@ -9954,7 +10019,7 @@
         <w:ind w:left="1800" w:hanging="360"/>
       </w:pPr>
       <w:rPr>
-        <w:rFonts w:hint="default" w:ascii="Symbol" w:hAnsi="Symbol"/>
+        <w:rFonts w:ascii="Symbol" w:hAnsi="Symbol" w:hint="default"/>
       </w:rPr>
     </w:lvl>
     <w:lvl w:ilvl="1" w:tplc="0C0A0003" w:tentative="1">
@@ -9966,7 +10031,7 @@
         <w:ind w:left="2520" w:hanging="360"/>
       </w:pPr>
       <w:rPr>
-        <w:rFonts w:hint="default" w:ascii="Courier New" w:hAnsi="Courier New" w:cs="Courier New"/>
+        <w:rFonts w:ascii="Courier New" w:hAnsi="Courier New" w:cs="Courier New" w:hint="default"/>
       </w:rPr>
     </w:lvl>
     <w:lvl w:ilvl="2" w:tplc="0C0A0005" w:tentative="1">
@@ -9978,7 +10043,7 @@
         <w:ind w:left="3240" w:hanging="360"/>
       </w:pPr>
       <w:rPr>
-        <w:rFonts w:hint="default" w:ascii="Wingdings" w:hAnsi="Wingdings"/>
+        <w:rFonts w:ascii="Wingdings" w:hAnsi="Wingdings" w:hint="default"/>
       </w:rPr>
     </w:lvl>
     <w:lvl w:ilvl="3" w:tplc="0C0A0001" w:tentative="1">
@@ -9990,7 +10055,7 @@
         <w:ind w:left="3960" w:hanging="360"/>
       </w:pPr>
       <w:rPr>
-        <w:rFonts w:hint="default" w:ascii="Symbol" w:hAnsi="Symbol"/>
+        <w:rFonts w:ascii="Symbol" w:hAnsi="Symbol" w:hint="default"/>
       </w:rPr>
     </w:lvl>
     <w:lvl w:ilvl="4" w:tplc="0C0A0003" w:tentative="1">
@@ -10002,7 +10067,7 @@
         <w:ind w:left="4680" w:hanging="360"/>
       </w:pPr>
       <w:rPr>
-        <w:rFonts w:hint="default" w:ascii="Courier New" w:hAnsi="Courier New" w:cs="Courier New"/>
+        <w:rFonts w:ascii="Courier New" w:hAnsi="Courier New" w:cs="Courier New" w:hint="default"/>
       </w:rPr>
     </w:lvl>
     <w:lvl w:ilvl="5" w:tplc="0C0A0005" w:tentative="1">
@@ -10014,7 +10079,7 @@
         <w:ind w:left="5400" w:hanging="360"/>
       </w:pPr>
       <w:rPr>
-        <w:rFonts w:hint="default" w:ascii="Wingdings" w:hAnsi="Wingdings"/>
+        <w:rFonts w:ascii="Wingdings" w:hAnsi="Wingdings" w:hint="default"/>
       </w:rPr>
     </w:lvl>
     <w:lvl w:ilvl="6" w:tplc="0C0A0001" w:tentative="1">
@@ -10026,7 +10091,7 @@
         <w:ind w:left="6120" w:hanging="360"/>
       </w:pPr>
       <w:rPr>
-        <w:rFonts w:hint="default" w:ascii="Symbol" w:hAnsi="Symbol"/>
+        <w:rFonts w:ascii="Symbol" w:hAnsi="Symbol" w:hint="default"/>
       </w:rPr>
     </w:lvl>
     <w:lvl w:ilvl="7" w:tplc="0C0A0003" w:tentative="1">
@@ -10038,7 +10103,7 @@
         <w:ind w:left="6840" w:hanging="360"/>
       </w:pPr>
       <w:rPr>
-        <w:rFonts w:hint="default" w:ascii="Courier New" w:hAnsi="Courier New" w:cs="Courier New"/>
+        <w:rFonts w:ascii="Courier New" w:hAnsi="Courier New" w:cs="Courier New" w:hint="default"/>
       </w:rPr>
     </w:lvl>
     <w:lvl w:ilvl="8" w:tplc="0C0A0005" w:tentative="1">
@@ -10050,7 +10115,7 @@
         <w:ind w:left="7560" w:hanging="360"/>
       </w:pPr>
       <w:rPr>
-        <w:rFonts w:hint="default" w:ascii="Wingdings" w:hAnsi="Wingdings"/>
+        <w:rFonts w:ascii="Wingdings" w:hAnsi="Wingdings" w:hint="default"/>
       </w:rPr>
     </w:lvl>
   </w:abstractNum>
@@ -10067,7 +10132,7 @@
         <w:ind w:left="1800" w:hanging="360"/>
       </w:pPr>
       <w:rPr>
-        <w:rFonts w:hint="default" w:ascii="Wingdings" w:hAnsi="Wingdings"/>
+        <w:rFonts w:ascii="Wingdings" w:hAnsi="Wingdings" w:hint="default"/>
         <w:sz w:val="18"/>
       </w:rPr>
     </w:lvl>
@@ -10080,7 +10145,7 @@
         <w:ind w:left="2520" w:hanging="360"/>
       </w:pPr>
       <w:rPr>
-        <w:rFonts w:hint="default" w:ascii="Courier New" w:hAnsi="Courier New" w:cs="Courier New"/>
+        <w:rFonts w:ascii="Courier New" w:hAnsi="Courier New" w:cs="Courier New" w:hint="default"/>
       </w:rPr>
     </w:lvl>
     <w:lvl w:ilvl="2" w:tplc="0C0A0005" w:tentative="1">
@@ -10092,7 +10157,7 @@
         <w:ind w:left="3240" w:hanging="360"/>
       </w:pPr>
       <w:rPr>
-        <w:rFonts w:hint="default" w:ascii="Wingdings" w:hAnsi="Wingdings"/>
+        <w:rFonts w:ascii="Wingdings" w:hAnsi="Wingdings" w:hint="default"/>
       </w:rPr>
     </w:lvl>
     <w:lvl w:ilvl="3" w:tplc="0C0A0001" w:tentative="1">
@@ -10104,7 +10169,7 @@
         <w:ind w:left="3960" w:hanging="360"/>
       </w:pPr>
       <w:rPr>
-        <w:rFonts w:hint="default" w:ascii="Symbol" w:hAnsi="Symbol"/>
+        <w:rFonts w:ascii="Symbol" w:hAnsi="Symbol" w:hint="default"/>
       </w:rPr>
     </w:lvl>
     <w:lvl w:ilvl="4" w:tplc="0C0A0003" w:tentative="1">
@@ -10116,7 +10181,7 @@
         <w:ind w:left="4680" w:hanging="360"/>
       </w:pPr>
       <w:rPr>
-        <w:rFonts w:hint="default" w:ascii="Courier New" w:hAnsi="Courier New" w:cs="Courier New"/>
+        <w:rFonts w:ascii="Courier New" w:hAnsi="Courier New" w:cs="Courier New" w:hint="default"/>
       </w:rPr>
     </w:lvl>
     <w:lvl w:ilvl="5" w:tplc="0C0A0005" w:tentative="1">
@@ -10128,7 +10193,7 @@
         <w:ind w:left="5400" w:hanging="360"/>
       </w:pPr>
       <w:rPr>
-        <w:rFonts w:hint="default" w:ascii="Wingdings" w:hAnsi="Wingdings"/>
+        <w:rFonts w:ascii="Wingdings" w:hAnsi="Wingdings" w:hint="default"/>
       </w:rPr>
     </w:lvl>
     <w:lvl w:ilvl="6" w:tplc="0C0A0001" w:tentative="1">
@@ -10140,7 +10205,7 @@
         <w:ind w:left="6120" w:hanging="360"/>
       </w:pPr>
       <w:rPr>
-        <w:rFonts w:hint="default" w:ascii="Symbol" w:hAnsi="Symbol"/>
+        <w:rFonts w:ascii="Symbol" w:hAnsi="Symbol" w:hint="default"/>
       </w:rPr>
     </w:lvl>
     <w:lvl w:ilvl="7" w:tplc="0C0A0003" w:tentative="1">
@@ -10152,7 +10217,7 @@
         <w:ind w:left="6840" w:hanging="360"/>
       </w:pPr>
       <w:rPr>
-        <w:rFonts w:hint="default" w:ascii="Courier New" w:hAnsi="Courier New" w:cs="Courier New"/>
+        <w:rFonts w:ascii="Courier New" w:hAnsi="Courier New" w:cs="Courier New" w:hint="default"/>
       </w:rPr>
     </w:lvl>
     <w:lvl w:ilvl="8" w:tplc="0C0A0005" w:tentative="1">
@@ -10164,7 +10229,7 @@
         <w:ind w:left="7560" w:hanging="360"/>
       </w:pPr>
       <w:rPr>
-        <w:rFonts w:hint="default" w:ascii="Wingdings" w:hAnsi="Wingdings"/>
+        <w:rFonts w:ascii="Wingdings" w:hAnsi="Wingdings" w:hint="default"/>
       </w:rPr>
     </w:lvl>
   </w:abstractNum>
@@ -10184,7 +10249,7 @@
         <w:ind w:left="720" w:hanging="360"/>
       </w:pPr>
       <w:rPr>
-        <w:rFonts w:hint="default" w:ascii="Symbol" w:hAnsi="Symbol"/>
+        <w:rFonts w:ascii="Symbol" w:hAnsi="Symbol" w:hint="default"/>
         <w:sz w:val="20"/>
       </w:rPr>
     </w:lvl>
@@ -10200,7 +10265,7 @@
         <w:ind w:left="1440" w:hanging="360"/>
       </w:pPr>
       <w:rPr>
-        <w:rFonts w:hint="default" w:ascii="Symbol" w:hAnsi="Symbol"/>
+        <w:rFonts w:ascii="Symbol" w:hAnsi="Symbol" w:hint="default"/>
         <w:sz w:val="20"/>
       </w:rPr>
     </w:lvl>
@@ -10216,7 +10281,7 @@
         <w:ind w:left="2160" w:hanging="360"/>
       </w:pPr>
       <w:rPr>
-        <w:rFonts w:hint="default" w:ascii="Symbol" w:hAnsi="Symbol"/>
+        <w:rFonts w:ascii="Symbol" w:hAnsi="Symbol" w:hint="default"/>
         <w:sz w:val="20"/>
       </w:rPr>
     </w:lvl>
@@ -10232,7 +10297,7 @@
         <w:ind w:left="2880" w:hanging="360"/>
       </w:pPr>
       <w:rPr>
-        <w:rFonts w:hint="default" w:ascii="Symbol" w:hAnsi="Symbol"/>
+        <w:rFonts w:ascii="Symbol" w:hAnsi="Symbol" w:hint="default"/>
         <w:sz w:val="20"/>
       </w:rPr>
     </w:lvl>
@@ -10248,7 +10313,7 @@
         <w:ind w:left="3600" w:hanging="360"/>
       </w:pPr>
       <w:rPr>
-        <w:rFonts w:hint="default" w:ascii="Symbol" w:hAnsi="Symbol"/>
+        <w:rFonts w:ascii="Symbol" w:hAnsi="Symbol" w:hint="default"/>
         <w:sz w:val="20"/>
       </w:rPr>
     </w:lvl>
@@ -10264,7 +10329,7 @@
         <w:ind w:left="4320" w:hanging="360"/>
       </w:pPr>
       <w:rPr>
-        <w:rFonts w:hint="default" w:ascii="Symbol" w:hAnsi="Symbol"/>
+        <w:rFonts w:ascii="Symbol" w:hAnsi="Symbol" w:hint="default"/>
         <w:sz w:val="20"/>
       </w:rPr>
     </w:lvl>
@@ -10280,7 +10345,7 @@
         <w:ind w:left="5040" w:hanging="360"/>
       </w:pPr>
       <w:rPr>
-        <w:rFonts w:hint="default" w:ascii="Symbol" w:hAnsi="Symbol"/>
+        <w:rFonts w:ascii="Symbol" w:hAnsi="Symbol" w:hint="default"/>
         <w:sz w:val="20"/>
       </w:rPr>
     </w:lvl>
@@ -10296,7 +10361,7 @@
         <w:ind w:left="5760" w:hanging="360"/>
       </w:pPr>
       <w:rPr>
-        <w:rFonts w:hint="default" w:ascii="Symbol" w:hAnsi="Symbol"/>
+        <w:rFonts w:ascii="Symbol" w:hAnsi="Symbol" w:hint="default"/>
         <w:sz w:val="20"/>
       </w:rPr>
     </w:lvl>
@@ -10312,7 +10377,7 @@
         <w:ind w:left="6480" w:hanging="360"/>
       </w:pPr>
       <w:rPr>
-        <w:rFonts w:hint="default" w:ascii="Symbol" w:hAnsi="Symbol"/>
+        <w:rFonts w:ascii="Symbol" w:hAnsi="Symbol" w:hint="default"/>
         <w:sz w:val="20"/>
       </w:rPr>
     </w:lvl>
@@ -10330,7 +10395,7 @@
         <w:ind w:left="1800" w:hanging="360"/>
       </w:pPr>
       <w:rPr>
-        <w:rFonts w:hint="default" w:ascii="Symbol" w:hAnsi="Symbol"/>
+        <w:rFonts w:ascii="Symbol" w:hAnsi="Symbol" w:hint="default"/>
         <w:sz w:val="16"/>
       </w:rPr>
     </w:lvl>
@@ -10343,7 +10408,7 @@
         <w:ind w:left="1386" w:hanging="360"/>
       </w:pPr>
       <w:rPr>
-        <w:rFonts w:hint="default" w:ascii="Symbol" w:hAnsi="Symbol"/>
+        <w:rFonts w:ascii="Symbol" w:hAnsi="Symbol" w:hint="default"/>
         <w:sz w:val="16"/>
       </w:rPr>
     </w:lvl>
@@ -10356,7 +10421,7 @@
         <w:ind w:left="2106" w:hanging="360"/>
       </w:pPr>
       <w:rPr>
-        <w:rFonts w:hint="default" w:ascii="Wingdings" w:hAnsi="Wingdings"/>
+        <w:rFonts w:ascii="Wingdings" w:hAnsi="Wingdings" w:hint="default"/>
       </w:rPr>
     </w:lvl>
     <w:lvl w:ilvl="3" w:tplc="0C0A0001" w:tentative="1">
@@ -10368,7 +10433,7 @@
         <w:ind w:left="2826" w:hanging="360"/>
       </w:pPr>
       <w:rPr>
-        <w:rFonts w:hint="default" w:ascii="Symbol" w:hAnsi="Symbol"/>
+        <w:rFonts w:ascii="Symbol" w:hAnsi="Symbol" w:hint="default"/>
       </w:rPr>
     </w:lvl>
     <w:lvl w:ilvl="4" w:tplc="0C0A0003" w:tentative="1">
@@ -10380,7 +10445,7 @@
         <w:ind w:left="3546" w:hanging="360"/>
       </w:pPr>
       <w:rPr>
-        <w:rFonts w:hint="default" w:ascii="Courier New" w:hAnsi="Courier New" w:cs="Courier New"/>
+        <w:rFonts w:ascii="Courier New" w:hAnsi="Courier New" w:cs="Courier New" w:hint="default"/>
       </w:rPr>
     </w:lvl>
     <w:lvl w:ilvl="5" w:tplc="0C0A0005" w:tentative="1">
@@ -10392,7 +10457,7 @@
         <w:ind w:left="4266" w:hanging="360"/>
       </w:pPr>
       <w:rPr>
-        <w:rFonts w:hint="default" w:ascii="Wingdings" w:hAnsi="Wingdings"/>
+        <w:rFonts w:ascii="Wingdings" w:hAnsi="Wingdings" w:hint="default"/>
       </w:rPr>
     </w:lvl>
     <w:lvl w:ilvl="6" w:tplc="0C0A0001" w:tentative="1">
@@ -10404,7 +10469,7 @@
         <w:ind w:left="4986" w:hanging="360"/>
       </w:pPr>
       <w:rPr>
-        <w:rFonts w:hint="default" w:ascii="Symbol" w:hAnsi="Symbol"/>
+        <w:rFonts w:ascii="Symbol" w:hAnsi="Symbol" w:hint="default"/>
       </w:rPr>
     </w:lvl>
     <w:lvl w:ilvl="7" w:tplc="0C0A0003" w:tentative="1">
@@ -10416,7 +10481,7 @@
         <w:ind w:left="5706" w:hanging="360"/>
       </w:pPr>
       <w:rPr>
-        <w:rFonts w:hint="default" w:ascii="Courier New" w:hAnsi="Courier New" w:cs="Courier New"/>
+        <w:rFonts w:ascii="Courier New" w:hAnsi="Courier New" w:cs="Courier New" w:hint="default"/>
       </w:rPr>
     </w:lvl>
     <w:lvl w:ilvl="8" w:tplc="0C0A0005" w:tentative="1">
@@ -10428,7 +10493,7 @@
         <w:ind w:left="6426" w:hanging="360"/>
       </w:pPr>
       <w:rPr>
-        <w:rFonts w:hint="default" w:ascii="Wingdings" w:hAnsi="Wingdings"/>
+        <w:rFonts w:ascii="Wingdings" w:hAnsi="Wingdings" w:hint="default"/>
       </w:rPr>
     </w:lvl>
   </w:abstractNum>
@@ -10445,7 +10510,7 @@
         <w:ind w:left="1800" w:hanging="360"/>
       </w:pPr>
       <w:rPr>
-        <w:rFonts w:hint="default" w:ascii="Symbol" w:hAnsi="Symbol"/>
+        <w:rFonts w:ascii="Symbol" w:hAnsi="Symbol" w:hint="default"/>
         <w:sz w:val="18"/>
       </w:rPr>
     </w:lvl>
@@ -10458,7 +10523,7 @@
         <w:ind w:left="2520" w:hanging="360"/>
       </w:pPr>
       <w:rPr>
-        <w:rFonts w:hint="default" w:ascii="Courier New" w:hAnsi="Courier New" w:cs="Courier New"/>
+        <w:rFonts w:ascii="Courier New" w:hAnsi="Courier New" w:cs="Courier New" w:hint="default"/>
       </w:rPr>
     </w:lvl>
     <w:lvl w:ilvl="2" w:tplc="0C0A0005" w:tentative="1">
@@ -10470,7 +10535,7 @@
         <w:ind w:left="3240" w:hanging="360"/>
       </w:pPr>
       <w:rPr>
-        <w:rFonts w:hint="default" w:ascii="Wingdings" w:hAnsi="Wingdings"/>
+        <w:rFonts w:ascii="Wingdings" w:hAnsi="Wingdings" w:hint="default"/>
       </w:rPr>
     </w:lvl>
     <w:lvl w:ilvl="3" w:tplc="0C0A0001" w:tentative="1">
@@ -10482,7 +10547,7 @@
         <w:ind w:left="3960" w:hanging="360"/>
       </w:pPr>
       <w:rPr>
-        <w:rFonts w:hint="default" w:ascii="Symbol" w:hAnsi="Symbol"/>
+        <w:rFonts w:ascii="Symbol" w:hAnsi="Symbol" w:hint="default"/>
       </w:rPr>
     </w:lvl>
     <w:lvl w:ilvl="4" w:tplc="0C0A0003" w:tentative="1">
@@ -10494,7 +10559,7 @@
         <w:ind w:left="4680" w:hanging="360"/>
       </w:pPr>
       <w:rPr>
-        <w:rFonts w:hint="default" w:ascii="Courier New" w:hAnsi="Courier New" w:cs="Courier New"/>
+        <w:rFonts w:ascii="Courier New" w:hAnsi="Courier New" w:cs="Courier New" w:hint="default"/>
       </w:rPr>
     </w:lvl>
     <w:lvl w:ilvl="5" w:tplc="0C0A0005" w:tentative="1">
@@ -10506,7 +10571,7 @@
         <w:ind w:left="5400" w:hanging="360"/>
       </w:pPr>
       <w:rPr>
-        <w:rFonts w:hint="default" w:ascii="Wingdings" w:hAnsi="Wingdings"/>
+        <w:rFonts w:ascii="Wingdings" w:hAnsi="Wingdings" w:hint="default"/>
       </w:rPr>
     </w:lvl>
     <w:lvl w:ilvl="6" w:tplc="0C0A0001" w:tentative="1">
@@ -10518,7 +10583,7 @@
         <w:ind w:left="6120" w:hanging="360"/>
       </w:pPr>
       <w:rPr>
-        <w:rFonts w:hint="default" w:ascii="Symbol" w:hAnsi="Symbol"/>
+        <w:rFonts w:ascii="Symbol" w:hAnsi="Symbol" w:hint="default"/>
       </w:rPr>
     </w:lvl>
     <w:lvl w:ilvl="7" w:tplc="0C0A0003" w:tentative="1">
@@ -10530,7 +10595,7 @@
         <w:ind w:left="6840" w:hanging="360"/>
       </w:pPr>
       <w:rPr>
-        <w:rFonts w:hint="default" w:ascii="Courier New" w:hAnsi="Courier New" w:cs="Courier New"/>
+        <w:rFonts w:ascii="Courier New" w:hAnsi="Courier New" w:cs="Courier New" w:hint="default"/>
       </w:rPr>
     </w:lvl>
     <w:lvl w:ilvl="8" w:tplc="0C0A0005" w:tentative="1">
@@ -10542,7 +10607,7 @@
         <w:ind w:left="7560" w:hanging="360"/>
       </w:pPr>
       <w:rPr>
-        <w:rFonts w:hint="default" w:ascii="Wingdings" w:hAnsi="Wingdings"/>
+        <w:rFonts w:ascii="Wingdings" w:hAnsi="Wingdings" w:hint="default"/>
       </w:rPr>
     </w:lvl>
   </w:abstractNum>
@@ -10559,7 +10624,7 @@
         <w:ind w:left="1845" w:hanging="360"/>
       </w:pPr>
       <w:rPr>
-        <w:rFonts w:hint="default" w:ascii="Symbol" w:hAnsi="Symbol"/>
+        <w:rFonts w:ascii="Symbol" w:hAnsi="Symbol" w:hint="default"/>
       </w:rPr>
     </w:lvl>
     <w:lvl w:ilvl="1" w:tplc="0C0A0003" w:tentative="1">
@@ -10571,7 +10636,7 @@
         <w:ind w:left="2565" w:hanging="360"/>
       </w:pPr>
       <w:rPr>
-        <w:rFonts w:hint="default" w:ascii="Courier New" w:hAnsi="Courier New" w:cs="Courier New"/>
+        <w:rFonts w:ascii="Courier New" w:hAnsi="Courier New" w:cs="Courier New" w:hint="default"/>
       </w:rPr>
     </w:lvl>
     <w:lvl w:ilvl="2" w:tplc="0C0A0005" w:tentative="1">
@@ -10583,7 +10648,7 @@
         <w:ind w:left="3285" w:hanging="360"/>
       </w:pPr>
       <w:rPr>
-        <w:rFonts w:hint="default" w:ascii="Wingdings" w:hAnsi="Wingdings"/>
+        <w:rFonts w:ascii="Wingdings" w:hAnsi="Wingdings" w:hint="default"/>
       </w:rPr>
     </w:lvl>
     <w:lvl w:ilvl="3" w:tplc="0C0A0001" w:tentative="1">
@@ -10595,7 +10660,7 @@
         <w:ind w:left="4005" w:hanging="360"/>
       </w:pPr>
       <w:rPr>
-        <w:rFonts w:hint="default" w:ascii="Symbol" w:hAnsi="Symbol"/>
+        <w:rFonts w:ascii="Symbol" w:hAnsi="Symbol" w:hint="default"/>
       </w:rPr>
     </w:lvl>
     <w:lvl w:ilvl="4" w:tplc="0C0A0003" w:tentative="1">
@@ -10607,7 +10672,7 @@
         <w:ind w:left="4725" w:hanging="360"/>
       </w:pPr>
       <w:rPr>
-        <w:rFonts w:hint="default" w:ascii="Courier New" w:hAnsi="Courier New" w:cs="Courier New"/>
+        <w:rFonts w:ascii="Courier New" w:hAnsi="Courier New" w:cs="Courier New" w:hint="default"/>
       </w:rPr>
     </w:lvl>
     <w:lvl w:ilvl="5" w:tplc="0C0A0005" w:tentative="1">
@@ -10619,7 +10684,7 @@
         <w:ind w:left="5445" w:hanging="360"/>
       </w:pPr>
       <w:rPr>
-        <w:rFonts w:hint="default" w:ascii="Wingdings" w:hAnsi="Wingdings"/>
+        <w:rFonts w:ascii="Wingdings" w:hAnsi="Wingdings" w:hint="default"/>
       </w:rPr>
     </w:lvl>
     <w:lvl w:ilvl="6" w:tplc="0C0A0001" w:tentative="1">
@@ -10631,7 +10696,7 @@
         <w:ind w:left="6165" w:hanging="360"/>
       </w:pPr>
       <w:rPr>
-        <w:rFonts w:hint="default" w:ascii="Symbol" w:hAnsi="Symbol"/>
+        <w:rFonts w:ascii="Symbol" w:hAnsi="Symbol" w:hint="default"/>
       </w:rPr>
     </w:lvl>
     <w:lvl w:ilvl="7" w:tplc="0C0A0003" w:tentative="1">
@@ -10643,7 +10708,7 @@
         <w:ind w:left="6885" w:hanging="360"/>
       </w:pPr>
       <w:rPr>
-        <w:rFonts w:hint="default" w:ascii="Courier New" w:hAnsi="Courier New" w:cs="Courier New"/>
+        <w:rFonts w:ascii="Courier New" w:hAnsi="Courier New" w:cs="Courier New" w:hint="default"/>
       </w:rPr>
     </w:lvl>
     <w:lvl w:ilvl="8" w:tplc="0C0A0005" w:tentative="1">
@@ -10655,7 +10720,7 @@
         <w:ind w:left="7605" w:hanging="360"/>
       </w:pPr>
       <w:rPr>
-        <w:rFonts w:hint="default" w:ascii="Wingdings" w:hAnsi="Wingdings"/>
+        <w:rFonts w:ascii="Wingdings" w:hAnsi="Wingdings" w:hint="default"/>
       </w:rPr>
     </w:lvl>
   </w:abstractNum>
@@ -10675,7 +10740,7 @@
         <w:ind w:left="720" w:hanging="360"/>
       </w:pPr>
       <w:rPr>
-        <w:rFonts w:hint="default" w:ascii="Symbol" w:hAnsi="Symbol"/>
+        <w:rFonts w:ascii="Symbol" w:hAnsi="Symbol" w:hint="default"/>
         <w:sz w:val="20"/>
       </w:rPr>
     </w:lvl>
@@ -10691,7 +10756,7 @@
         <w:ind w:left="1440" w:hanging="360"/>
       </w:pPr>
       <w:rPr>
-        <w:rFonts w:hint="default" w:ascii="Symbol" w:hAnsi="Symbol"/>
+        <w:rFonts w:ascii="Symbol" w:hAnsi="Symbol" w:hint="default"/>
         <w:sz w:val="20"/>
       </w:rPr>
     </w:lvl>
@@ -10707,7 +10772,7 @@
         <w:ind w:left="2160" w:hanging="360"/>
       </w:pPr>
       <w:rPr>
-        <w:rFonts w:hint="default" w:ascii="Symbol" w:hAnsi="Symbol"/>
+        <w:rFonts w:ascii="Symbol" w:hAnsi="Symbol" w:hint="default"/>
         <w:sz w:val="20"/>
       </w:rPr>
     </w:lvl>
@@ -10723,7 +10788,7 @@
         <w:ind w:left="2880" w:hanging="360"/>
       </w:pPr>
       <w:rPr>
-        <w:rFonts w:hint="default" w:ascii="Symbol" w:hAnsi="Symbol"/>
+        <w:rFonts w:ascii="Symbol" w:hAnsi="Symbol" w:hint="default"/>
         <w:sz w:val="20"/>
       </w:rPr>
     </w:lvl>
@@ -10739,7 +10804,7 @@
         <w:ind w:left="3600" w:hanging="360"/>
       </w:pPr>
       <w:rPr>
-        <w:rFonts w:hint="default" w:ascii="Symbol" w:hAnsi="Symbol"/>
+        <w:rFonts w:ascii="Symbol" w:hAnsi="Symbol" w:hint="default"/>
         <w:sz w:val="20"/>
       </w:rPr>
     </w:lvl>
@@ -10755,7 +10820,7 @@
         <w:ind w:left="4320" w:hanging="360"/>
       </w:pPr>
       <w:rPr>
-        <w:rFonts w:hint="default" w:ascii="Symbol" w:hAnsi="Symbol"/>
+        <w:rFonts w:ascii="Symbol" w:hAnsi="Symbol" w:hint="default"/>
         <w:sz w:val="20"/>
       </w:rPr>
     </w:lvl>
@@ -10771,7 +10836,7 @@
         <w:ind w:left="5040" w:hanging="360"/>
       </w:pPr>
       <w:rPr>
-        <w:rFonts w:hint="default" w:ascii="Symbol" w:hAnsi="Symbol"/>
+        <w:rFonts w:ascii="Symbol" w:hAnsi="Symbol" w:hint="default"/>
         <w:sz w:val="20"/>
       </w:rPr>
     </w:lvl>
@@ -10787,7 +10852,7 @@
         <w:ind w:left="5760" w:hanging="360"/>
       </w:pPr>
       <w:rPr>
-        <w:rFonts w:hint="default" w:ascii="Symbol" w:hAnsi="Symbol"/>
+        <w:rFonts w:ascii="Symbol" w:hAnsi="Symbol" w:hint="default"/>
         <w:sz w:val="20"/>
       </w:rPr>
     </w:lvl>
@@ -10803,7 +10868,7 @@
         <w:ind w:left="6480" w:hanging="360"/>
       </w:pPr>
       <w:rPr>
-        <w:rFonts w:hint="default" w:ascii="Symbol" w:hAnsi="Symbol"/>
+        <w:rFonts w:ascii="Symbol" w:hAnsi="Symbol" w:hint="default"/>
         <w:sz w:val="20"/>
       </w:rPr>
     </w:lvl>
@@ -10821,7 +10886,7 @@
         <w:ind w:left="1605" w:hanging="360"/>
       </w:pPr>
       <w:rPr>
-        <w:rFonts w:hint="default" w:ascii="Symbol" w:hAnsi="Symbol"/>
+        <w:rFonts w:ascii="Symbol" w:hAnsi="Symbol" w:hint="default"/>
         <w:sz w:val="16"/>
       </w:rPr>
     </w:lvl>
@@ -10834,7 +10899,7 @@
         <w:ind w:left="2325" w:hanging="360"/>
       </w:pPr>
       <w:rPr>
-        <w:rFonts w:hint="default" w:ascii="Courier New" w:hAnsi="Courier New" w:cs="Courier New"/>
+        <w:rFonts w:ascii="Courier New" w:hAnsi="Courier New" w:cs="Courier New" w:hint="default"/>
       </w:rPr>
     </w:lvl>
     <w:lvl w:ilvl="2" w:tplc="0C0A0005" w:tentative="1">
@@ -10846,7 +10911,7 @@
         <w:ind w:left="3045" w:hanging="360"/>
       </w:pPr>
       <w:rPr>
-        <w:rFonts w:hint="default" w:ascii="Wingdings" w:hAnsi="Wingdings"/>
+        <w:rFonts w:ascii="Wingdings" w:hAnsi="Wingdings" w:hint="default"/>
       </w:rPr>
     </w:lvl>
     <w:lvl w:ilvl="3" w:tplc="0C0A0001" w:tentative="1">
@@ -10858,7 +10923,7 @@
         <w:ind w:left="3765" w:hanging="360"/>
       </w:pPr>
       <w:rPr>
-        <w:rFonts w:hint="default" w:ascii="Symbol" w:hAnsi="Symbol"/>
+        <w:rFonts w:ascii="Symbol" w:hAnsi="Symbol" w:hint="default"/>
       </w:rPr>
     </w:lvl>
     <w:lvl w:ilvl="4" w:tplc="0C0A0003" w:tentative="1">
@@ -10870,7 +10935,7 @@
         <w:ind w:left="4485" w:hanging="360"/>
       </w:pPr>
       <w:rPr>
-        <w:rFonts w:hint="default" w:ascii="Courier New" w:hAnsi="Courier New" w:cs="Courier New"/>
+        <w:rFonts w:ascii="Courier New" w:hAnsi="Courier New" w:cs="Courier New" w:hint="default"/>
       </w:rPr>
     </w:lvl>
     <w:lvl w:ilvl="5" w:tplc="0C0A0005" w:tentative="1">
@@ -10882,7 +10947,7 @@
         <w:ind w:left="5205" w:hanging="360"/>
       </w:pPr>
       <w:rPr>
-        <w:rFonts w:hint="default" w:ascii="Wingdings" w:hAnsi="Wingdings"/>
+        <w:rFonts w:ascii="Wingdings" w:hAnsi="Wingdings" w:hint="default"/>
       </w:rPr>
     </w:lvl>
     <w:lvl w:ilvl="6" w:tplc="0C0A0001" w:tentative="1">
@@ -10894,7 +10959,7 @@
         <w:ind w:left="5925" w:hanging="360"/>
       </w:pPr>
       <w:rPr>
-        <w:rFonts w:hint="default" w:ascii="Symbol" w:hAnsi="Symbol"/>
+        <w:rFonts w:ascii="Symbol" w:hAnsi="Symbol" w:hint="default"/>
       </w:rPr>
     </w:lvl>
     <w:lvl w:ilvl="7" w:tplc="0C0A0003" w:tentative="1">
@@ -10906,7 +10971,7 @@
         <w:ind w:left="6645" w:hanging="360"/>
       </w:pPr>
       <w:rPr>
-        <w:rFonts w:hint="default" w:ascii="Courier New" w:hAnsi="Courier New" w:cs="Courier New"/>
+        <w:rFonts w:ascii="Courier New" w:hAnsi="Courier New" w:cs="Courier New" w:hint="default"/>
       </w:rPr>
     </w:lvl>
     <w:lvl w:ilvl="8" w:tplc="0C0A0005" w:tentative="1">
@@ -10918,7 +10983,7 @@
         <w:ind w:left="7365" w:hanging="360"/>
       </w:pPr>
       <w:rPr>
-        <w:rFonts w:hint="default" w:ascii="Wingdings" w:hAnsi="Wingdings"/>
+        <w:rFonts w:ascii="Wingdings" w:hAnsi="Wingdings" w:hint="default"/>
       </w:rPr>
     </w:lvl>
   </w:abstractNum>
@@ -10935,7 +11000,7 @@
         <w:ind w:left="720" w:hanging="360"/>
       </w:pPr>
       <w:rPr>
-        <w:rFonts w:hint="default" w:ascii="Symbol" w:hAnsi="Symbol"/>
+        <w:rFonts w:ascii="Symbol" w:hAnsi="Symbol" w:hint="default"/>
       </w:rPr>
     </w:lvl>
     <w:lvl w:ilvl="1" w:tplc="0C0A0003" w:tentative="1">
@@ -10947,7 +11012,7 @@
         <w:ind w:left="1440" w:hanging="360"/>
       </w:pPr>
       <w:rPr>
-        <w:rFonts w:hint="default" w:ascii="Courier New" w:hAnsi="Courier New" w:cs="Courier New"/>
+        <w:rFonts w:ascii="Courier New" w:hAnsi="Courier New" w:cs="Courier New" w:hint="default"/>
       </w:rPr>
     </w:lvl>
     <w:lvl w:ilvl="2" w:tplc="0C0A0005">
@@ -10959,7 +11024,7 @@
         <w:ind w:left="2160" w:hanging="360"/>
       </w:pPr>
       <w:rPr>
-        <w:rFonts w:hint="default" w:ascii="Wingdings" w:hAnsi="Wingdings"/>
+        <w:rFonts w:ascii="Wingdings" w:hAnsi="Wingdings" w:hint="default"/>
       </w:rPr>
     </w:lvl>
     <w:lvl w:ilvl="3" w:tplc="0C0A0001" w:tentative="1">
@@ -10971,7 +11036,7 @@
         <w:ind w:left="2880" w:hanging="360"/>
       </w:pPr>
       <w:rPr>
-        <w:rFonts w:hint="default" w:ascii="Symbol" w:hAnsi="Symbol"/>
+        <w:rFonts w:ascii="Symbol" w:hAnsi="Symbol" w:hint="default"/>
       </w:rPr>
     </w:lvl>
     <w:lvl w:ilvl="4" w:tplc="0C0A0003" w:tentative="1">
@@ -10983,7 +11048,7 @@
         <w:ind w:left="3600" w:hanging="360"/>
       </w:pPr>
       <w:rPr>
-        <w:rFonts w:hint="default" w:ascii="Courier New" w:hAnsi="Courier New" w:cs="Courier New"/>
+        <w:rFonts w:ascii="Courier New" w:hAnsi="Courier New" w:cs="Courier New" w:hint="default"/>
       </w:rPr>
     </w:lvl>
     <w:lvl w:ilvl="5" w:tplc="0C0A0005" w:tentative="1">
@@ -10995,7 +11060,7 @@
         <w:ind w:left="4320" w:hanging="360"/>
       </w:pPr>
       <w:rPr>
-        <w:rFonts w:hint="default" w:ascii="Wingdings" w:hAnsi="Wingdings"/>
+        <w:rFonts w:ascii="Wingdings" w:hAnsi="Wingdings" w:hint="default"/>
       </w:rPr>
     </w:lvl>
     <w:lvl w:ilvl="6" w:tplc="0C0A0001" w:tentative="1">
@@ -11007,7 +11072,7 @@
         <w:ind w:left="5040" w:hanging="360"/>
       </w:pPr>
       <w:rPr>
-        <w:rFonts w:hint="default" w:ascii="Symbol" w:hAnsi="Symbol"/>
+        <w:rFonts w:ascii="Symbol" w:hAnsi="Symbol" w:hint="default"/>
       </w:rPr>
     </w:lvl>
     <w:lvl w:ilvl="7" w:tplc="0C0A0003" w:tentative="1">
@@ -11019,7 +11084,7 @@
         <w:ind w:left="5760" w:hanging="360"/>
       </w:pPr>
       <w:rPr>
-        <w:rFonts w:hint="default" w:ascii="Courier New" w:hAnsi="Courier New" w:cs="Courier New"/>
+        <w:rFonts w:ascii="Courier New" w:hAnsi="Courier New" w:cs="Courier New" w:hint="default"/>
       </w:rPr>
     </w:lvl>
     <w:lvl w:ilvl="8" w:tplc="0C0A0005" w:tentative="1">
@@ -11031,7 +11096,7 @@
         <w:ind w:left="6480" w:hanging="360"/>
       </w:pPr>
       <w:rPr>
-        <w:rFonts w:hint="default" w:ascii="Wingdings" w:hAnsi="Wingdings"/>
+        <w:rFonts w:ascii="Wingdings" w:hAnsi="Wingdings" w:hint="default"/>
       </w:rPr>
     </w:lvl>
   </w:abstractNum>
@@ -11074,7 +11139,7 @@
         <w:ind w:left="6912" w:hanging="360"/>
       </w:pPr>
       <w:rPr>
-        <w:rFonts w:hint="default" w:ascii="Calibri" w:hAnsi="Calibri" w:eastAsia="Times New Roman" w:cs="Calibri"/>
+        <w:rFonts w:ascii="Calibri" w:eastAsia="Times New Roman" w:hAnsi="Calibri" w:cs="Calibri" w:hint="default"/>
         <w:sz w:val="22"/>
       </w:rPr>
     </w:lvl>
@@ -11146,7 +11211,7 @@
         <w:ind w:left="1854" w:hanging="360"/>
       </w:pPr>
       <w:rPr>
-        <w:rFonts w:hint="default" w:ascii="Symbol" w:hAnsi="Symbol"/>
+        <w:rFonts w:ascii="Symbol" w:hAnsi="Symbol" w:hint="default"/>
         <w:sz w:val="16"/>
       </w:rPr>
     </w:lvl>
@@ -11159,7 +11224,7 @@
         <w:ind w:left="2574" w:hanging="360"/>
       </w:pPr>
       <w:rPr>
-        <w:rFonts w:hint="default" w:ascii="Courier New" w:hAnsi="Courier New" w:cs="Courier New"/>
+        <w:rFonts w:ascii="Courier New" w:hAnsi="Courier New" w:cs="Courier New" w:hint="default"/>
       </w:rPr>
     </w:lvl>
     <w:lvl w:ilvl="2" w:tplc="0C0A0005" w:tentative="1">
@@ -11171,7 +11236,7 @@
         <w:ind w:left="3294" w:hanging="360"/>
       </w:pPr>
       <w:rPr>
-        <w:rFonts w:hint="default" w:ascii="Wingdings" w:hAnsi="Wingdings"/>
+        <w:rFonts w:ascii="Wingdings" w:hAnsi="Wingdings" w:hint="default"/>
       </w:rPr>
     </w:lvl>
     <w:lvl w:ilvl="3" w:tplc="0C0A0001" w:tentative="1">
@@ -11183,7 +11248,7 @@
         <w:ind w:left="4014" w:hanging="360"/>
       </w:pPr>
       <w:rPr>
-        <w:rFonts w:hint="default" w:ascii="Symbol" w:hAnsi="Symbol"/>
+        <w:rFonts w:ascii="Symbol" w:hAnsi="Symbol" w:hint="default"/>
       </w:rPr>
     </w:lvl>
     <w:lvl w:ilvl="4" w:tplc="0C0A0003" w:tentative="1">
@@ -11195,7 +11260,7 @@
         <w:ind w:left="4734" w:hanging="360"/>
       </w:pPr>
       <w:rPr>
-        <w:rFonts w:hint="default" w:ascii="Courier New" w:hAnsi="Courier New" w:cs="Courier New"/>
+        <w:rFonts w:ascii="Courier New" w:hAnsi="Courier New" w:cs="Courier New" w:hint="default"/>
       </w:rPr>
     </w:lvl>
     <w:lvl w:ilvl="5" w:tplc="0C0A0005" w:tentative="1">
@@ -11207,7 +11272,7 @@
         <w:ind w:left="5454" w:hanging="360"/>
       </w:pPr>
       <w:rPr>
-        <w:rFonts w:hint="default" w:ascii="Wingdings" w:hAnsi="Wingdings"/>
+        <w:rFonts w:ascii="Wingdings" w:hAnsi="Wingdings" w:hint="default"/>
       </w:rPr>
     </w:lvl>
     <w:lvl w:ilvl="6" w:tplc="0C0A0001" w:tentative="1">
@@ -11219,7 +11284,7 @@
         <w:ind w:left="6174" w:hanging="360"/>
       </w:pPr>
       <w:rPr>
-        <w:rFonts w:hint="default" w:ascii="Symbol" w:hAnsi="Symbol"/>
+        <w:rFonts w:ascii="Symbol" w:hAnsi="Symbol" w:hint="default"/>
       </w:rPr>
     </w:lvl>
     <w:lvl w:ilvl="7" w:tplc="0C0A0003" w:tentative="1">
@@ -11231,7 +11296,7 @@
         <w:ind w:left="6894" w:hanging="360"/>
       </w:pPr>
       <w:rPr>
-        <w:rFonts w:hint="default" w:ascii="Courier New" w:hAnsi="Courier New" w:cs="Courier New"/>
+        <w:rFonts w:ascii="Courier New" w:hAnsi="Courier New" w:cs="Courier New" w:hint="default"/>
       </w:rPr>
     </w:lvl>
     <w:lvl w:ilvl="8" w:tplc="0C0A0005" w:tentative="1">
@@ -11243,7 +11308,7 @@
         <w:ind w:left="7614" w:hanging="360"/>
       </w:pPr>
       <w:rPr>
-        <w:rFonts w:hint="default" w:ascii="Wingdings" w:hAnsi="Wingdings"/>
+        <w:rFonts w:ascii="Wingdings" w:hAnsi="Wingdings" w:hint="default"/>
       </w:rPr>
     </w:lvl>
   </w:abstractNum>
@@ -11353,7 +11418,7 @@
         <w:ind w:left="2160" w:hanging="360"/>
       </w:pPr>
       <w:rPr>
-        <w:rFonts w:hint="default" w:ascii="Symbol" w:hAnsi="Symbol"/>
+        <w:rFonts w:ascii="Symbol" w:hAnsi="Symbol" w:hint="default"/>
       </w:rPr>
     </w:lvl>
     <w:lvl w:ilvl="1" w:tplc="0C0A0003" w:tentative="1">
@@ -11365,7 +11430,7 @@
         <w:ind w:left="2880" w:hanging="360"/>
       </w:pPr>
       <w:rPr>
-        <w:rFonts w:hint="default" w:ascii="Courier New" w:hAnsi="Courier New" w:cs="Courier New"/>
+        <w:rFonts w:ascii="Courier New" w:hAnsi="Courier New" w:cs="Courier New" w:hint="default"/>
       </w:rPr>
     </w:lvl>
     <w:lvl w:ilvl="2" w:tplc="0C0A0005" w:tentative="1">
@@ -11377,7 +11442,7 @@
         <w:ind w:left="3600" w:hanging="360"/>
       </w:pPr>
       <w:rPr>
-        <w:rFonts w:hint="default" w:ascii="Wingdings" w:hAnsi="Wingdings"/>
+        <w:rFonts w:ascii="Wingdings" w:hAnsi="Wingdings" w:hint="default"/>
       </w:rPr>
     </w:lvl>
     <w:lvl w:ilvl="3" w:tplc="0C0A0001" w:tentative="1">
@@ -11389,7 +11454,7 @@
         <w:ind w:left="4320" w:hanging="360"/>
       </w:pPr>
       <w:rPr>
-        <w:rFonts w:hint="default" w:ascii="Symbol" w:hAnsi="Symbol"/>
+        <w:rFonts w:ascii="Symbol" w:hAnsi="Symbol" w:hint="default"/>
       </w:rPr>
     </w:lvl>
     <w:lvl w:ilvl="4" w:tplc="0C0A0003" w:tentative="1">
@@ -11401,7 +11466,7 @@
         <w:ind w:left="5040" w:hanging="360"/>
       </w:pPr>
       <w:rPr>
-        <w:rFonts w:hint="default" w:ascii="Courier New" w:hAnsi="Courier New" w:cs="Courier New"/>
+        <w:rFonts w:ascii="Courier New" w:hAnsi="Courier New" w:cs="Courier New" w:hint="default"/>
       </w:rPr>
     </w:lvl>
     <w:lvl w:ilvl="5" w:tplc="0C0A0005" w:tentative="1">
@@ -11413,7 +11478,7 @@
         <w:ind w:left="5760" w:hanging="360"/>
       </w:pPr>
       <w:rPr>
-        <w:rFonts w:hint="default" w:ascii="Wingdings" w:hAnsi="Wingdings"/>
+        <w:rFonts w:ascii="Wingdings" w:hAnsi="Wingdings" w:hint="default"/>
       </w:rPr>
     </w:lvl>
     <w:lvl w:ilvl="6" w:tplc="0C0A0001" w:tentative="1">
@@ -11425,7 +11490,7 @@
         <w:ind w:left="6480" w:hanging="360"/>
       </w:pPr>
       <w:rPr>
-        <w:rFonts w:hint="default" w:ascii="Symbol" w:hAnsi="Symbol"/>
+        <w:rFonts w:ascii="Symbol" w:hAnsi="Symbol" w:hint="default"/>
       </w:rPr>
     </w:lvl>
     <w:lvl w:ilvl="7" w:tplc="0C0A0003" w:tentative="1">
@@ -11437,7 +11502,7 @@
         <w:ind w:left="7200" w:hanging="360"/>
       </w:pPr>
       <w:rPr>
-        <w:rFonts w:hint="default" w:ascii="Courier New" w:hAnsi="Courier New" w:cs="Courier New"/>
+        <w:rFonts w:ascii="Courier New" w:hAnsi="Courier New" w:cs="Courier New" w:hint="default"/>
       </w:rPr>
     </w:lvl>
     <w:lvl w:ilvl="8" w:tplc="0C0A0005" w:tentative="1">
@@ -11449,7 +11514,7 @@
         <w:ind w:left="7920" w:hanging="360"/>
       </w:pPr>
       <w:rPr>
-        <w:rFonts w:hint="default" w:ascii="Wingdings" w:hAnsi="Wingdings"/>
+        <w:rFonts w:ascii="Wingdings" w:hAnsi="Wingdings" w:hint="default"/>
       </w:rPr>
     </w:lvl>
   </w:abstractNum>
@@ -11466,7 +11531,7 @@
         <w:ind w:left="2574" w:hanging="360"/>
       </w:pPr>
       <w:rPr>
-        <w:rFonts w:hint="default" w:ascii="Symbol" w:hAnsi="Symbol"/>
+        <w:rFonts w:ascii="Symbol" w:hAnsi="Symbol" w:hint="default"/>
         <w:sz w:val="16"/>
       </w:rPr>
     </w:lvl>
@@ -11479,7 +11544,7 @@
         <w:ind w:left="3294" w:hanging="360"/>
       </w:pPr>
       <w:rPr>
-        <w:rFonts w:hint="default" w:ascii="Courier New" w:hAnsi="Courier New" w:cs="Courier New"/>
+        <w:rFonts w:ascii="Courier New" w:hAnsi="Courier New" w:cs="Courier New" w:hint="default"/>
       </w:rPr>
     </w:lvl>
     <w:lvl w:ilvl="2" w:tplc="0C0A0005" w:tentative="1">
@@ -11491,7 +11556,7 @@
         <w:ind w:left="4014" w:hanging="360"/>
       </w:pPr>
       <w:rPr>
-        <w:rFonts w:hint="default" w:ascii="Wingdings" w:hAnsi="Wingdings"/>
+        <w:rFonts w:ascii="Wingdings" w:hAnsi="Wingdings" w:hint="default"/>
       </w:rPr>
     </w:lvl>
     <w:lvl w:ilvl="3" w:tplc="0C0A0001" w:tentative="1">
@@ -11503,7 +11568,7 @@
         <w:ind w:left="4734" w:hanging="360"/>
       </w:pPr>
       <w:rPr>
-        <w:rFonts w:hint="default" w:ascii="Symbol" w:hAnsi="Symbol"/>
+        <w:rFonts w:ascii="Symbol" w:hAnsi="Symbol" w:hint="default"/>
       </w:rPr>
     </w:lvl>
     <w:lvl w:ilvl="4" w:tplc="0C0A0003" w:tentative="1">
@@ -11515,7 +11580,7 @@
         <w:ind w:left="5454" w:hanging="360"/>
       </w:pPr>
       <w:rPr>
-        <w:rFonts w:hint="default" w:ascii="Courier New" w:hAnsi="Courier New" w:cs="Courier New"/>
+        <w:rFonts w:ascii="Courier New" w:hAnsi="Courier New" w:cs="Courier New" w:hint="default"/>
       </w:rPr>
     </w:lvl>
     <w:lvl w:ilvl="5" w:tplc="0C0A0005" w:tentative="1">
@@ -11527,7 +11592,7 @@
         <w:ind w:left="6174" w:hanging="360"/>
       </w:pPr>
       <w:rPr>
-        <w:rFonts w:hint="default" w:ascii="Wingdings" w:hAnsi="Wingdings"/>
+        <w:rFonts w:ascii="Wingdings" w:hAnsi="Wingdings" w:hint="default"/>
       </w:rPr>
     </w:lvl>
     <w:lvl w:ilvl="6" w:tplc="0C0A0001" w:tentative="1">
@@ -11539,7 +11604,7 @@
         <w:ind w:left="6894" w:hanging="360"/>
       </w:pPr>
       <w:rPr>
-        <w:rFonts w:hint="default" w:ascii="Symbol" w:hAnsi="Symbol"/>
+        <w:rFonts w:ascii="Symbol" w:hAnsi="Symbol" w:hint="default"/>
       </w:rPr>
     </w:lvl>
     <w:lvl w:ilvl="7" w:tplc="0C0A0003" w:tentative="1">
@@ -11551,7 +11616,7 @@
         <w:ind w:left="7614" w:hanging="360"/>
       </w:pPr>
       <w:rPr>
-        <w:rFonts w:hint="default" w:ascii="Courier New" w:hAnsi="Courier New" w:cs="Courier New"/>
+        <w:rFonts w:ascii="Courier New" w:hAnsi="Courier New" w:cs="Courier New" w:hint="default"/>
       </w:rPr>
     </w:lvl>
     <w:lvl w:ilvl="8" w:tplc="0C0A0005" w:tentative="1">
@@ -11563,7 +11628,7 @@
         <w:ind w:left="8334" w:hanging="360"/>
       </w:pPr>
       <w:rPr>
-        <w:rFonts w:hint="default" w:ascii="Wingdings" w:hAnsi="Wingdings"/>
+        <w:rFonts w:ascii="Wingdings" w:hAnsi="Wingdings" w:hint="default"/>
       </w:rPr>
     </w:lvl>
   </w:abstractNum>
@@ -11580,7 +11645,7 @@
         <w:ind w:left="2062" w:hanging="360"/>
       </w:pPr>
       <w:rPr>
-        <w:rFonts w:hint="default" w:ascii="Calibri" w:hAnsi="Calibri" w:eastAsia="Calibri" w:cs="Calibri"/>
+        <w:rFonts w:ascii="Calibri" w:eastAsia="Calibri" w:hAnsi="Calibri" w:cs="Calibri" w:hint="default"/>
         <w:b/>
         <w:bCs/>
         <w:color w:val="404040"/>
@@ -11701,7 +11766,7 @@
         <w:ind w:left="1800" w:hanging="360"/>
       </w:pPr>
       <w:rPr>
-        <w:rFonts w:hint="default" w:ascii="Symbol" w:hAnsi="Symbol"/>
+        <w:rFonts w:ascii="Symbol" w:hAnsi="Symbol" w:hint="default"/>
       </w:rPr>
     </w:lvl>
     <w:lvl w:ilvl="1" w:tplc="0C0A0003" w:tentative="1">
@@ -11713,7 +11778,7 @@
         <w:ind w:left="2520" w:hanging="360"/>
       </w:pPr>
       <w:rPr>
-        <w:rFonts w:hint="default" w:ascii="Courier New" w:hAnsi="Courier New" w:cs="Courier New"/>
+        <w:rFonts w:ascii="Courier New" w:hAnsi="Courier New" w:cs="Courier New" w:hint="default"/>
       </w:rPr>
     </w:lvl>
     <w:lvl w:ilvl="2" w:tplc="0C0A0005">
@@ -11725,7 +11790,7 @@
         <w:ind w:left="3240" w:hanging="360"/>
       </w:pPr>
       <w:rPr>
-        <w:rFonts w:hint="default" w:ascii="Wingdings" w:hAnsi="Wingdings"/>
+        <w:rFonts w:ascii="Wingdings" w:hAnsi="Wingdings" w:hint="default"/>
       </w:rPr>
     </w:lvl>
     <w:lvl w:ilvl="3" w:tplc="0C0A0001" w:tentative="1">
@@ -11737,7 +11802,7 @@
         <w:ind w:left="3960" w:hanging="360"/>
       </w:pPr>
       <w:rPr>
-        <w:rFonts w:hint="default" w:ascii="Symbol" w:hAnsi="Symbol"/>
+        <w:rFonts w:ascii="Symbol" w:hAnsi="Symbol" w:hint="default"/>
       </w:rPr>
     </w:lvl>
     <w:lvl w:ilvl="4" w:tplc="0C0A0003" w:tentative="1">
@@ -11749,7 +11814,7 @@
         <w:ind w:left="4680" w:hanging="360"/>
       </w:pPr>
       <w:rPr>
-        <w:rFonts w:hint="default" w:ascii="Courier New" w:hAnsi="Courier New" w:cs="Courier New"/>
+        <w:rFonts w:ascii="Courier New" w:hAnsi="Courier New" w:cs="Courier New" w:hint="default"/>
       </w:rPr>
     </w:lvl>
     <w:lvl w:ilvl="5" w:tplc="0C0A0005" w:tentative="1">
@@ -11761,7 +11826,7 @@
         <w:ind w:left="5400" w:hanging="360"/>
       </w:pPr>
       <w:rPr>
-        <w:rFonts w:hint="default" w:ascii="Wingdings" w:hAnsi="Wingdings"/>
+        <w:rFonts w:ascii="Wingdings" w:hAnsi="Wingdings" w:hint="default"/>
       </w:rPr>
     </w:lvl>
     <w:lvl w:ilvl="6" w:tplc="0C0A0001" w:tentative="1">
@@ -11773,7 +11838,7 @@
         <w:ind w:left="6120" w:hanging="360"/>
       </w:pPr>
       <w:rPr>
-        <w:rFonts w:hint="default" w:ascii="Symbol" w:hAnsi="Symbol"/>
+        <w:rFonts w:ascii="Symbol" w:hAnsi="Symbol" w:hint="default"/>
       </w:rPr>
     </w:lvl>
     <w:lvl w:ilvl="7" w:tplc="0C0A0003" w:tentative="1">
@@ -11785,7 +11850,7 @@
         <w:ind w:left="6840" w:hanging="360"/>
       </w:pPr>
       <w:rPr>
-        <w:rFonts w:hint="default" w:ascii="Courier New" w:hAnsi="Courier New" w:cs="Courier New"/>
+        <w:rFonts w:ascii="Courier New" w:hAnsi="Courier New" w:cs="Courier New" w:hint="default"/>
       </w:rPr>
     </w:lvl>
     <w:lvl w:ilvl="8" w:tplc="0C0A0005" w:tentative="1">
@@ -11797,7 +11862,7 @@
         <w:ind w:left="7560" w:hanging="360"/>
       </w:pPr>
       <w:rPr>
-        <w:rFonts w:hint="default" w:ascii="Wingdings" w:hAnsi="Wingdings"/>
+        <w:rFonts w:ascii="Wingdings" w:hAnsi="Wingdings" w:hint="default"/>
       </w:rPr>
     </w:lvl>
   </w:abstractNum>
@@ -11907,7 +11972,7 @@
         <w:ind w:left="720" w:hanging="360"/>
       </w:pPr>
       <w:rPr>
-        <w:rFonts w:hint="default" w:ascii="Symbol" w:hAnsi="Symbol"/>
+        <w:rFonts w:ascii="Symbol" w:hAnsi="Symbol" w:hint="default"/>
         <w:sz w:val="20"/>
       </w:rPr>
     </w:lvl>
@@ -11923,7 +11988,7 @@
         <w:ind w:left="1440" w:hanging="360"/>
       </w:pPr>
       <w:rPr>
-        <w:rFonts w:hint="default" w:ascii="Symbol" w:hAnsi="Symbol"/>
+        <w:rFonts w:ascii="Symbol" w:hAnsi="Symbol" w:hint="default"/>
         <w:sz w:val="20"/>
       </w:rPr>
     </w:lvl>
@@ -11939,7 +12004,7 @@
         <w:ind w:left="2160" w:hanging="360"/>
       </w:pPr>
       <w:rPr>
-        <w:rFonts w:hint="default" w:ascii="Symbol" w:hAnsi="Symbol"/>
+        <w:rFonts w:ascii="Symbol" w:hAnsi="Symbol" w:hint="default"/>
         <w:sz w:val="20"/>
       </w:rPr>
     </w:lvl>
@@ -11955,7 +12020,7 @@
         <w:ind w:left="2880" w:hanging="360"/>
       </w:pPr>
       <w:rPr>
-        <w:rFonts w:hint="default" w:ascii="Symbol" w:hAnsi="Symbol"/>
+        <w:rFonts w:ascii="Symbol" w:hAnsi="Symbol" w:hint="default"/>
         <w:sz w:val="20"/>
       </w:rPr>
     </w:lvl>
@@ -11971,7 +12036,7 @@
         <w:ind w:left="3600" w:hanging="360"/>
       </w:pPr>
       <w:rPr>
-        <w:rFonts w:hint="default" w:ascii="Symbol" w:hAnsi="Symbol"/>
+        <w:rFonts w:ascii="Symbol" w:hAnsi="Symbol" w:hint="default"/>
         <w:sz w:val="20"/>
       </w:rPr>
     </w:lvl>
@@ -11987,7 +12052,7 @@
         <w:ind w:left="4320" w:hanging="360"/>
       </w:pPr>
       <w:rPr>
-        <w:rFonts w:hint="default" w:ascii="Symbol" w:hAnsi="Symbol"/>
+        <w:rFonts w:ascii="Symbol" w:hAnsi="Symbol" w:hint="default"/>
         <w:sz w:val="20"/>
       </w:rPr>
     </w:lvl>
@@ -12003,7 +12068,7 @@
         <w:ind w:left="5040" w:hanging="360"/>
       </w:pPr>
       <w:rPr>
-        <w:rFonts w:hint="default" w:ascii="Symbol" w:hAnsi="Symbol"/>
+        <w:rFonts w:ascii="Symbol" w:hAnsi="Symbol" w:hint="default"/>
         <w:sz w:val="20"/>
       </w:rPr>
     </w:lvl>
@@ -12019,7 +12084,7 @@
         <w:ind w:left="5760" w:hanging="360"/>
       </w:pPr>
       <w:rPr>
-        <w:rFonts w:hint="default" w:ascii="Symbol" w:hAnsi="Symbol"/>
+        <w:rFonts w:ascii="Symbol" w:hAnsi="Symbol" w:hint="default"/>
         <w:sz w:val="20"/>
       </w:rPr>
     </w:lvl>
@@ -12035,7 +12100,7 @@
         <w:ind w:left="6480" w:hanging="360"/>
       </w:pPr>
       <w:rPr>
-        <w:rFonts w:hint="default" w:ascii="Symbol" w:hAnsi="Symbol"/>
+        <w:rFonts w:ascii="Symbol" w:hAnsi="Symbol" w:hint="default"/>
         <w:sz w:val="20"/>
       </w:rPr>
     </w:lvl>
@@ -12053,7 +12118,7 @@
         <w:ind w:left="1854" w:hanging="360"/>
       </w:pPr>
       <w:rPr>
-        <w:rFonts w:hint="default" w:ascii="Symbol" w:hAnsi="Symbol"/>
+        <w:rFonts w:ascii="Symbol" w:hAnsi="Symbol" w:hint="default"/>
         <w:sz w:val="18"/>
       </w:rPr>
     </w:lvl>
@@ -12066,7 +12131,7 @@
         <w:ind w:left="2574" w:hanging="360"/>
       </w:pPr>
       <w:rPr>
-        <w:rFonts w:hint="default" w:ascii="Courier New" w:hAnsi="Courier New" w:cs="Courier New"/>
+        <w:rFonts w:ascii="Courier New" w:hAnsi="Courier New" w:cs="Courier New" w:hint="default"/>
       </w:rPr>
     </w:lvl>
     <w:lvl w:ilvl="2" w:tplc="0C0A0005" w:tentative="1">
@@ -12078,7 +12143,7 @@
         <w:ind w:left="3294" w:hanging="360"/>
       </w:pPr>
       <w:rPr>
-        <w:rFonts w:hint="default" w:ascii="Wingdings" w:hAnsi="Wingdings"/>
+        <w:rFonts w:ascii="Wingdings" w:hAnsi="Wingdings" w:hint="default"/>
       </w:rPr>
     </w:lvl>
     <w:lvl w:ilvl="3" w:tplc="0C0A0001" w:tentative="1">
@@ -12090,7 +12155,7 @@
         <w:ind w:left="4014" w:hanging="360"/>
       </w:pPr>
       <w:rPr>
-        <w:rFonts w:hint="default" w:ascii="Symbol" w:hAnsi="Symbol"/>
+        <w:rFonts w:ascii="Symbol" w:hAnsi="Symbol" w:hint="default"/>
       </w:rPr>
     </w:lvl>
     <w:lvl w:ilvl="4" w:tplc="0C0A0003" w:tentative="1">
@@ -12102,7 +12167,7 @@
         <w:ind w:left="4734" w:hanging="360"/>
       </w:pPr>
       <w:rPr>
-        <w:rFonts w:hint="default" w:ascii="Courier New" w:hAnsi="Courier New" w:cs="Courier New"/>
+        <w:rFonts w:ascii="Courier New" w:hAnsi="Courier New" w:cs="Courier New" w:hint="default"/>
       </w:rPr>
     </w:lvl>
     <w:lvl w:ilvl="5" w:tplc="0C0A0005" w:tentative="1">
@@ -12114,7 +12179,7 @@
         <w:ind w:left="5454" w:hanging="360"/>
       </w:pPr>
       <w:rPr>
-        <w:rFonts w:hint="default" w:ascii="Wingdings" w:hAnsi="Wingdings"/>
+        <w:rFonts w:ascii="Wingdings" w:hAnsi="Wingdings" w:hint="default"/>
       </w:rPr>
     </w:lvl>
     <w:lvl w:ilvl="6" w:tplc="0C0A0001" w:tentative="1">
@@ -12126,7 +12191,7 @@
         <w:ind w:left="6174" w:hanging="360"/>
       </w:pPr>
       <w:rPr>
-        <w:rFonts w:hint="default" w:ascii="Symbol" w:hAnsi="Symbol"/>
+        <w:rFonts w:ascii="Symbol" w:hAnsi="Symbol" w:hint="default"/>
       </w:rPr>
     </w:lvl>
     <w:lvl w:ilvl="7" w:tplc="0C0A0003" w:tentative="1">
@@ -12138,7 +12203,7 @@
         <w:ind w:left="6894" w:hanging="360"/>
       </w:pPr>
       <w:rPr>
-        <w:rFonts w:hint="default" w:ascii="Courier New" w:hAnsi="Courier New" w:cs="Courier New"/>
+        <w:rFonts w:ascii="Courier New" w:hAnsi="Courier New" w:cs="Courier New" w:hint="default"/>
       </w:rPr>
     </w:lvl>
     <w:lvl w:ilvl="8" w:tplc="0C0A0005" w:tentative="1">
@@ -12150,7 +12215,7 @@
         <w:ind w:left="7614" w:hanging="360"/>
       </w:pPr>
       <w:rPr>
-        <w:rFonts w:hint="default" w:ascii="Wingdings" w:hAnsi="Wingdings"/>
+        <w:rFonts w:ascii="Wingdings" w:hAnsi="Wingdings" w:hint="default"/>
       </w:rPr>
     </w:lvl>
   </w:abstractNum>
@@ -12167,7 +12232,7 @@
         <w:ind w:left="720" w:hanging="360"/>
       </w:pPr>
       <w:rPr>
-        <w:rFonts w:hint="default" w:ascii="Symbol" w:hAnsi="Symbol"/>
+        <w:rFonts w:ascii="Symbol" w:hAnsi="Symbol" w:hint="default"/>
       </w:rPr>
     </w:lvl>
     <w:lvl w:ilvl="1" w:tplc="0C0A0003" w:tentative="1">
@@ -12179,7 +12244,7 @@
         <w:ind w:left="1440" w:hanging="360"/>
       </w:pPr>
       <w:rPr>
-        <w:rFonts w:hint="default" w:ascii="Courier New" w:hAnsi="Courier New" w:cs="Courier New"/>
+        <w:rFonts w:ascii="Courier New" w:hAnsi="Courier New" w:cs="Courier New" w:hint="default"/>
       </w:rPr>
     </w:lvl>
     <w:lvl w:ilvl="2" w:tplc="0C0A0005" w:tentative="1">
@@ -12191,7 +12256,7 @@
         <w:ind w:left="2160" w:hanging="360"/>
       </w:pPr>
       <w:rPr>
-        <w:rFonts w:hint="default" w:ascii="Wingdings" w:hAnsi="Wingdings"/>
+        <w:rFonts w:ascii="Wingdings" w:hAnsi="Wingdings" w:hint="default"/>
       </w:rPr>
     </w:lvl>
     <w:lvl w:ilvl="3" w:tplc="0C0A0001" w:tentative="1">
@@ -12203,7 +12268,7 @@
         <w:ind w:left="2880" w:hanging="360"/>
       </w:pPr>
       <w:rPr>
-        <w:rFonts w:hint="default" w:ascii="Symbol" w:hAnsi="Symbol"/>
+        <w:rFonts w:ascii="Symbol" w:hAnsi="Symbol" w:hint="default"/>
       </w:rPr>
     </w:lvl>
     <w:lvl w:ilvl="4" w:tplc="0C0A0003" w:tentative="1">
@@ -12215,7 +12280,7 @@
         <w:ind w:left="3600" w:hanging="360"/>
       </w:pPr>
       <w:rPr>
-        <w:rFonts w:hint="default" w:ascii="Courier New" w:hAnsi="Courier New" w:cs="Courier New"/>
+        <w:rFonts w:ascii="Courier New" w:hAnsi="Courier New" w:cs="Courier New" w:hint="default"/>
       </w:rPr>
     </w:lvl>
     <w:lvl w:ilvl="5" w:tplc="0C0A0005" w:tentative="1">
@@ -12227,7 +12292,7 @@
         <w:ind w:left="4320" w:hanging="360"/>
       </w:pPr>
       <w:rPr>
-        <w:rFonts w:hint="default" w:ascii="Wingdings" w:hAnsi="Wingdings"/>
+        <w:rFonts w:ascii="Wingdings" w:hAnsi="Wingdings" w:hint="default"/>
       </w:rPr>
     </w:lvl>
     <w:lvl w:ilvl="6" w:tplc="0C0A0001" w:tentative="1">
@@ -12239,7 +12304,7 @@
         <w:ind w:left="5040" w:hanging="360"/>
       </w:pPr>
       <w:rPr>
-        <w:rFonts w:hint="default" w:ascii="Symbol" w:hAnsi="Symbol"/>
+        <w:rFonts w:ascii="Symbol" w:hAnsi="Symbol" w:hint="default"/>
       </w:rPr>
     </w:lvl>
     <w:lvl w:ilvl="7" w:tplc="0C0A0003" w:tentative="1">
@@ -12251,7 +12316,7 @@
         <w:ind w:left="5760" w:hanging="360"/>
       </w:pPr>
       <w:rPr>
-        <w:rFonts w:hint="default" w:ascii="Courier New" w:hAnsi="Courier New" w:cs="Courier New"/>
+        <w:rFonts w:ascii="Courier New" w:hAnsi="Courier New" w:cs="Courier New" w:hint="default"/>
       </w:rPr>
     </w:lvl>
     <w:lvl w:ilvl="8" w:tplc="0C0A0005" w:tentative="1">
@@ -12263,7 +12328,7 @@
         <w:ind w:left="6480" w:hanging="360"/>
       </w:pPr>
       <w:rPr>
-        <w:rFonts w:hint="default" w:ascii="Wingdings" w:hAnsi="Wingdings"/>
+        <w:rFonts w:ascii="Wingdings" w:hAnsi="Wingdings" w:hint="default"/>
       </w:rPr>
     </w:lvl>
   </w:abstractNum>
@@ -12280,7 +12345,7 @@
         <w:ind w:left="1800" w:hanging="360"/>
       </w:pPr>
       <w:rPr>
-        <w:rFonts w:hint="default" w:ascii="Symbol" w:hAnsi="Symbol"/>
+        <w:rFonts w:ascii="Symbol" w:hAnsi="Symbol" w:hint="default"/>
         <w:sz w:val="16"/>
       </w:rPr>
     </w:lvl>
@@ -12293,7 +12358,7 @@
         <w:ind w:left="2520" w:hanging="360"/>
       </w:pPr>
       <w:rPr>
-        <w:rFonts w:hint="default" w:ascii="Courier New" w:hAnsi="Courier New" w:cs="Courier New"/>
+        <w:rFonts w:ascii="Courier New" w:hAnsi="Courier New" w:cs="Courier New" w:hint="default"/>
       </w:rPr>
     </w:lvl>
     <w:lvl w:ilvl="2" w:tplc="0C0A0005" w:tentative="1">
@@ -12305,7 +12370,7 @@
         <w:ind w:left="3240" w:hanging="360"/>
       </w:pPr>
       <w:rPr>
-        <w:rFonts w:hint="default" w:ascii="Wingdings" w:hAnsi="Wingdings"/>
+        <w:rFonts w:ascii="Wingdings" w:hAnsi="Wingdings" w:hint="default"/>
       </w:rPr>
     </w:lvl>
     <w:lvl w:ilvl="3" w:tplc="0C0A0001" w:tentative="1">
@@ -12317,7 +12382,7 @@
         <w:ind w:left="3960" w:hanging="360"/>
       </w:pPr>
       <w:rPr>
-        <w:rFonts w:hint="default" w:ascii="Symbol" w:hAnsi="Symbol"/>
+        <w:rFonts w:ascii="Symbol" w:hAnsi="Symbol" w:hint="default"/>
       </w:rPr>
     </w:lvl>
     <w:lvl w:ilvl="4" w:tplc="0C0A0003" w:tentative="1">
@@ -12329,7 +12394,7 @@
         <w:ind w:left="4680" w:hanging="360"/>
       </w:pPr>
       <w:rPr>
-        <w:rFonts w:hint="default" w:ascii="Courier New" w:hAnsi="Courier New" w:cs="Courier New"/>
+        <w:rFonts w:ascii="Courier New" w:hAnsi="Courier New" w:cs="Courier New" w:hint="default"/>
       </w:rPr>
     </w:lvl>
     <w:lvl w:ilvl="5" w:tplc="0C0A0005" w:tentative="1">
@@ -12341,7 +12406,7 @@
         <w:ind w:left="5400" w:hanging="360"/>
       </w:pPr>
       <w:rPr>
-        <w:rFonts w:hint="default" w:ascii="Wingdings" w:hAnsi="Wingdings"/>
+        <w:rFonts w:ascii="Wingdings" w:hAnsi="Wingdings" w:hint="default"/>
       </w:rPr>
     </w:lvl>
     <w:lvl w:ilvl="6" w:tplc="0C0A0001" w:tentative="1">
@@ -12353,7 +12418,7 @@
         <w:ind w:left="6120" w:hanging="360"/>
       </w:pPr>
       <w:rPr>
-        <w:rFonts w:hint="default" w:ascii="Symbol" w:hAnsi="Symbol"/>
+        <w:rFonts w:ascii="Symbol" w:hAnsi="Symbol" w:hint="default"/>
       </w:rPr>
     </w:lvl>
     <w:lvl w:ilvl="7" w:tplc="0C0A0003" w:tentative="1">
@@ -12365,7 +12430,7 @@
         <w:ind w:left="6840" w:hanging="360"/>
       </w:pPr>
       <w:rPr>
-        <w:rFonts w:hint="default" w:ascii="Courier New" w:hAnsi="Courier New" w:cs="Courier New"/>
+        <w:rFonts w:ascii="Courier New" w:hAnsi="Courier New" w:cs="Courier New" w:hint="default"/>
       </w:rPr>
     </w:lvl>
     <w:lvl w:ilvl="8" w:tplc="0C0A0005" w:tentative="1">
@@ -12377,7 +12442,7 @@
         <w:ind w:left="7560" w:hanging="360"/>
       </w:pPr>
       <w:rPr>
-        <w:rFonts w:hint="default" w:ascii="Wingdings" w:hAnsi="Wingdings"/>
+        <w:rFonts w:ascii="Wingdings" w:hAnsi="Wingdings" w:hint="default"/>
       </w:rPr>
     </w:lvl>
   </w:abstractNum>
@@ -12397,7 +12462,7 @@
         <w:ind w:left="720" w:hanging="360"/>
       </w:pPr>
       <w:rPr>
-        <w:rFonts w:hint="default" w:ascii="Symbol" w:hAnsi="Symbol"/>
+        <w:rFonts w:ascii="Symbol" w:hAnsi="Symbol" w:hint="default"/>
         <w:sz w:val="20"/>
       </w:rPr>
     </w:lvl>
@@ -12413,7 +12478,7 @@
         <w:ind w:left="1440" w:hanging="360"/>
       </w:pPr>
       <w:rPr>
-        <w:rFonts w:hint="default" w:ascii="Symbol" w:hAnsi="Symbol"/>
+        <w:rFonts w:ascii="Symbol" w:hAnsi="Symbol" w:hint="default"/>
         <w:sz w:val="20"/>
       </w:rPr>
     </w:lvl>
@@ -12429,7 +12494,7 @@
         <w:ind w:left="2160" w:hanging="360"/>
       </w:pPr>
       <w:rPr>
-        <w:rFonts w:hint="default" w:ascii="Symbol" w:hAnsi="Symbol"/>
+        <w:rFonts w:ascii="Symbol" w:hAnsi="Symbol" w:hint="default"/>
         <w:sz w:val="20"/>
       </w:rPr>
     </w:lvl>
@@ -12445,7 +12510,7 @@
         <w:ind w:left="2880" w:hanging="360"/>
       </w:pPr>
       <w:rPr>
-        <w:rFonts w:hint="default" w:ascii="Symbol" w:hAnsi="Symbol"/>
+        <w:rFonts w:ascii="Symbol" w:hAnsi="Symbol" w:hint="default"/>
         <w:sz w:val="20"/>
       </w:rPr>
     </w:lvl>
@@ -12461,7 +12526,7 @@
         <w:ind w:left="3600" w:hanging="360"/>
       </w:pPr>
       <w:rPr>
-        <w:rFonts w:hint="default" w:ascii="Symbol" w:hAnsi="Symbol"/>
+        <w:rFonts w:ascii="Symbol" w:hAnsi="Symbol" w:hint="default"/>
         <w:sz w:val="20"/>
       </w:rPr>
     </w:lvl>
@@ -12477,7 +12542,7 @@
         <w:ind w:left="4320" w:hanging="360"/>
       </w:pPr>
       <w:rPr>
-        <w:rFonts w:hint="default" w:ascii="Symbol" w:hAnsi="Symbol"/>
+        <w:rFonts w:ascii="Symbol" w:hAnsi="Symbol" w:hint="default"/>
         <w:sz w:val="20"/>
       </w:rPr>
     </w:lvl>
@@ -12493,7 +12558,7 @@
         <w:ind w:left="5040" w:hanging="360"/>
       </w:pPr>
       <w:rPr>
-        <w:rFonts w:hint="default" w:ascii="Symbol" w:hAnsi="Symbol"/>
+        <w:rFonts w:ascii="Symbol" w:hAnsi="Symbol" w:hint="default"/>
         <w:sz w:val="20"/>
       </w:rPr>
     </w:lvl>
@@ -12509,7 +12574,7 @@
         <w:ind w:left="5760" w:hanging="360"/>
       </w:pPr>
       <w:rPr>
-        <w:rFonts w:hint="default" w:ascii="Symbol" w:hAnsi="Symbol"/>
+        <w:rFonts w:ascii="Symbol" w:hAnsi="Symbol" w:hint="default"/>
         <w:sz w:val="20"/>
       </w:rPr>
     </w:lvl>
@@ -12525,7 +12590,7 @@
         <w:ind w:left="6480" w:hanging="360"/>
       </w:pPr>
       <w:rPr>
-        <w:rFonts w:hint="default" w:ascii="Symbol" w:hAnsi="Symbol"/>
+        <w:rFonts w:ascii="Symbol" w:hAnsi="Symbol" w:hint="default"/>
         <w:sz w:val="20"/>
       </w:rPr>
     </w:lvl>
@@ -12630,11 +12695,11 @@
 </file>
 
 <file path=word/styles.xml><?xml version="1.0" encoding="utf-8"?>
-<w:styles xmlns:wp14="http://schemas.microsoft.com/office/word/2010/wordprocessingDrawing" xmlns:mc="http://schemas.openxmlformats.org/markup-compatibility/2006" xmlns:r="http://schemas.openxmlformats.org/officeDocument/2006/relationships" xmlns:w="http://schemas.openxmlformats.org/wordprocessingml/2006/main" xmlns:w14="http://schemas.microsoft.com/office/word/2010/wordml" xmlns:w15="http://schemas.microsoft.com/office/word/2012/wordml" xmlns:w16cex="http://schemas.microsoft.com/office/word/2018/wordml/cex" xmlns:w16cid="http://schemas.microsoft.com/office/word/2016/wordml/cid" xmlns:w16="http://schemas.microsoft.com/office/word/2018/wordml" xmlns:w16du="http://schemas.microsoft.com/office/word/2023/wordml/word16du" xmlns:w16sdtdh="http://schemas.microsoft.com/office/word/2020/wordml/sdtdatahash" xmlns:w16sdtfl="http://schemas.microsoft.com/office/word/2024/wordml/sdtformatlock" xmlns:w16se="http://schemas.microsoft.com/office/word/2015/wordml/symex" mc:Ignorable="w14 w15 w16se w16cid w16 w16cex w16sdtdh w16sdtfl w16du wp14">
+<w:styles xmlns:mc="http://schemas.openxmlformats.org/markup-compatibility/2006" xmlns:r="http://schemas.openxmlformats.org/officeDocument/2006/relationships" xmlns:w="http://schemas.openxmlformats.org/wordprocessingml/2006/main" xmlns:w14="http://schemas.microsoft.com/office/word/2010/wordml" xmlns:w15="http://schemas.microsoft.com/office/word/2012/wordml" xmlns:w16cex="http://schemas.microsoft.com/office/word/2018/wordml/cex" xmlns:w16cid="http://schemas.microsoft.com/office/word/2016/wordml/cid" xmlns:w16="http://schemas.microsoft.com/office/word/2018/wordml" xmlns:w16du="http://schemas.microsoft.com/office/word/2023/wordml/word16du" xmlns:w16sdtdh="http://schemas.microsoft.com/office/word/2020/wordml/sdtdatahash" xmlns:w16sdtfl="http://schemas.microsoft.com/office/word/2024/wordml/sdtformatlock" xmlns:w16se="http://schemas.microsoft.com/office/word/2015/wordml/symex" mc:Ignorable="w14 w15 w16se w16cid w16 w16cex w16sdtdh w16sdtfl w16du">
   <w:docDefaults>
     <w:rPrDefault>
       <w:rPr>
-        <w:rFonts w:asciiTheme="minorHAnsi" w:hAnsiTheme="minorHAnsi" w:eastAsiaTheme="minorHAnsi" w:cstheme="minorBidi"/>
+        <w:rFonts w:asciiTheme="minorHAnsi" w:eastAsiaTheme="minorHAnsi" w:hAnsiTheme="minorHAnsi" w:cstheme="minorBidi"/>
         <w:sz w:val="22"/>
         <w:szCs w:val="22"/>
         <w:lang w:val="en-US" w:eastAsia="en-US" w:bidi="ar-SA"/>
@@ -12651,14 +12716,14 @@
   <w:latentStyles w:defLockedState="0" w:defUIPriority="99" w:defSemiHidden="0" w:defUnhideWhenUsed="0" w:defQFormat="0" w:count="376">
     <w:lsdException w:name="Normal" w:uiPriority="0" w:qFormat="1"/>
     <w:lsdException w:name="heading 1" w:uiPriority="9" w:qFormat="1"/>
-    <w:lsdException w:name="heading 2" w:uiPriority="1" w:semiHidden="1" w:unhideWhenUsed="1" w:qFormat="1"/>
-    <w:lsdException w:name="heading 3" w:uiPriority="1" w:semiHidden="1" w:unhideWhenUsed="1" w:qFormat="1"/>
-    <w:lsdException w:name="heading 4" w:uiPriority="9" w:semiHidden="1" w:unhideWhenUsed="1" w:qFormat="1"/>
-    <w:lsdException w:name="heading 5" w:uiPriority="9" w:semiHidden="1" w:unhideWhenUsed="1" w:qFormat="1"/>
-    <w:lsdException w:name="heading 6" w:uiPriority="9" w:semiHidden="1" w:unhideWhenUsed="1" w:qFormat="1"/>
-    <w:lsdException w:name="heading 7" w:uiPriority="9" w:semiHidden="1" w:unhideWhenUsed="1" w:qFormat="1"/>
-    <w:lsdException w:name="heading 8" w:uiPriority="9" w:semiHidden="1" w:unhideWhenUsed="1" w:qFormat="1"/>
-    <w:lsdException w:name="heading 9" w:uiPriority="9" w:semiHidden="1" w:unhideWhenUsed="1" w:qFormat="1"/>
+    <w:lsdException w:name="heading 2" w:semiHidden="1" w:uiPriority="1" w:unhideWhenUsed="1" w:qFormat="1"/>
+    <w:lsdException w:name="heading 3" w:semiHidden="1" w:uiPriority="1" w:unhideWhenUsed="1" w:qFormat="1"/>
+    <w:lsdException w:name="heading 4" w:semiHidden="1" w:uiPriority="9" w:unhideWhenUsed="1" w:qFormat="1"/>
+    <w:lsdException w:name="heading 5" w:semiHidden="1" w:uiPriority="9" w:unhideWhenUsed="1" w:qFormat="1"/>
+    <w:lsdException w:name="heading 6" w:semiHidden="1" w:uiPriority="9" w:unhideWhenUsed="1" w:qFormat="1"/>
+    <w:lsdException w:name="heading 7" w:semiHidden="1" w:uiPriority="9" w:unhideWhenUsed="1" w:qFormat="1"/>
+    <w:lsdException w:name="heading 8" w:semiHidden="1" w:uiPriority="9" w:unhideWhenUsed="1" w:qFormat="1"/>
+    <w:lsdException w:name="heading 9" w:semiHidden="1" w:uiPriority="9" w:unhideWhenUsed="1" w:qFormat="1"/>
     <w:lsdException w:name="index 1" w:semiHidden="1" w:unhideWhenUsed="1"/>
     <w:lsdException w:name="index 2" w:semiHidden="1" w:unhideWhenUsed="1"/>
     <w:lsdException w:name="index 3" w:semiHidden="1" w:unhideWhenUsed="1"/>
@@ -12668,22 +12733,22 @@
     <w:lsdException w:name="index 7" w:semiHidden="1" w:unhideWhenUsed="1"/>
     <w:lsdException w:name="index 8" w:semiHidden="1" w:unhideWhenUsed="1"/>
     <w:lsdException w:name="index 9" w:semiHidden="1" w:unhideWhenUsed="1"/>
-    <w:lsdException w:name="toc 1" w:uiPriority="39" w:semiHidden="1" w:unhideWhenUsed="1"/>
-    <w:lsdException w:name="toc 2" w:uiPriority="39" w:semiHidden="1" w:unhideWhenUsed="1"/>
-    <w:lsdException w:name="toc 3" w:uiPriority="39" w:semiHidden="1" w:unhideWhenUsed="1"/>
-    <w:lsdException w:name="toc 4" w:uiPriority="39" w:semiHidden="1" w:unhideWhenUsed="1"/>
-    <w:lsdException w:name="toc 5" w:uiPriority="39" w:semiHidden="1" w:unhideWhenUsed="1"/>
-    <w:lsdException w:name="toc 6" w:uiPriority="39" w:semiHidden="1" w:unhideWhenUsed="1"/>
-    <w:lsdException w:name="toc 7" w:uiPriority="39" w:semiHidden="1" w:unhideWhenUsed="1"/>
-    <w:lsdException w:name="toc 8" w:uiPriority="39" w:semiHidden="1" w:unhideWhenUsed="1"/>
-    <w:lsdException w:name="toc 9" w:uiPriority="39" w:semiHidden="1" w:unhideWhenUsed="1"/>
+    <w:lsdException w:name="toc 1" w:semiHidden="1" w:uiPriority="39" w:unhideWhenUsed="1"/>
+    <w:lsdException w:name="toc 2" w:semiHidden="1" w:uiPriority="39" w:unhideWhenUsed="1"/>
+    <w:lsdException w:name="toc 3" w:semiHidden="1" w:uiPriority="39" w:unhideWhenUsed="1"/>
+    <w:lsdException w:name="toc 4" w:semiHidden="1" w:uiPriority="39" w:unhideWhenUsed="1"/>
+    <w:lsdException w:name="toc 5" w:semiHidden="1" w:uiPriority="39" w:unhideWhenUsed="1"/>
+    <w:lsdException w:name="toc 6" w:semiHidden="1" w:uiPriority="39" w:unhideWhenUsed="1"/>
+    <w:lsdException w:name="toc 7" w:semiHidden="1" w:uiPriority="39" w:unhideWhenUsed="1"/>
+    <w:lsdException w:name="toc 8" w:semiHidden="1" w:uiPriority="39" w:unhideWhenUsed="1"/>
+    <w:lsdException w:name="toc 9" w:semiHidden="1" w:uiPriority="39" w:unhideWhenUsed="1"/>
     <w:lsdException w:name="Normal Indent" w:semiHidden="1" w:unhideWhenUsed="1"/>
     <w:lsdException w:name="footnote text" w:semiHidden="1" w:unhideWhenUsed="1"/>
     <w:lsdException w:name="annotation text" w:semiHidden="1" w:unhideWhenUsed="1"/>
     <w:lsdException w:name="header" w:semiHidden="1" w:unhideWhenUsed="1"/>
     <w:lsdException w:name="footer" w:semiHidden="1" w:unhideWhenUsed="1"/>
     <w:lsdException w:name="index heading" w:semiHidden="1" w:unhideWhenUsed="1"/>
-    <w:lsdException w:name="caption" w:uiPriority="35" w:semiHidden="1" w:unhideWhenUsed="1" w:qFormat="1"/>
+    <w:lsdException w:name="caption" w:semiHidden="1" w:uiPriority="35" w:unhideWhenUsed="1" w:qFormat="1"/>
     <w:lsdException w:name="table of figures" w:semiHidden="1" w:unhideWhenUsed="1"/>
     <w:lsdException w:name="envelope address" w:semiHidden="1" w:unhideWhenUsed="1"/>
     <w:lsdException w:name="envelope return" w:semiHidden="1" w:unhideWhenUsed="1"/>
@@ -12714,7 +12779,7 @@
     <w:lsdException w:name="Title" w:uiPriority="10" w:qFormat="1"/>
     <w:lsdException w:name="Closing" w:semiHidden="1" w:unhideWhenUsed="1"/>
     <w:lsdException w:name="Signature" w:semiHidden="1" w:unhideWhenUsed="1"/>
-    <w:lsdException w:name="Default Paragraph Font" w:uiPriority="1" w:semiHidden="1" w:unhideWhenUsed="1"/>
+    <w:lsdException w:name="Default Paragraph Font" w:semiHidden="1" w:uiPriority="1" w:unhideWhenUsed="1"/>
     <w:lsdException w:name="Body Text" w:semiHidden="1" w:unhideWhenUsed="1"/>
     <w:lsdException w:name="Body Text Indent" w:semiHidden="1" w:unhideWhenUsed="1"/>
     <w:lsdException w:name="List Continue" w:semiHidden="1" w:unhideWhenUsed="1"/>
@@ -12914,8 +12979,8 @@
     <w:lsdException w:name="Subtle Reference" w:uiPriority="31" w:qFormat="1"/>
     <w:lsdException w:name="Intense Reference" w:uiPriority="32" w:qFormat="1"/>
     <w:lsdException w:name="Book Title" w:uiPriority="33" w:qFormat="1"/>
-    <w:lsdException w:name="Bibliography" w:uiPriority="37" w:semiHidden="1" w:unhideWhenUsed="1"/>
-    <w:lsdException w:name="TOC Heading" w:uiPriority="39" w:semiHidden="1" w:unhideWhenUsed="1" w:qFormat="1"/>
+    <w:lsdException w:name="Bibliography" w:semiHidden="1" w:uiPriority="37" w:unhideWhenUsed="1"/>
+    <w:lsdException w:name="TOC Heading" w:semiHidden="1" w:uiPriority="39" w:unhideWhenUsed="1" w:qFormat="1"/>
     <w:lsdException w:name="Plain Table 1" w:uiPriority="41"/>
     <w:lsdException w:name="Plain Table 2" w:uiPriority="42"/>
     <w:lsdException w:name="Plain Table 3" w:uiPriority="43"/>
@@ -13026,16 +13091,16 @@
     <w:lsdException w:name="Unresolved Mention" w:semiHidden="1" w:unhideWhenUsed="1"/>
     <w:lsdException w:name="Smart Link" w:semiHidden="1" w:unhideWhenUsed="1"/>
   </w:latentStyles>
-  <w:style w:type="paragraph" w:styleId="Normal" w:default="1">
+  <w:style w:type="paragraph" w:default="1" w:styleId="Normal">
     <w:name w:val="Normal"/>
     <w:uiPriority w:val="1"/>
     <w:qFormat/>
     <w:rPr>
-      <w:rFonts w:ascii="Calibri" w:hAnsi="Calibri" w:eastAsia="Calibri" w:cs="Calibri"/>
+      <w:rFonts w:ascii="Calibri" w:eastAsia="Calibri" w:hAnsi="Calibri" w:cs="Calibri"/>
       <w:lang w:val="es-ES"/>
     </w:rPr>
   </w:style>
-  <w:style w:type="paragraph" w:styleId="Heading1">
+  <w:style w:type="paragraph" w:styleId="Ttulo1">
     <w:name w:val="heading 1"/>
     <w:basedOn w:val="Normal"/>
     <w:uiPriority w:val="1"/>
@@ -13051,7 +13116,7 @@
       <w:szCs w:val="32"/>
     </w:rPr>
   </w:style>
-  <w:style w:type="paragraph" w:styleId="Heading2">
+  <w:style w:type="paragraph" w:styleId="Ttulo2">
     <w:name w:val="heading 2"/>
     <w:basedOn w:val="Normal"/>
     <w:uiPriority w:val="1"/>
@@ -13067,7 +13132,7 @@
       <w:szCs w:val="28"/>
     </w:rPr>
   </w:style>
-  <w:style w:type="paragraph" w:styleId="Heading3">
+  <w:style w:type="paragraph" w:styleId="Ttulo3">
     <w:name w:val="heading 3"/>
     <w:basedOn w:val="Normal"/>
     <w:uiPriority w:val="1"/>
@@ -13084,11 +13149,11 @@
       <w:szCs w:val="24"/>
     </w:rPr>
   </w:style>
-  <w:style w:type="paragraph" w:styleId="Heading4">
+  <w:style w:type="paragraph" w:styleId="Ttulo4">
     <w:name w:val="heading 4"/>
     <w:basedOn w:val="Normal"/>
     <w:next w:val="Normal"/>
-    <w:link w:val="Heading4Char"/>
+    <w:link w:val="Ttulo4Car"/>
     <w:uiPriority w:val="9"/>
     <w:semiHidden/>
     <w:unhideWhenUsed/>
@@ -13101,19 +13166,19 @@
       <w:outlineLvl w:val="3"/>
     </w:pPr>
     <w:rPr>
-      <w:rFonts w:asciiTheme="majorHAnsi" w:hAnsiTheme="majorHAnsi" w:eastAsiaTheme="majorEastAsia" w:cstheme="majorBidi"/>
+      <w:rFonts w:asciiTheme="majorHAnsi" w:eastAsiaTheme="majorEastAsia" w:hAnsiTheme="majorHAnsi" w:cstheme="majorBidi"/>
       <w:i/>
       <w:iCs/>
       <w:color w:val="365F91" w:themeColor="accent1" w:themeShade="BF"/>
     </w:rPr>
   </w:style>
-  <w:style w:type="character" w:styleId="DefaultParagraphFont" w:default="1">
+  <w:style w:type="character" w:default="1" w:styleId="Fuentedeprrafopredeter">
     <w:name w:val="Default Paragraph Font"/>
     <w:uiPriority w:val="1"/>
     <w:semiHidden/>
     <w:unhideWhenUsed/>
   </w:style>
-  <w:style w:type="table" w:styleId="TableNormal" w:default="1">
+  <w:style w:type="table" w:default="1" w:styleId="Tablanormal">
     <w:name w:val="Normal Table"/>
     <w:uiPriority w:val="99"/>
     <w:semiHidden/>
@@ -13128,13 +13193,13 @@
       </w:tblCellMar>
     </w:tblPr>
   </w:style>
-  <w:style w:type="numbering" w:styleId="NoList" w:default="1">
+  <w:style w:type="numbering" w:default="1" w:styleId="Sinlista">
     <w:name w:val="No List"/>
     <w:uiPriority w:val="99"/>
     <w:semiHidden/>
     <w:unhideWhenUsed/>
   </w:style>
-  <w:style w:type="table" w:styleId="NormalTable0" w:customStyle="1">
+  <w:style w:type="table" w:customStyle="1" w:styleId="NormalTable0">
     <w:name w:val="Normal Table0"/>
     <w:uiPriority w:val="2"/>
     <w:semiHidden/>
@@ -13150,7 +13215,7 @@
       </w:tblCellMar>
     </w:tblPr>
   </w:style>
-  <w:style w:type="paragraph" w:styleId="BodyText">
+  <w:style w:type="paragraph" w:styleId="Textoindependiente">
     <w:name w:val="Body Text"/>
     <w:basedOn w:val="Normal"/>
     <w:uiPriority w:val="1"/>
@@ -13160,7 +13225,7 @@
       <w:szCs w:val="24"/>
     </w:rPr>
   </w:style>
-  <w:style w:type="paragraph" w:styleId="ListParagraph">
+  <w:style w:type="paragraph" w:styleId="Prrafodelista">
     <w:name w:val="List Paragraph"/>
     <w:basedOn w:val="Normal"/>
     <w:uiPriority w:val="34"/>
@@ -13169,16 +13234,16 @@
       <w:ind w:left="1853" w:hanging="361"/>
     </w:pPr>
   </w:style>
-  <w:style w:type="paragraph" w:styleId="TableParagraph" w:customStyle="1">
+  <w:style w:type="paragraph" w:customStyle="1" w:styleId="TableParagraph">
     <w:name w:val="Table Paragraph"/>
     <w:basedOn w:val="Normal"/>
     <w:uiPriority w:val="1"/>
     <w:qFormat/>
   </w:style>
-  <w:style w:type="paragraph" w:styleId="Header">
+  <w:style w:type="paragraph" w:styleId="Encabezado">
     <w:name w:val="header"/>
     <w:basedOn w:val="Normal"/>
-    <w:link w:val="HeaderChar"/>
+    <w:link w:val="EncabezadoCar"/>
     <w:uiPriority w:val="99"/>
     <w:unhideWhenUsed/>
     <w:rsid w:val="003D2E89"/>
@@ -13189,21 +13254,21 @@
       </w:tabs>
     </w:pPr>
   </w:style>
-  <w:style w:type="character" w:styleId="HeaderChar" w:customStyle="1">
-    <w:name w:val="Header Char"/>
-    <w:basedOn w:val="DefaultParagraphFont"/>
-    <w:link w:val="Header"/>
+  <w:style w:type="character" w:customStyle="1" w:styleId="EncabezadoCar">
+    <w:name w:val="Encabezado Car"/>
+    <w:basedOn w:val="Fuentedeprrafopredeter"/>
+    <w:link w:val="Encabezado"/>
     <w:uiPriority w:val="99"/>
     <w:rsid w:val="003D2E89"/>
     <w:rPr>
-      <w:rFonts w:ascii="Calibri" w:hAnsi="Calibri" w:eastAsia="Calibri" w:cs="Calibri"/>
+      <w:rFonts w:ascii="Calibri" w:eastAsia="Calibri" w:hAnsi="Calibri" w:cs="Calibri"/>
       <w:lang w:val="es-ES"/>
     </w:rPr>
   </w:style>
-  <w:style w:type="paragraph" w:styleId="Footer">
+  <w:style w:type="paragraph" w:styleId="Piedepgina">
     <w:name w:val="footer"/>
     <w:basedOn w:val="Normal"/>
-    <w:link w:val="FooterChar"/>
+    <w:link w:val="PiedepginaCar"/>
     <w:uiPriority w:val="99"/>
     <w:unhideWhenUsed/>
     <w:rsid w:val="003D2E89"/>
@@ -13214,44 +13279,44 @@
       </w:tabs>
     </w:pPr>
   </w:style>
-  <w:style w:type="character" w:styleId="FooterChar" w:customStyle="1">
-    <w:name w:val="Footer Char"/>
-    <w:basedOn w:val="DefaultParagraphFont"/>
-    <w:link w:val="Footer"/>
+  <w:style w:type="character" w:customStyle="1" w:styleId="PiedepginaCar">
+    <w:name w:val="Pie de página Car"/>
+    <w:basedOn w:val="Fuentedeprrafopredeter"/>
+    <w:link w:val="Piedepgina"/>
     <w:uiPriority w:val="99"/>
     <w:rsid w:val="003D2E89"/>
     <w:rPr>
-      <w:rFonts w:ascii="Calibri" w:hAnsi="Calibri" w:eastAsia="Calibri" w:cs="Calibri"/>
+      <w:rFonts w:ascii="Calibri" w:eastAsia="Calibri" w:hAnsi="Calibri" w:cs="Calibri"/>
       <w:lang w:val="es-ES"/>
     </w:rPr>
   </w:style>
-  <w:style w:type="table" w:styleId="TableGrid">
+  <w:style w:type="table" w:styleId="Tablaconcuadrcula">
     <w:name w:val="Table Grid"/>
-    <w:basedOn w:val="TableNormal"/>
+    <w:basedOn w:val="Tablanormal"/>
     <w:uiPriority w:val="39"/>
     <w:rsid w:val="00A86F49"/>
     <w:tblPr>
       <w:tblBorders>
-        <w:top w:val="single" w:color="auto" w:sz="4" w:space="0"/>
-        <w:left w:val="single" w:color="auto" w:sz="4" w:space="0"/>
-        <w:bottom w:val="single" w:color="auto" w:sz="4" w:space="0"/>
-        <w:right w:val="single" w:color="auto" w:sz="4" w:space="0"/>
-        <w:insideH w:val="single" w:color="auto" w:sz="4" w:space="0"/>
-        <w:insideV w:val="single" w:color="auto" w:sz="4" w:space="0"/>
+        <w:top w:val="single" w:sz="4" w:space="0" w:color="auto"/>
+        <w:left w:val="single" w:sz="4" w:space="0" w:color="auto"/>
+        <w:bottom w:val="single" w:sz="4" w:space="0" w:color="auto"/>
+        <w:right w:val="single" w:sz="4" w:space="0" w:color="auto"/>
+        <w:insideH w:val="single" w:sz="4" w:space="0" w:color="auto"/>
+        <w:insideV w:val="single" w:sz="4" w:space="0" w:color="auto"/>
       </w:tblBorders>
     </w:tblPr>
   </w:style>
-  <w:style w:type="table" w:styleId="PlainTable2">
+  <w:style w:type="table" w:styleId="Tablanormal2">
     <w:name w:val="Plain Table 2"/>
-    <w:basedOn w:val="TableNormal"/>
+    <w:basedOn w:val="Tablanormal"/>
     <w:uiPriority w:val="42"/>
     <w:rsid w:val="00A86F49"/>
     <w:tblPr>
       <w:tblStyleRowBandSize w:val="1"/>
       <w:tblStyleColBandSize w:val="1"/>
       <w:tblBorders>
-        <w:top w:val="single" w:color="7F7F7F" w:themeColor="text1" w:themeTint="80" w:sz="4" w:space="0"/>
-        <w:bottom w:val="single" w:color="7F7F7F" w:themeColor="text1" w:themeTint="80" w:sz="4" w:space="0"/>
+        <w:top w:val="single" w:sz="4" w:space="0" w:color="7F7F7F" w:themeColor="text1" w:themeTint="80"/>
+        <w:bottom w:val="single" w:sz="4" w:space="0" w:color="7F7F7F" w:themeColor="text1" w:themeTint="80"/>
       </w:tblBorders>
     </w:tblPr>
     <w:tblStylePr w:type="firstRow">
@@ -13262,7 +13327,7 @@
       <w:tblPr/>
       <w:tcPr>
         <w:tcBorders>
-          <w:bottom w:val="single" w:color="7F7F7F" w:themeColor="text1" w:themeTint="80" w:sz="4" w:space="0"/>
+          <w:bottom w:val="single" w:sz="4" w:space="0" w:color="7F7F7F" w:themeColor="text1" w:themeTint="80"/>
         </w:tcBorders>
       </w:tcPr>
     </w:tblStylePr>
@@ -13274,7 +13339,7 @@
       <w:tblPr/>
       <w:tcPr>
         <w:tcBorders>
-          <w:top w:val="single" w:color="7F7F7F" w:themeColor="text1" w:themeTint="80" w:sz="4" w:space="0"/>
+          <w:top w:val="single" w:sz="4" w:space="0" w:color="7F7F7F" w:themeColor="text1" w:themeTint="80"/>
         </w:tcBorders>
       </w:tcPr>
     </w:tblStylePr>
@@ -13294,8 +13359,8 @@
       <w:tblPr/>
       <w:tcPr>
         <w:tcBorders>
-          <w:left w:val="single" w:color="7F7F7F" w:themeColor="text1" w:themeTint="80" w:sz="4" w:space="0"/>
-          <w:right w:val="single" w:color="7F7F7F" w:themeColor="text1" w:themeTint="80" w:sz="4" w:space="0"/>
+          <w:left w:val="single" w:sz="4" w:space="0" w:color="7F7F7F" w:themeColor="text1" w:themeTint="80"/>
+          <w:right w:val="single" w:sz="4" w:space="0" w:color="7F7F7F" w:themeColor="text1" w:themeTint="80"/>
         </w:tcBorders>
       </w:tcPr>
     </w:tblStylePr>
@@ -13303,8 +13368,8 @@
       <w:tblPr/>
       <w:tcPr>
         <w:tcBorders>
-          <w:left w:val="single" w:color="7F7F7F" w:themeColor="text1" w:themeTint="80" w:sz="4" w:space="0"/>
-          <w:right w:val="single" w:color="7F7F7F" w:themeColor="text1" w:themeTint="80" w:sz="4" w:space="0"/>
+          <w:left w:val="single" w:sz="4" w:space="0" w:color="7F7F7F" w:themeColor="text1" w:themeTint="80"/>
+          <w:right w:val="single" w:sz="4" w:space="0" w:color="7F7F7F" w:themeColor="text1" w:themeTint="80"/>
         </w:tcBorders>
       </w:tcPr>
     </w:tblStylePr>
@@ -13312,28 +13377,28 @@
       <w:tblPr/>
       <w:tcPr>
         <w:tcBorders>
-          <w:top w:val="single" w:color="7F7F7F" w:themeColor="text1" w:themeTint="80" w:sz="4" w:space="0"/>
-          <w:bottom w:val="single" w:color="7F7F7F" w:themeColor="text1" w:themeTint="80" w:sz="4" w:space="0"/>
+          <w:top w:val="single" w:sz="4" w:space="0" w:color="7F7F7F" w:themeColor="text1" w:themeTint="80"/>
+          <w:bottom w:val="single" w:sz="4" w:space="0" w:color="7F7F7F" w:themeColor="text1" w:themeTint="80"/>
         </w:tcBorders>
       </w:tcPr>
     </w:tblStylePr>
   </w:style>
-  <w:style w:type="character" w:styleId="Heading4Char" w:customStyle="1">
-    <w:name w:val="Heading 4 Char"/>
-    <w:basedOn w:val="DefaultParagraphFont"/>
-    <w:link w:val="Heading4"/>
+  <w:style w:type="character" w:customStyle="1" w:styleId="Ttulo4Car">
+    <w:name w:val="Título 4 Car"/>
+    <w:basedOn w:val="Fuentedeprrafopredeter"/>
+    <w:link w:val="Ttulo4"/>
     <w:uiPriority w:val="9"/>
     <w:semiHidden/>
     <w:rsid w:val="00BC1244"/>
     <w:rPr>
-      <w:rFonts w:asciiTheme="majorHAnsi" w:hAnsiTheme="majorHAnsi" w:eastAsiaTheme="majorEastAsia" w:cstheme="majorBidi"/>
+      <w:rFonts w:asciiTheme="majorHAnsi" w:eastAsiaTheme="majorEastAsia" w:hAnsiTheme="majorHAnsi" w:cstheme="majorBidi"/>
       <w:i/>
       <w:iCs/>
       <w:color w:val="365F91" w:themeColor="accent1" w:themeShade="BF"/>
       <w:lang w:val="es-ES"/>
     </w:rPr>
   </w:style>
-  <w:style w:type="paragraph" w:styleId="paragraph" w:customStyle="1">
+  <w:style w:type="paragraph" w:customStyle="1" w:styleId="paragraph">
     <w:name w:val="paragraph"/>
     <w:basedOn w:val="Normal"/>
     <w:rsid w:val="00D54636"/>
@@ -13344,23 +13409,23 @@
       <w:spacing w:before="100" w:beforeAutospacing="1" w:after="100" w:afterAutospacing="1"/>
     </w:pPr>
     <w:rPr>
-      <w:rFonts w:ascii="Times New Roman" w:hAnsi="Times New Roman" w:eastAsia="Times New Roman" w:cs="Times New Roman"/>
+      <w:rFonts w:ascii="Times New Roman" w:eastAsia="Times New Roman" w:hAnsi="Times New Roman" w:cs="Times New Roman"/>
       <w:sz w:val="24"/>
       <w:szCs w:val="24"/>
       <w:lang w:eastAsia="es-ES"/>
     </w:rPr>
   </w:style>
-  <w:style w:type="character" w:styleId="normaltextrun" w:customStyle="1">
+  <w:style w:type="character" w:customStyle="1" w:styleId="normaltextrun">
     <w:name w:val="normaltextrun"/>
-    <w:basedOn w:val="DefaultParagraphFont"/>
+    <w:basedOn w:val="Fuentedeprrafopredeter"/>
     <w:rsid w:val="00D54636"/>
   </w:style>
-  <w:style w:type="character" w:styleId="eop" w:customStyle="1">
+  <w:style w:type="character" w:customStyle="1" w:styleId="eop">
     <w:name w:val="eop"/>
-    <w:basedOn w:val="DefaultParagraphFont"/>
+    <w:basedOn w:val="Fuentedeprrafopredeter"/>
     <w:rsid w:val="00D54636"/>
   </w:style>
-  <w:style w:type="paragraph" w:styleId="msonormal0" w:customStyle="1">
+  <w:style w:type="paragraph" w:customStyle="1" w:styleId="msonormal0">
     <w:name w:val="msonormal"/>
     <w:basedOn w:val="Normal"/>
     <w:rsid w:val="00956FE5"/>
@@ -13371,15 +13436,15 @@
       <w:spacing w:before="100" w:beforeAutospacing="1" w:after="100" w:afterAutospacing="1"/>
     </w:pPr>
     <w:rPr>
-      <w:rFonts w:ascii="Times New Roman" w:hAnsi="Times New Roman" w:eastAsia="Times New Roman" w:cs="Times New Roman"/>
+      <w:rFonts w:ascii="Times New Roman" w:eastAsia="Times New Roman" w:hAnsi="Times New Roman" w:cs="Times New Roman"/>
       <w:sz w:val="24"/>
       <w:szCs w:val="24"/>
       <w:lang w:eastAsia="es-ES"/>
     </w:rPr>
   </w:style>
-  <w:style w:type="character" w:styleId="textrun" w:customStyle="1">
+  <w:style w:type="character" w:customStyle="1" w:styleId="textrun">
     <w:name w:val="textrun"/>
-    <w:basedOn w:val="DefaultParagraphFont"/>
+    <w:basedOn w:val="Fuentedeprrafopredeter"/>
     <w:rsid w:val="00956FE5"/>
   </w:style>
 </w:styles>

--- a/public/plantilla-empleo-sin-barreras.docx
+++ b/public/plantilla-empleo-sin-barreras.docx
@@ -7661,7 +7661,7 @@
         </w:tcPr>
         <w:p>
           <w:pPr>
-            <w:jc w:val="right"/>
+            <w:jc w:val="center"/>
             <w:rPr>
               <w:color w:val="6B7280"/>
             </w:rPr>
@@ -9080,6 +9080,7 @@
   <w:style w:type="character" w:default="1" w:styleId="Fuentedeprrafopredeter">
     <w:name w:val="Default Paragraph Font"/>
     <w:uiPriority w:val="1"/>
+    <w:semiHidden/>
     <w:unhideWhenUsed/>
   </w:style>
   <w:style w:type="table" w:default="1" w:styleId="Tablanormal">
